--- a/skills/phong-dieu-duong/assets/nd30-mau-1.6-cong-dien.docx
+++ b/skills/phong-dieu-duong/assets/nd30-mau-1.6-cong-dien.docx
@@ -1,5 +1,57 @@
 
-<file path=word/document.xml><?xml version="1.0" encoding="utf-8"?>
+<file path=./[Content_Types].xml><?xml version="1.0" encoding="utf-8"?>
+<Types xmlns="http://schemas.openxmlformats.org/package/2006/content-types">
+  <Default Extension="fntdata" ContentType="application/x-fontdata"/>
+  <Default Extension="jpeg" ContentType="image/jpeg"/>
+  <Default Extension="png" ContentType="image/png"/>
+  <Default Extension="rels" ContentType="application/vnd.openxmlformats-package.relationships+xml"/>
+  <Default Extension="xml" ContentType="application/xml"/>
+  <Override PartName="/word/document.xml" ContentType="application/vnd.openxmlformats-officedocument.wordprocessingml.document.main+xml"/>
+  <Override PartName="/word/styles.xml" ContentType="application/vnd.openxmlformats-officedocument.wordprocessingml.styles+xml"/>
+  <Override PartName="/word/numbering.xml" ContentType="application/vnd.openxmlformats-officedocument.wordprocessingml.numbering+xml"/>
+  <Override PartName="/word/settings.xml" ContentType="application/vnd.openxmlformats-officedocument.wordprocessingml.settings+xml"/>
+  <Override PartName="/word/fontTable.xml" ContentType="application/vnd.openxmlformats-officedocument.wordprocessingml.fontTable+xml"/>
+  <Override PartName="/word/theme/theme1.xml" ContentType="application/vnd.openxmlformats-officedocument.theme+xml"/>
+  <Override PartName="/docProps/custom.xml" ContentType="application/vnd.openxmlformats-officedocument.custom-properties+xml"/>
+  <Override PartName="/docProps/core.xml" ContentType="application/vnd.openxmlformats-package.core-properties+xml"/>
+  <Override PartName="/docProps/app.xml" ContentType="application/vnd.openxmlformats-officedocument.extended-properties+xml"/>
+</Types>
+</file>
+
+<file path=./docProps/app.xml><?xml version="1.0" encoding="utf-8"?>
+<Properties xmlns="http://schemas.openxmlformats.org/officeDocument/2006/extended-properties" xmlns:vt="http://schemas.openxmlformats.org/officeDocument/2006/docPropsVTypes">
+  <Template>Normal</Template>
+  <TotalTime>157</TotalTime>
+  <Application>LibreOffice/26.2.4.2$Windows_X86_64 LibreOffice_project/0229ac93fcf0d7cbc6376066c6f35021cef002dc</Application>
+  <AppVersion>15.0000</AppVersion>
+</Properties>
+</file>
+
+<file path=./docProps/core.xml><?xml version="1.0" encoding="utf-8"?>
+<cp:coreProperties xmlns:cp="http://schemas.openxmlformats.org/package/2006/metadata/core-properties" xmlns:dc="http://purl.org/dc/elements/1.1/" xmlns:dcterms="http://purl.org/dc/terms/" xmlns:dcmitype="http://purl.org/dc/dcmitype/" xmlns:xsi="http://www.w3.org/2001/XMLSchema-instance">
+  <dcterms:created xsi:type="dcterms:W3CDTF">2020-03-13T13:22:00Z</dcterms:created>
+  <dc:creator>congbao</dc:creator>
+  <dc:description/>
+  <cp:keywords/>
+  <dc:language>en-US</dc:language>
+  <cp:lastModifiedBy>PC</cp:lastModifiedBy>
+  <cp:lastPrinted>2020-03-14T11:13:00Z</cp:lastPrinted>
+  <dcterms:modified xsi:type="dcterms:W3CDTF">2020-11-10T13:59:00Z</dcterms:modified>
+  <cp:revision>72</cp:revision>
+  <dc:subject/>
+  <dc:title>Số 215 + 216                                                                  Ngày 08 tháng 3 năm 2007</dc:title>
+</cp:coreProperties>
+</file>
+
+<file path=./docProps/custom.xml><?xml version="1.0" encoding="utf-8"?>
+<Properties xmlns="http://schemas.openxmlformats.org/officeDocument/2006/custom-properties" xmlns:vt="http://schemas.openxmlformats.org/officeDocument/2006/docPropsVTypes">
+  <property fmtid="{D5CDD505-2E9C-101B-9397-08002B2CF9AE}" pid="2" name="MTEquationNumber2">
+    <vt:lpwstr>(#S1.#E1)</vt:lpwstr>
+  </property>
+</Properties>
+</file>
+
+<file path=./word/document.xml><?xml version="1.0" encoding="utf-8"?>
 <w:document xmlns:o="urn:schemas-microsoft-com:office:office" xmlns:r="http://schemas.openxmlformats.org/officeDocument/2006/relationships" xmlns:v="urn:schemas-microsoft-com:vml" xmlns:w="http://schemas.openxmlformats.org/wordprocessingml/2006/main" xmlns:w10="urn:schemas-microsoft-com:office:word" xmlns:wp="http://schemas.openxmlformats.org/drawingml/2006/wordprocessingDrawing" xmlns:pic="http://schemas.openxmlformats.org/drawingml/2006/picture" xmlns:wps="http://schemas.microsoft.com/office/word/2010/wordprocessingShape" xmlns:wpg="http://schemas.microsoft.com/office/word/2010/wordprocessingGroup" xmlns:mc="http://schemas.openxmlformats.org/markup-compatibility/2006" xmlns:wp14="http://schemas.microsoft.com/office/word/2010/wordprocessingDrawing" xmlns:w14="http://schemas.microsoft.com/office/word/2010/wordml" xmlns:w15="http://schemas.microsoft.com/office/word/2012/wordml">
   <w:body>
     <w:tbl>
@@ -1650,7 +1702,261 @@
 </w:document>
 </file>
 
-<file path=word/numbering.xml><?xml version="1.0" encoding="utf-8"?>
+<file path=./word/fontTable.xml><?xml version="1.0" encoding="utf-8"?>
+<w:fonts xmlns:w="http://schemas.openxmlformats.org/wordprocessingml/2006/main" xmlns:r="http://schemas.openxmlformats.org/officeDocument/2006/relationships">
+  <w:font w:name="Times New Roman">
+    <w:family w:val="roman"/>
+    <w:pitch w:val="variable"/>
+  </w:font>
+  <w:font w:name="Symbol">
+    <w:family w:val="roman"/>
+    <w:pitch w:val="variable"/>
+  </w:font>
+  <w:font w:name="Arial">
+    <w:family w:val="swiss"/>
+    <w:pitch w:val="variable"/>
+  </w:font>
+  <w:font w:name="Liberation Serif">
+    <w:altName w:val="Times New Roman"/>
+    <w:family w:val="roman"/>
+    <w:pitch w:val="variable"/>
+  </w:font>
+  <w:font w:name=".VnTimeH">
+    <w:altName w:val="Courier New"/>
+    <w:family w:val="swiss"/>
+    <w:pitch w:val="variable"/>
+  </w:font>
+  <w:font w:name=".VnTime">
+    <w:altName w:val="Courier New"/>
+    <w:family w:val="swiss"/>
+    <w:pitch w:val="variable"/>
+  </w:font>
+  <w:font w:name="Courier New">
+    <w:family w:val="modern"/>
+    <w:pitch w:val="default"/>
+  </w:font>
+  <w:font w:name="Wingdings">
+    <w:family w:val="auto"/>
+    <w:pitch w:val="variable"/>
+  </w:font>
+  <w:font w:name="Tahoma">
+    <w:family w:val="swiss"/>
+    <w:pitch w:val="variable"/>
+  </w:font>
+  <w:font w:name="Calibri">
+    <w:family w:val="swiss"/>
+    <w:pitch w:val="variable"/>
+  </w:font>
+  <w:font w:name="VNI-Times">
+    <w:family w:val="auto"/>
+    <w:pitch w:val="variable"/>
+  </w:font>
+  <w:font w:name=".VnAvant">
+    <w:altName w:val="Courier New"/>
+    <w:family w:val="swiss"/>
+    <w:pitch w:val="variable"/>
+  </w:font>
+  <w:font w:name="Muc mon">
+    <w:altName w:val="Times New Roman"/>
+    <w:family w:val="roman"/>
+    <w:pitch w:val="default"/>
+  </w:font>
+  <w:font w:name=".VnCourier NewH">
+    <w:altName w:val="Courier New"/>
+    <w:family w:val="roman"/>
+    <w:pitch w:val="variable"/>
+  </w:font>
+  <w:font w:name=".VnGothic">
+    <w:altName w:val="Courier New"/>
+    <w:family w:val="swiss"/>
+    <w:pitch w:val="variable"/>
+  </w:font>
+  <w:font w:name=".VnCentury Schoolbook">
+    <w:altName w:val="Courier New"/>
+    <w:family w:val="swiss"/>
+    <w:pitch w:val="variable"/>
+  </w:font>
+  <w:font w:name=".VnAvantH">
+    <w:altName w:val="Courier New"/>
+    <w:family w:val="swiss"/>
+    <w:pitch w:val="variable"/>
+  </w:font>
+  <w:font w:name=".VnCentury SchoolbookH">
+    <w:altName w:val="Courier New"/>
+    <w:family w:val="swiss"/>
+    <w:pitch w:val="variable"/>
+  </w:font>
+  <w:font w:name=".VnHelvetIns">
+    <w:altName w:val="Courier New"/>
+    <w:family w:val="swiss"/>
+    <w:pitch w:val="variable"/>
+  </w:font>
+  <w:font w:name=".VnArial">
+    <w:altName w:val="Courier New"/>
+    <w:family w:val="swiss"/>
+    <w:pitch w:val="variable"/>
+  </w:font>
+  <w:font w:name=".VnHelvetInsH">
+    <w:altName w:val="Courier New"/>
+    <w:family w:val="swiss"/>
+    <w:pitch w:val="variable"/>
+  </w:font>
+  <w:font w:name=".VnArialH">
+    <w:altName w:val="Courier New"/>
+    <w:family w:val="swiss"/>
+    <w:pitch w:val="variable"/>
+  </w:font>
+  <w:font w:name="Arial Unicode MS">
+    <w:family w:val="swiss"/>
+    <w:pitch w:val="variable"/>
+  </w:font>
+  <w:font w:name="Cambria">
+    <w:family w:val="roman"/>
+    <w:pitch w:val="variable"/>
+  </w:font>
+  <w:font w:name="Verdana">
+    <w:family w:val="swiss"/>
+    <w:pitch w:val="variable"/>
+  </w:font>
+  <w:font w:name="Arial Narrow">
+    <w:family w:val="swiss"/>
+    <w:pitch w:val="variable"/>
+  </w:font>
+  <w:font w:name="Consolas">
+    <w:family w:val="modern"/>
+    <w:pitch w:val="default"/>
+  </w:font>
+  <w:font w:name="Microsoft Sans Serif">
+    <w:family w:val="swiss"/>
+    <w:pitch w:val="variable"/>
+  </w:font>
+  <w:font w:name="Arial Black">
+    <w:family w:val="swiss"/>
+    <w:pitch w:val="variable"/>
+  </w:font>
+  <w:font w:name="Trebuchet MS">
+    <w:family w:val="swiss"/>
+    <w:pitch w:val="variable"/>
+  </w:font>
+  <w:font w:name="Century Gothic">
+    <w:family w:val="swiss"/>
+    <w:pitch w:val="variable"/>
+  </w:font>
+  <w:font w:name="Garamond">
+    <w:family w:val="roman"/>
+    <w:pitch w:val="variable"/>
+  </w:font>
+  <w:font w:name="Georgia">
+    <w:family w:val="roman"/>
+    <w:pitch w:val="variable"/>
+  </w:font>
+  <w:font w:name="Calibri Light">
+    <w:family w:val="swiss"/>
+    <w:pitch w:val="variable"/>
+  </w:font>
+  <w:font w:name="VNTime">
+    <w:family w:val="auto"/>
+    <w:pitch w:val="variable"/>
+  </w:font>
+  <w:font w:name="Times New Roman Bold">
+    <w:altName w:val="Times New Roman"/>
+    <w:family w:val="roman"/>
+    <w:pitch w:val="default"/>
+  </w:font>
+  <w:font w:name="PdTime">
+    <w:altName w:val="Arial Narrow"/>
+    <w:family w:val="swiss"/>
+    <w:pitch w:val="variable"/>
+  </w:font>
+  <w:font w:name=".VnArial Narrow">
+    <w:altName w:val="Courier New"/>
+    <w:family w:val="swiss"/>
+    <w:pitch w:val="variable"/>
+  </w:font>
+  <w:font w:name="Arial">
+    <w:family w:val="swiss"/>
+    <w:pitch w:val="default"/>
+  </w:font>
+  <w:font w:name="PdTimeH">
+    <w:altName w:val="Arial Narrow"/>
+    <w:family w:val="swiss"/>
+    <w:pitch w:val="variable"/>
+  </w:font>
+  <w:font w:name=".VnVogue">
+    <w:altName w:val="Courier New"/>
+    <w:family w:val="swiss"/>
+    <w:pitch w:val="variable"/>
+  </w:font>
+  <w:font w:name=".VnBlackH">
+    <w:altName w:val="Courier New"/>
+    <w:family w:val="swiss"/>
+    <w:pitch w:val="variable"/>
+  </w:font>
+  <w:font w:name="VnHelveticaU">
+    <w:family w:val="swiss"/>
+    <w:pitch w:val="variable"/>
+  </w:font>
+  <w:font w:name="VnHelvetica">
+    <w:altName w:val="Arial"/>
+    <w:family w:val="auto"/>
+    <w:pitch w:val="variable"/>
+  </w:font>
+  <w:font w:name="Caslon 540 LT Std">
+    <w:family w:val="roman"/>
+    <w:pitch w:val="variable"/>
+  </w:font>
+  <w:font w:name="Myriad Pro Light">
+    <w:altName w:val="Arial"/>
+    <w:family w:val="swiss"/>
+    <w:pitch w:val="variable"/>
+  </w:font>
+  <w:font w:name=".VnCourier">
+    <w:altName w:val="Courier New"/>
+    <w:family w:val="swiss"/>
+    <w:pitch w:val="variable"/>
+  </w:font>
+  <w:font w:name="VNI Times">
+    <w:family w:val="auto"/>
+    <w:pitch w:val="variable"/>
+  </w:font>
+  <w:font w:name="VNSVNI2">
+    <w:altName w:val="Courier New"/>
+    <w:family w:val="auto"/>
+    <w:pitch w:val="variable"/>
+  </w:font>
+  <w:font w:name=".VnClarendonH">
+    <w:altName w:val="Courier New"/>
+    <w:family w:val="swiss"/>
+    <w:pitch w:val="variable"/>
+  </w:font>
+  <w:font w:name="VNAvantH">
+    <w:altName w:val="Arial"/>
+    <w:family w:val="swiss"/>
+    <w:pitch w:val="variable"/>
+  </w:font>
+  <w:font w:name="Vn Arial HBold">
+    <w:altName w:val="Times New Roman"/>
+    <w:family w:val="auto"/>
+    <w:pitch w:val="default"/>
+  </w:font>
+  <w:font w:name="Batang">
+    <w:altName w:val="바탕"/>
+    <w:family w:val="auto"/>
+    <w:pitch w:val="default"/>
+  </w:font>
+  <w:font w:name=".VnVogueH">
+    <w:altName w:val="Courier New"/>
+    <w:family w:val="swiss"/>
+    <w:pitch w:val="variable"/>
+  </w:font>
+  <w:font w:name="Courier New">
+    <w:family w:val="modern"/>
+    <w:pitch w:val="fixed"/>
+  </w:font>
+</w:fonts>
+</file>
+
+<file path=./word/numbering.xml><?xml version="1.0" encoding="utf-8"?>
 <w:numbering xmlns:w="http://schemas.openxmlformats.org/wordprocessingml/2006/main" xmlns:o="urn:schemas-microsoft-com:office:office" xmlns:r="http://schemas.openxmlformats.org/officeDocument/2006/relationships" xmlns:v="urn:schemas-microsoft-com:vml" xmlns:mc="http://schemas.openxmlformats.org/markup-compatibility/2006" xmlns:w14="http://schemas.microsoft.com/office/word/2010/wordml">
   <w:abstractNum w:abstractNumId="1">
     <w:lvl w:ilvl="0">
@@ -3812,7 +4118,20 @@
 </w:numbering>
 </file>
 
-<file path=word/styles.xml><?xml version="1.0" encoding="utf-8"?>
+<file path=./word/settings.xml><?xml version="1.0" encoding="utf-8"?>
+<w:settings xmlns:w="http://schemas.openxmlformats.org/wordprocessingml/2006/main">
+  <w:zoom w:percent="100"/>
+  <w:defaultTabStop w:val="709"/>
+  <w:autoHyphenation w:val="true"/>
+  <w:hyphenationZone w:val="0"/>
+  <w:compat>
+    <w:doNotBreakWrappedTables/>
+    <w:compatSetting w:name="compatibilityMode" w:uri="http://schemas.microsoft.com/office/word" w:val="11"/>
+  </w:compat>
+</w:settings>
+</file>
+
+<file path=./word/styles.xml><?xml version="1.0" encoding="utf-8"?>
 <w:styles xmlns:w="http://schemas.openxmlformats.org/wordprocessingml/2006/main" xmlns:w14="http://schemas.microsoft.com/office/word/2010/wordml" xmlns:mc="http://schemas.openxmlformats.org/markup-compatibility/2006">
   <w:docDefaults>
     <w:rPrDefault>
@@ -41162,7 +41481,7 @@
 </w:styles>
 </file>
 
-<file path=word/theme/theme1.xml><?xml version="1.0" encoding="utf-8"?>
+<file path=./word/theme/theme1.xml><?xml version="1.0" encoding="utf-8"?>
 <a:theme xmlns:a="http://schemas.openxmlformats.org/drawingml/2006/main" xmlns:r="http://schemas.openxmlformats.org/officeDocument/2006/relationships" name="Office">
   <a:themeElements>
     <a:clrScheme name="LibreOffice">

--- a/skills/phong-dieu-duong/assets/nd30-mau-1.6-cong-dien.docx
+++ b/skills/phong-dieu-duong/assets/nd30-mau-1.6-cong-dien.docx
@@ -1,57 +1,5 @@
 
-<file path=./[Content_Types].xml><?xml version="1.0" encoding="utf-8"?>
-<Types xmlns="http://schemas.openxmlformats.org/package/2006/content-types">
-  <Default Extension="fntdata" ContentType="application/x-fontdata"/>
-  <Default Extension="jpeg" ContentType="image/jpeg"/>
-  <Default Extension="png" ContentType="image/png"/>
-  <Default Extension="rels" ContentType="application/vnd.openxmlformats-package.relationships+xml"/>
-  <Default Extension="xml" ContentType="application/xml"/>
-  <Override PartName="/word/document.xml" ContentType="application/vnd.openxmlformats-officedocument.wordprocessingml.document.main+xml"/>
-  <Override PartName="/word/styles.xml" ContentType="application/vnd.openxmlformats-officedocument.wordprocessingml.styles+xml"/>
-  <Override PartName="/word/numbering.xml" ContentType="application/vnd.openxmlformats-officedocument.wordprocessingml.numbering+xml"/>
-  <Override PartName="/word/settings.xml" ContentType="application/vnd.openxmlformats-officedocument.wordprocessingml.settings+xml"/>
-  <Override PartName="/word/fontTable.xml" ContentType="application/vnd.openxmlformats-officedocument.wordprocessingml.fontTable+xml"/>
-  <Override PartName="/word/theme/theme1.xml" ContentType="application/vnd.openxmlformats-officedocument.theme+xml"/>
-  <Override PartName="/docProps/custom.xml" ContentType="application/vnd.openxmlformats-officedocument.custom-properties+xml"/>
-  <Override PartName="/docProps/core.xml" ContentType="application/vnd.openxmlformats-package.core-properties+xml"/>
-  <Override PartName="/docProps/app.xml" ContentType="application/vnd.openxmlformats-officedocument.extended-properties+xml"/>
-</Types>
-</file>
-
-<file path=./docProps/app.xml><?xml version="1.0" encoding="utf-8"?>
-<Properties xmlns="http://schemas.openxmlformats.org/officeDocument/2006/extended-properties" xmlns:vt="http://schemas.openxmlformats.org/officeDocument/2006/docPropsVTypes">
-  <Template>Normal</Template>
-  <TotalTime>157</TotalTime>
-  <Application>LibreOffice/26.2.4.2$Windows_X86_64 LibreOffice_project/0229ac93fcf0d7cbc6376066c6f35021cef002dc</Application>
-  <AppVersion>15.0000</AppVersion>
-</Properties>
-</file>
-
-<file path=./docProps/core.xml><?xml version="1.0" encoding="utf-8"?>
-<cp:coreProperties xmlns:cp="http://schemas.openxmlformats.org/package/2006/metadata/core-properties" xmlns:dc="http://purl.org/dc/elements/1.1/" xmlns:dcterms="http://purl.org/dc/terms/" xmlns:dcmitype="http://purl.org/dc/dcmitype/" xmlns:xsi="http://www.w3.org/2001/XMLSchema-instance">
-  <dcterms:created xsi:type="dcterms:W3CDTF">2020-03-13T13:22:00Z</dcterms:created>
-  <dc:creator>congbao</dc:creator>
-  <dc:description/>
-  <cp:keywords/>
-  <dc:language>en-US</dc:language>
-  <cp:lastModifiedBy>PC</cp:lastModifiedBy>
-  <cp:lastPrinted>2020-03-14T11:13:00Z</cp:lastPrinted>
-  <dcterms:modified xsi:type="dcterms:W3CDTF">2020-11-10T13:59:00Z</dcterms:modified>
-  <cp:revision>72</cp:revision>
-  <dc:subject/>
-  <dc:title>Số 215 + 216                                                                  Ngày 08 tháng 3 năm 2007</dc:title>
-</cp:coreProperties>
-</file>
-
-<file path=./docProps/custom.xml><?xml version="1.0" encoding="utf-8"?>
-<Properties xmlns="http://schemas.openxmlformats.org/officeDocument/2006/custom-properties" xmlns:vt="http://schemas.openxmlformats.org/officeDocument/2006/docPropsVTypes">
-  <property fmtid="{D5CDD505-2E9C-101B-9397-08002B2CF9AE}" pid="2" name="MTEquationNumber2">
-    <vt:lpwstr>(#S1.#E1)</vt:lpwstr>
-  </property>
-</Properties>
-</file>
-
-<file path=./word/document.xml><?xml version="1.0" encoding="utf-8"?>
+<file path=word/document.xml><?xml version="1.0" encoding="utf-8"?>
 <w:document xmlns:o="urn:schemas-microsoft-com:office:office" xmlns:r="http://schemas.openxmlformats.org/officeDocument/2006/relationships" xmlns:v="urn:schemas-microsoft-com:vml" xmlns:w="http://schemas.openxmlformats.org/wordprocessingml/2006/main" xmlns:w10="urn:schemas-microsoft-com:office:word" xmlns:wp="http://schemas.openxmlformats.org/drawingml/2006/wordprocessingDrawing" xmlns:pic="http://schemas.openxmlformats.org/drawingml/2006/picture" xmlns:wps="http://schemas.microsoft.com/office/word/2010/wordprocessingShape" xmlns:wpg="http://schemas.microsoft.com/office/word/2010/wordprocessingGroup" xmlns:mc="http://schemas.openxmlformats.org/markup-compatibility/2006" xmlns:wp14="http://schemas.microsoft.com/office/word/2010/wordprocessingDrawing" xmlns:w14="http://schemas.microsoft.com/office/word/2010/wordml" xmlns:w15="http://schemas.microsoft.com/office/word/2012/wordml">
   <w:body>
     <w:tbl>
@@ -113,7 +61,7 @@
                 <w:vertAlign w:val="superscript"/>
                 <w:lang w:eastAsia="vi-VN"/>
               </w:rPr>
-              <w:t>{{SO_LIEU}}</w:t>
+              <w:t>1</w:t>
             </w:r>
           </w:p>
           <w:p>
@@ -123,7 +71,14 @@
               <w:spacing w:lineRule="exact" w:line="390" w:before="0" w:after="0"/>
               <w:ind w:hanging="0" w:end="233"/>
               <w:jc w:val="center"/>
-              <w:rPr/>
+              <w:rPr>
+                <w:rStyle w:val="Other"/>
+                <w:b/>
+                <w:bCs/>
+                <w:color w:val="000000"/>
+                <w:vertAlign w:val="superscript"/>
+                <w:lang w:eastAsia="vi-VN"/>
+              </w:rPr>
             </w:pPr>
             <w:r>
               <w:rPr>
@@ -144,7 +99,7 @@
                 <w:vertAlign w:val="superscript"/>
                 <w:lang w:eastAsia="vi-VN"/>
               </w:rPr>
-              <w:t>{{SO_LIEU}}</w:t>
+              <w:t>2</w:t>
             </w:r>
           </w:p>
           <w:p>
@@ -156,11 +111,8 @@
               <w:jc w:val="center"/>
               <w:rPr>
                 <w:rStyle w:val="Other"/>
-                <w:b/>
-                <w:bCs/>
                 <w:color w:val="000000"/>
-                <w:vertAlign w:val="superscript"/>
-                <w:lang w:val="en-US" w:eastAsia="vi-VN"/>
+                <w:lang w:eastAsia="vi-VN"/>
               </w:rPr>
             </w:pPr>
             <w:r>
@@ -251,7 +203,7 @@
                 <w:vertAlign w:val="superscript"/>
                 <w:lang w:eastAsia="vi-VN"/>
               </w:rPr>
-              <w:t>{{SO_LIEU}}</w:t>
+              <w:t>3</w:t>
             </w:r>
             <w:r>
               <w:rPr>
@@ -276,7 +228,13 @@
               <w:spacing w:lineRule="exact" w:line="390" w:before="0" w:after="0"/>
               <w:ind w:firstLine="193" w:end="0"/>
               <w:jc w:val="center"/>
-              <w:rPr/>
+              <w:rPr>
+                <w:rStyle w:val="Other"/>
+                <w:b/>
+                <w:bCs/>
+                <w:color w:val="000000"/>
+                <w:lang w:eastAsia="vi-VN"/>
+              </w:rPr>
             </w:pPr>
             <w:r>
               <w:rPr>
@@ -296,7 +254,13 @@
               <w:spacing w:lineRule="exact" w:line="390" w:before="0" w:after="0"/>
               <w:ind w:firstLine="193" w:end="0"/>
               <w:jc w:val="center"/>
-              <w:rPr/>
+              <w:rPr>
+                <w:rStyle w:val="Other"/>
+                <w:b/>
+                <w:bCs/>
+                <w:color w:val="000000"/>
+                <w:lang w:eastAsia="vi-VN"/>
+              </w:rPr>
             </w:pPr>
             <w:r>
               <w:rPr>
@@ -318,12 +282,10 @@
               <w:jc w:val="center"/>
               <w:rPr>
                 <w:rStyle w:val="Other"/>
-                <w:b/>
-                <w:bCs/>
                 <w:i/>
                 <w:iCs/>
                 <w:color w:val="000000"/>
-                <w:lang w:val="en-US" w:eastAsia="vi-VN"/>
+                <w:lang w:eastAsia="vi-VN"/>
               </w:rPr>
             </w:pPr>
             <w:r>
@@ -417,7 +379,7 @@
                 <w:vertAlign w:val="superscript"/>
                 <w:lang w:eastAsia="vi-VN"/>
               </w:rPr>
-              <w:t>{{SO_LIEU}}</w:t>
+              <w:t>4</w:t>
             </w:r>
             <w:r>
               <w:rPr>
@@ -460,7 +422,12 @@
         <w:widowControl w:val="false"/>
         <w:spacing w:lineRule="exact" w:line="390"/>
         <w:jc w:val="center"/>
-        <w:rPr/>
+        <w:rPr>
+          <w:rStyle w:val="Heading21"/>
+          <w:bCs w:val="false"/>
+          <w:color w:val="000000"/>
+          <w:lang w:eastAsia="vi-VN"/>
+        </w:rPr>
       </w:pPr>
       <w:r>
         <w:rPr>
@@ -499,7 +466,7 @@
           <w:vertAlign w:val="superscript"/>
           <w:lang w:eastAsia="vi-VN"/>
         </w:rPr>
-        <w:t>{{SO_LIEU}}</w:t>
+        <w:t>5</w:t>
       </w:r>
       <w:r>
         <w:rPr>
@@ -537,7 +504,7 @@
           <w:color w:val="000000"/>
           <w:sz w:val="28"/>
           <w:szCs w:val="28"/>
-          <w:lang w:val="en-US" w:eastAsia="en-US"/>
+          <w:lang w:val="vi-VN" w:eastAsia="vi-VN"/>
         </w:rPr>
         <mc:AlternateContent>
           <mc:Choice Requires="wps">
@@ -604,7 +571,15 @@
         <w:widowControl w:val="false"/>
         <w:spacing w:lineRule="exact" w:line="390"/>
         <w:jc w:val="center"/>
-        <w:rPr/>
+        <w:rPr>
+          <w:rStyle w:val="CharChar2"/>
+          <w:rFonts w:ascii="Times New Roman" w:hAnsi="Times New Roman" w:cs="Times New Roman"/>
+          <w:b/>
+          <w:color w:val="000000"/>
+          <w:sz w:val="28"/>
+          <w:szCs w:val="28"/>
+          <w:lang w:eastAsia="vi-VN"/>
+        </w:rPr>
       </w:pPr>
       <w:r>
         <w:rPr>
@@ -630,7 +605,7 @@
           <w:vertAlign w:val="superscript"/>
           <w:lang w:eastAsia="vi-VN"/>
         </w:rPr>
-        <w:t>{{SO_LIEU}}</w:t>
+        <w:t>6</w:t>
       </w:r>
       <w:r>
         <w:rPr>
@@ -651,7 +626,15 @@
         <w:widowControl w:val="false"/>
         <w:spacing w:lineRule="exact" w:line="390"/>
         <w:ind w:firstLine="2532" w:end="0"/>
-        <w:rPr/>
+        <w:rPr>
+          <w:rStyle w:val="CharChar2"/>
+          <w:rFonts w:ascii="Times New Roman" w:hAnsi="Times New Roman" w:cs="Times New Roman"/>
+          <w:b/>
+          <w:color w:val="000000"/>
+          <w:sz w:val="28"/>
+          <w:szCs w:val="28"/>
+          <w:lang w:eastAsia="vi-VN"/>
+        </w:rPr>
       </w:pPr>
       <w:r>
         <w:rPr>
@@ -676,7 +659,7 @@
           <w:vertAlign w:val="superscript"/>
           <w:lang w:eastAsia="vi-VN"/>
         </w:rPr>
-        <w:t>{{SO_LIEU}}</w:t>
+        <w:t>7</w:t>
       </w:r>
       <w:r>
         <w:rPr>
@@ -724,13 +707,7 @@
         <w:widowControl w:val="false"/>
         <w:spacing w:lineRule="exact" w:line="390"/>
         <w:jc w:val="center"/>
-        <w:rPr>
-          <w:rFonts w:ascii="Times New Roman" w:hAnsi="Times New Roman" w:cs="Times New Roman"/>
-          <w:b/>
-          <w:color w:val="000000"/>
-          <w:sz w:val="28"/>
-          <w:szCs w:val="28"/>
-        </w:rPr>
+        <w:rPr/>
       </w:pPr>
       <w:r>
         <w:rPr>
@@ -759,7 +736,7 @@
         <w:rPr>
           <w:vertAlign w:val="superscript"/>
         </w:rPr>
-        <w:t>{{SO_LIEU}}</w:t>
+        <w:t>8</w:t>
       </w:r>
       <w:r>
         <w:rPr/>
@@ -971,7 +948,7 @@
                 <w:vertAlign w:val="superscript"/>
                 <w:lang w:eastAsia="vi-VN"/>
               </w:rPr>
-              <w:t>{{SO_LIEU}}</w:t>
+              <w:t>9</w:t>
             </w:r>
             <w:r>
               <w:rPr>
@@ -992,7 +969,7 @@
                 <w:vertAlign w:val="superscript"/>
                 <w:lang w:eastAsia="vi-VN"/>
               </w:rPr>
-              <w:t>{{SO_LIEU}}</w:t>
+              <w:t>10</w:t>
             </w:r>
             <w:r>
               <w:rPr>
@@ -1349,7 +1326,7 @@
           <w:szCs w:val="24"/>
           <w:vertAlign w:val="superscript"/>
         </w:rPr>
-        <w:t xml:space="preserve">{{SO_LIEU}}</w:t>
+        <w:t xml:space="preserve">1 </w:t>
       </w:r>
       <w:r>
         <w:rPr>
@@ -1384,7 +1361,7 @@
           <w:vertAlign w:val="superscript"/>
           <w:lang w:eastAsia="vi-VN"/>
         </w:rPr>
-        <w:t xml:space="preserve">{{SO_LIEU}}</w:t>
+        <w:t xml:space="preserve">2 </w:t>
       </w:r>
       <w:r>
         <w:rPr>
@@ -1421,7 +1398,7 @@
           <w:vertAlign w:val="superscript"/>
           <w:lang w:eastAsia="vi-VN"/>
         </w:rPr>
-        <w:t xml:space="preserve">{{SO_LIEU}}</w:t>
+        <w:t xml:space="preserve">3 </w:t>
       </w:r>
       <w:r>
         <w:rPr>
@@ -1458,7 +1435,7 @@
           <w:vertAlign w:val="superscript"/>
           <w:lang w:eastAsia="vi-VN"/>
         </w:rPr>
-        <w:t xml:space="preserve">{{SO_LIEU}}</w:t>
+        <w:t xml:space="preserve">4 </w:t>
       </w:r>
       <w:r>
         <w:rPr>
@@ -1495,7 +1472,7 @@
           <w:vertAlign w:val="superscript"/>
           <w:lang w:eastAsia="vi-VN"/>
         </w:rPr>
-        <w:t xml:space="preserve">{{SO_LIEU}}</w:t>
+        <w:t xml:space="preserve">5 </w:t>
       </w:r>
       <w:r>
         <w:rPr>
@@ -1518,7 +1495,13 @@
         <w:spacing w:lineRule="exact" w:line="320" w:before="0" w:after="0"/>
         <w:ind w:hanging="0" w:start="0" w:end="0"/>
         <w:jc w:val="both"/>
-        <w:rPr/>
+        <w:rPr>
+          <w:rStyle w:val="Footnote"/>
+          <w:color w:val="000000"/>
+          <w:sz w:val="24"/>
+          <w:szCs w:val="24"/>
+          <w:lang w:eastAsia="vi-VN"/>
+        </w:rPr>
       </w:pPr>
       <w:r>
         <w:rPr>
@@ -1529,7 +1512,7 @@
           <w:vertAlign w:val="superscript"/>
           <w:lang w:eastAsia="vi-VN"/>
         </w:rPr>
-        <w:t xml:space="preserve">{{SO_LIEU}}</w:t>
+        <w:t xml:space="preserve">6 </w:t>
       </w:r>
       <w:r>
         <w:rPr>
@@ -1566,7 +1549,7 @@
           <w:vertAlign w:val="superscript"/>
           <w:lang w:eastAsia="vi-VN"/>
         </w:rPr>
-        <w:t>{{SO_LIEU}}</w:t>
+        <w:t>7</w:t>
       </w:r>
       <w:r>
         <w:rPr>
@@ -1603,7 +1586,7 @@
           <w:vertAlign w:val="superscript"/>
           <w:lang w:eastAsia="vi-VN"/>
         </w:rPr>
-        <w:t xml:space="preserve">{{SO_LIEU}}</w:t>
+        <w:t xml:space="preserve">8 </w:t>
       </w:r>
       <w:r>
         <w:rPr>
@@ -1640,7 +1623,7 @@
           <w:vertAlign w:val="superscript"/>
           <w:lang w:eastAsia="vi-VN"/>
         </w:rPr>
-        <w:t xml:space="preserve">{{SO_LIEU}}</w:t>
+        <w:t xml:space="preserve">9 </w:t>
       </w:r>
       <w:r>
         <w:rPr>
@@ -1660,7 +1643,12 @@
         <w:spacing w:lineRule="exact" w:line="320"/>
         <w:jc w:val="both"/>
         <w:rPr>
-          <w:vanish/>
+          <w:rStyle w:val="Footnote"/>
+          <w:rFonts w:ascii="Times New Roman" w:hAnsi="Times New Roman" w:cs="Times New Roman"/>
+          <w:b/>
+          <w:color w:val="000000"/>
+          <w:szCs w:val="24"/>
+          <w:lang w:eastAsia="vi-VN"/>
         </w:rPr>
       </w:pPr>
       <w:r>
@@ -1673,7 +1661,7 @@
           <w:vertAlign w:val="superscript"/>
           <w:lang w:eastAsia="vi-VN"/>
         </w:rPr>
-        <w:t xml:space="preserve">{{SO_LIEU}}</w:t>
+        <w:t xml:space="preserve">10 </w:t>
       </w:r>
       <w:r>
         <w:rPr>
@@ -1702,261 +1690,7 @@
 </w:document>
 </file>
 
-<file path=./word/fontTable.xml><?xml version="1.0" encoding="utf-8"?>
-<w:fonts xmlns:w="http://schemas.openxmlformats.org/wordprocessingml/2006/main" xmlns:r="http://schemas.openxmlformats.org/officeDocument/2006/relationships">
-  <w:font w:name="Times New Roman">
-    <w:family w:val="roman"/>
-    <w:pitch w:val="variable"/>
-  </w:font>
-  <w:font w:name="Symbol">
-    <w:family w:val="roman"/>
-    <w:pitch w:val="variable"/>
-  </w:font>
-  <w:font w:name="Arial">
-    <w:family w:val="swiss"/>
-    <w:pitch w:val="variable"/>
-  </w:font>
-  <w:font w:name="Liberation Serif">
-    <w:altName w:val="Times New Roman"/>
-    <w:family w:val="roman"/>
-    <w:pitch w:val="variable"/>
-  </w:font>
-  <w:font w:name=".VnTimeH">
-    <w:altName w:val="Courier New"/>
-    <w:family w:val="swiss"/>
-    <w:pitch w:val="variable"/>
-  </w:font>
-  <w:font w:name=".VnTime">
-    <w:altName w:val="Courier New"/>
-    <w:family w:val="swiss"/>
-    <w:pitch w:val="variable"/>
-  </w:font>
-  <w:font w:name="Courier New">
-    <w:family w:val="modern"/>
-    <w:pitch w:val="default"/>
-  </w:font>
-  <w:font w:name="Wingdings">
-    <w:family w:val="auto"/>
-    <w:pitch w:val="variable"/>
-  </w:font>
-  <w:font w:name="Tahoma">
-    <w:family w:val="swiss"/>
-    <w:pitch w:val="variable"/>
-  </w:font>
-  <w:font w:name="Calibri">
-    <w:family w:val="swiss"/>
-    <w:pitch w:val="variable"/>
-  </w:font>
-  <w:font w:name="VNI-Times">
-    <w:family w:val="auto"/>
-    <w:pitch w:val="variable"/>
-  </w:font>
-  <w:font w:name=".VnAvant">
-    <w:altName w:val="Courier New"/>
-    <w:family w:val="swiss"/>
-    <w:pitch w:val="variable"/>
-  </w:font>
-  <w:font w:name="Muc mon">
-    <w:altName w:val="Times New Roman"/>
-    <w:family w:val="roman"/>
-    <w:pitch w:val="default"/>
-  </w:font>
-  <w:font w:name=".VnCourier NewH">
-    <w:altName w:val="Courier New"/>
-    <w:family w:val="roman"/>
-    <w:pitch w:val="variable"/>
-  </w:font>
-  <w:font w:name=".VnGothic">
-    <w:altName w:val="Courier New"/>
-    <w:family w:val="swiss"/>
-    <w:pitch w:val="variable"/>
-  </w:font>
-  <w:font w:name=".VnCentury Schoolbook">
-    <w:altName w:val="Courier New"/>
-    <w:family w:val="swiss"/>
-    <w:pitch w:val="variable"/>
-  </w:font>
-  <w:font w:name=".VnAvantH">
-    <w:altName w:val="Courier New"/>
-    <w:family w:val="swiss"/>
-    <w:pitch w:val="variable"/>
-  </w:font>
-  <w:font w:name=".VnCentury SchoolbookH">
-    <w:altName w:val="Courier New"/>
-    <w:family w:val="swiss"/>
-    <w:pitch w:val="variable"/>
-  </w:font>
-  <w:font w:name=".VnHelvetIns">
-    <w:altName w:val="Courier New"/>
-    <w:family w:val="swiss"/>
-    <w:pitch w:val="variable"/>
-  </w:font>
-  <w:font w:name=".VnArial">
-    <w:altName w:val="Courier New"/>
-    <w:family w:val="swiss"/>
-    <w:pitch w:val="variable"/>
-  </w:font>
-  <w:font w:name=".VnHelvetInsH">
-    <w:altName w:val="Courier New"/>
-    <w:family w:val="swiss"/>
-    <w:pitch w:val="variable"/>
-  </w:font>
-  <w:font w:name=".VnArialH">
-    <w:altName w:val="Courier New"/>
-    <w:family w:val="swiss"/>
-    <w:pitch w:val="variable"/>
-  </w:font>
-  <w:font w:name="Arial Unicode MS">
-    <w:family w:val="swiss"/>
-    <w:pitch w:val="variable"/>
-  </w:font>
-  <w:font w:name="Cambria">
-    <w:family w:val="roman"/>
-    <w:pitch w:val="variable"/>
-  </w:font>
-  <w:font w:name="Verdana">
-    <w:family w:val="swiss"/>
-    <w:pitch w:val="variable"/>
-  </w:font>
-  <w:font w:name="Arial Narrow">
-    <w:family w:val="swiss"/>
-    <w:pitch w:val="variable"/>
-  </w:font>
-  <w:font w:name="Consolas">
-    <w:family w:val="modern"/>
-    <w:pitch w:val="default"/>
-  </w:font>
-  <w:font w:name="Microsoft Sans Serif">
-    <w:family w:val="swiss"/>
-    <w:pitch w:val="variable"/>
-  </w:font>
-  <w:font w:name="Arial Black">
-    <w:family w:val="swiss"/>
-    <w:pitch w:val="variable"/>
-  </w:font>
-  <w:font w:name="Trebuchet MS">
-    <w:family w:val="swiss"/>
-    <w:pitch w:val="variable"/>
-  </w:font>
-  <w:font w:name="Century Gothic">
-    <w:family w:val="swiss"/>
-    <w:pitch w:val="variable"/>
-  </w:font>
-  <w:font w:name="Garamond">
-    <w:family w:val="roman"/>
-    <w:pitch w:val="variable"/>
-  </w:font>
-  <w:font w:name="Georgia">
-    <w:family w:val="roman"/>
-    <w:pitch w:val="variable"/>
-  </w:font>
-  <w:font w:name="Calibri Light">
-    <w:family w:val="swiss"/>
-    <w:pitch w:val="variable"/>
-  </w:font>
-  <w:font w:name="VNTime">
-    <w:family w:val="auto"/>
-    <w:pitch w:val="variable"/>
-  </w:font>
-  <w:font w:name="Times New Roman Bold">
-    <w:altName w:val="Times New Roman"/>
-    <w:family w:val="roman"/>
-    <w:pitch w:val="default"/>
-  </w:font>
-  <w:font w:name="PdTime">
-    <w:altName w:val="Arial Narrow"/>
-    <w:family w:val="swiss"/>
-    <w:pitch w:val="variable"/>
-  </w:font>
-  <w:font w:name=".VnArial Narrow">
-    <w:altName w:val="Courier New"/>
-    <w:family w:val="swiss"/>
-    <w:pitch w:val="variable"/>
-  </w:font>
-  <w:font w:name="Arial">
-    <w:family w:val="swiss"/>
-    <w:pitch w:val="default"/>
-  </w:font>
-  <w:font w:name="PdTimeH">
-    <w:altName w:val="Arial Narrow"/>
-    <w:family w:val="swiss"/>
-    <w:pitch w:val="variable"/>
-  </w:font>
-  <w:font w:name=".VnVogue">
-    <w:altName w:val="Courier New"/>
-    <w:family w:val="swiss"/>
-    <w:pitch w:val="variable"/>
-  </w:font>
-  <w:font w:name=".VnBlackH">
-    <w:altName w:val="Courier New"/>
-    <w:family w:val="swiss"/>
-    <w:pitch w:val="variable"/>
-  </w:font>
-  <w:font w:name="VnHelveticaU">
-    <w:family w:val="swiss"/>
-    <w:pitch w:val="variable"/>
-  </w:font>
-  <w:font w:name="VnHelvetica">
-    <w:altName w:val="Arial"/>
-    <w:family w:val="auto"/>
-    <w:pitch w:val="variable"/>
-  </w:font>
-  <w:font w:name="Caslon 540 LT Std">
-    <w:family w:val="roman"/>
-    <w:pitch w:val="variable"/>
-  </w:font>
-  <w:font w:name="Myriad Pro Light">
-    <w:altName w:val="Arial"/>
-    <w:family w:val="swiss"/>
-    <w:pitch w:val="variable"/>
-  </w:font>
-  <w:font w:name=".VnCourier">
-    <w:altName w:val="Courier New"/>
-    <w:family w:val="swiss"/>
-    <w:pitch w:val="variable"/>
-  </w:font>
-  <w:font w:name="VNI Times">
-    <w:family w:val="auto"/>
-    <w:pitch w:val="variable"/>
-  </w:font>
-  <w:font w:name="VNSVNI2">
-    <w:altName w:val="Courier New"/>
-    <w:family w:val="auto"/>
-    <w:pitch w:val="variable"/>
-  </w:font>
-  <w:font w:name=".VnClarendonH">
-    <w:altName w:val="Courier New"/>
-    <w:family w:val="swiss"/>
-    <w:pitch w:val="variable"/>
-  </w:font>
-  <w:font w:name="VNAvantH">
-    <w:altName w:val="Arial"/>
-    <w:family w:val="swiss"/>
-    <w:pitch w:val="variable"/>
-  </w:font>
-  <w:font w:name="Vn Arial HBold">
-    <w:altName w:val="Times New Roman"/>
-    <w:family w:val="auto"/>
-    <w:pitch w:val="default"/>
-  </w:font>
-  <w:font w:name="Batang">
-    <w:altName w:val="바탕"/>
-    <w:family w:val="auto"/>
-    <w:pitch w:val="default"/>
-  </w:font>
-  <w:font w:name=".VnVogueH">
-    <w:altName w:val="Courier New"/>
-    <w:family w:val="swiss"/>
-    <w:pitch w:val="variable"/>
-  </w:font>
-  <w:font w:name="Courier New">
-    <w:family w:val="modern"/>
-    <w:pitch w:val="fixed"/>
-  </w:font>
-</w:fonts>
-</file>
-
-<file path=./word/numbering.xml><?xml version="1.0" encoding="utf-8"?>
+<file path=word/numbering.xml><?xml version="1.0" encoding="utf-8"?>
 <w:numbering xmlns:w="http://schemas.openxmlformats.org/wordprocessingml/2006/main" xmlns:o="urn:schemas-microsoft-com:office:office" xmlns:r="http://schemas.openxmlformats.org/officeDocument/2006/relationships" xmlns:v="urn:schemas-microsoft-com:vml" xmlns:mc="http://schemas.openxmlformats.org/markup-compatibility/2006" xmlns:w14="http://schemas.microsoft.com/office/word/2010/wordml">
   <w:abstractNum w:abstractNumId="1">
     <w:lvl w:ilvl="0">
@@ -4118,28 +3852,15 @@
 </w:numbering>
 </file>
 
-<file path=./word/settings.xml><?xml version="1.0" encoding="utf-8"?>
-<w:settings xmlns:w="http://schemas.openxmlformats.org/wordprocessingml/2006/main">
-  <w:zoom w:percent="100"/>
-  <w:defaultTabStop w:val="709"/>
-  <w:autoHyphenation w:val="true"/>
-  <w:hyphenationZone w:val="0"/>
-  <w:compat>
-    <w:doNotBreakWrappedTables/>
-    <w:compatSetting w:name="compatibilityMode" w:uri="http://schemas.microsoft.com/office/word" w:val="11"/>
-  </w:compat>
-</w:settings>
-</file>
-
-<file path=./word/styles.xml><?xml version="1.0" encoding="utf-8"?>
+<file path=word/styles.xml><?xml version="1.0" encoding="utf-8"?>
 <w:styles xmlns:w="http://schemas.openxmlformats.org/wordprocessingml/2006/main" xmlns:w14="http://schemas.microsoft.com/office/word/2010/wordml" xmlns:mc="http://schemas.openxmlformats.org/markup-compatibility/2006">
   <w:docDefaults>
     <w:rPrDefault>
       <w:rPr>
-        <w:rFonts w:ascii="Liberation Serif" w:hAnsi="Liberation Serif" w:eastAsia="NSimSun" w:cs="Lucida Sans"/>
+        <w:rFonts w:ascii="Liberation Serif" w:hAnsi="Liberation Serif" w:eastAsia="Songti SC" w:cs="Arial Unicode MS"/>
         <w:sz w:val="24"/>
         <w:szCs w:val="24"/>
-        <w:lang w:val="en-US" w:eastAsia="zh-CN" w:bidi="hi-IN"/>
+        <w:lang w:val="vi-VN" w:eastAsia="zh-CN" w:bidi="hi-IN"/>
       </w:rPr>
     </w:rPrDefault>
     <w:pPrDefault>
@@ -4160,7 +3881,7 @@
       <w:color w:val="auto"/>
       <w:sz w:val="28"/>
       <w:szCs w:val="28"/>
-      <w:lang w:bidi="ar-SA" w:val="en-US" w:eastAsia="zh-CN"/>
+      <w:lang w:val="en-US" w:bidi="ar-SA" w:eastAsia="zh-CN"/>
     </w:rPr>
   </w:style>
   <w:style w:type="paragraph" w:styleId="Heading1">
@@ -4651,7 +4372,7 @@
       <w:rFonts w:ascii=".VnTimeH" w:hAnsi=".VnTimeH" w:cs=".VnTimeH"/>
       <w:b/>
       <w:sz w:val="28"/>
-      <w:lang w:bidi="ar-SA"/>
+      <w:lang w:val="en-US" w:bidi="ar-SA"/>
     </w:rPr>
   </w:style>
   <w:style w:type="character" w:styleId="Heading2Char2">
@@ -4662,7 +4383,7 @@
       <w:bCs/>
       <w:sz w:val="16"/>
       <w:szCs w:val="24"/>
-      <w:lang w:bidi="ar-SA"/>
+      <w:lang w:val="en-US" w:bidi="ar-SA"/>
     </w:rPr>
   </w:style>
   <w:style w:type="character" w:styleId="Heading3Char3">
@@ -4674,7 +4395,7 @@
       <w:bCs/>
       <w:sz w:val="26"/>
       <w:szCs w:val="26"/>
-      <w:lang w:bidi="ar-SA"/>
+      <w:lang w:val="en-US" w:bidi="ar-SA"/>
     </w:rPr>
   </w:style>
   <w:style w:type="character" w:styleId="Heading4Char1">
@@ -4685,7 +4406,7 @@
       <w:bCs/>
       <w:sz w:val="28"/>
       <w:szCs w:val="28"/>
-      <w:lang w:bidi="ar-SA"/>
+      <w:lang w:val="en-US" w:bidi="ar-SA"/>
     </w:rPr>
   </w:style>
   <w:style w:type="character" w:styleId="Heading5Char1">
@@ -4699,7 +4420,7 @@
       <w:iCs/>
       <w:sz w:val="26"/>
       <w:szCs w:val="26"/>
-      <w:lang w:bidi="ar-SA"/>
+      <w:lang w:val="en-US" w:bidi="ar-SA"/>
     </w:rPr>
   </w:style>
   <w:style w:type="character" w:styleId="Heading6Char2">
@@ -4710,7 +4431,7 @@
       <w:bCs/>
       <w:sz w:val="22"/>
       <w:szCs w:val="22"/>
-      <w:lang w:bidi="ar-SA"/>
+      <w:lang w:val="en-US" w:bidi="ar-SA"/>
     </w:rPr>
   </w:style>
   <w:style w:type="character" w:styleId="Heading7Char1">
@@ -4719,7 +4440,7 @@
     <w:rPr>
       <w:sz w:val="24"/>
       <w:szCs w:val="24"/>
-      <w:lang w:bidi="ar-SA"/>
+      <w:lang w:val="en-US" w:bidi="ar-SA"/>
     </w:rPr>
   </w:style>
   <w:style w:type="character" w:styleId="Heading9Char1">
@@ -4729,7 +4450,7 @@
       <w:rFonts w:ascii="Arial" w:hAnsi="Arial" w:cs="Arial"/>
       <w:sz w:val="22"/>
       <w:szCs w:val="22"/>
-      <w:lang w:bidi="ar-SA"/>
+      <w:lang w:val="en-US" w:bidi="ar-SA"/>
     </w:rPr>
   </w:style>
   <w:style w:type="character" w:styleId="CharChar8">
@@ -4740,7 +4461,7 @@
       <w:bCs/>
       <w:sz w:val="16"/>
       <w:szCs w:val="24"/>
-      <w:lang w:bidi="ar-SA"/>
+      <w:lang w:val="en-US" w:bidi="ar-SA"/>
     </w:rPr>
   </w:style>
   <w:style w:type="character" w:styleId="CharChar7">
@@ -4751,7 +4472,7 @@
       <w:bCs/>
       <w:sz w:val="28"/>
       <w:szCs w:val="28"/>
-      <w:lang w:bidi="ar-SA"/>
+      <w:lang w:val="en-US" w:bidi="ar-SA"/>
     </w:rPr>
   </w:style>
   <w:style w:type="character" w:styleId="CharCharChar">
@@ -4765,7 +4486,7 @@
       <w:iCs/>
       <w:sz w:val="26"/>
       <w:szCs w:val="26"/>
-      <w:lang w:bidi="ar-SA"/>
+      <w:lang w:val="en-US" w:bidi="ar-SA"/>
     </w:rPr>
   </w:style>
   <w:style w:type="character" w:styleId="CharChar6">
@@ -4774,7 +4495,7 @@
     <w:rPr>
       <w:sz w:val="24"/>
       <w:szCs w:val="24"/>
-      <w:lang w:bidi="ar-SA"/>
+      <w:lang w:val="en-US" w:bidi="ar-SA"/>
     </w:rPr>
   </w:style>
   <w:style w:type="character" w:styleId="z-BottomofFormChar1">
@@ -4784,7 +4505,7 @@
       <w:rFonts w:ascii="Arial" w:hAnsi="Arial" w:cs="Arial"/>
       <w:sz w:val="22"/>
       <w:szCs w:val="22"/>
-      <w:lang w:bidi="ar-SA"/>
+      <w:lang w:val="en-US" w:bidi="ar-SA"/>
     </w:rPr>
   </w:style>
   <w:style w:type="character" w:styleId="BodyText2Char1">
@@ -4796,7 +4517,7 @@
       <w:bCs/>
       <w:sz w:val="28"/>
       <w:szCs w:val="24"/>
-      <w:lang w:bidi="ar-SA"/>
+      <w:lang w:val="en-US" w:bidi="ar-SA"/>
     </w:rPr>
   </w:style>
   <w:style w:type="character" w:styleId="CharChar4">
@@ -4808,7 +4529,7 @@
       <w:bCs/>
       <w:sz w:val="28"/>
       <w:szCs w:val="24"/>
-      <w:lang w:bidi="ar-SA"/>
+      <w:lang w:val="en-US" w:bidi="ar-SA"/>
     </w:rPr>
   </w:style>
   <w:style w:type="character" w:styleId="BodyTextIndentChar2">
@@ -4817,7 +4538,7 @@
     <w:rPr>
       <w:rFonts w:ascii=".VnTime" w:hAnsi=".VnTime" w:cs=".VnTime"/>
       <w:sz w:val="28"/>
-      <w:lang w:bidi="ar-SA"/>
+      <w:lang w:val="en-US" w:bidi="ar-SA"/>
     </w:rPr>
   </w:style>
   <w:style w:type="character" w:styleId="CharChar1">
@@ -4826,7 +4547,7 @@
     <w:rPr>
       <w:rFonts w:ascii=".VnTime" w:hAnsi=".VnTime" w:cs=".VnTime"/>
       <w:sz w:val="28"/>
-      <w:lang w:bidi="ar-SA"/>
+      <w:lang w:val="en-US" w:bidi="ar-SA"/>
     </w:rPr>
   </w:style>
   <w:style w:type="character" w:styleId="BodyTextIndentChar1Char">
@@ -4835,7 +4556,7 @@
     <w:rPr>
       <w:rFonts w:ascii=".VnTime" w:hAnsi=".VnTime" w:cs=".VnTime"/>
       <w:sz w:val="28"/>
-      <w:lang w:bidi="ar-SA"/>
+      <w:lang w:val="en-US" w:bidi="ar-SA"/>
     </w:rPr>
   </w:style>
   <w:style w:type="character" w:styleId="BodyTextChar2">
@@ -4845,7 +4566,7 @@
       <w:rFonts w:ascii=".VnTimeH" w:hAnsi=".VnTimeH" w:cs=".VnTimeH"/>
       <w:b/>
       <w:sz w:val="24"/>
-      <w:lang w:bidi="ar-SA"/>
+      <w:lang w:val="en-US" w:bidi="ar-SA"/>
     </w:rPr>
   </w:style>
   <w:style w:type="character" w:styleId="BalloonTextChar3">
@@ -4855,7 +4576,7 @@
       <w:rFonts w:ascii="Tahoma" w:hAnsi="Tahoma" w:cs="Tahoma"/>
       <w:sz w:val="16"/>
       <w:szCs w:val="16"/>
-      <w:lang w:bidi="ar-SA"/>
+      <w:lang w:val="en-US" w:bidi="ar-SA"/>
     </w:rPr>
   </w:style>
   <w:style w:type="character" w:styleId="HeaderChar2">
@@ -4864,7 +4585,7 @@
     <w:rPr>
       <w:sz w:val="28"/>
       <w:szCs w:val="28"/>
-      <w:lang w:bidi="ar-SA"/>
+      <w:lang w:val="en-US" w:bidi="ar-SA"/>
     </w:rPr>
   </w:style>
   <w:style w:type="character" w:styleId="PageNumber">
@@ -4878,7 +4599,7 @@
     <w:rPr>
       <w:sz w:val="16"/>
       <w:szCs w:val="16"/>
-      <w:lang w:bidi="ar-SA"/>
+      <w:lang w:val="en-US" w:bidi="ar-SA"/>
     </w:rPr>
   </w:style>
   <w:style w:type="character" w:styleId="CharChar3">
@@ -4887,7 +4608,7 @@
     <w:rPr>
       <w:sz w:val="16"/>
       <w:szCs w:val="16"/>
-      <w:lang w:bidi="ar-SA"/>
+      <w:lang w:val="en-US" w:bidi="ar-SA"/>
     </w:rPr>
   </w:style>
   <w:style w:type="character" w:styleId="Hyperlink">
@@ -4901,14 +4622,14 @@
     <w:name w:val="Footnote Text Char3"/>
     <w:qFormat/>
     <w:rPr>
-      <w:lang w:bidi="ar-SA"/>
+      <w:lang w:val="en-US" w:bidi="ar-SA"/>
     </w:rPr>
   </w:style>
   <w:style w:type="character" w:styleId="CharChar2">
     <w:name w:val=" Char Char2"/>
     <w:qFormat/>
     <w:rPr>
-      <w:lang w:bidi="ar-SA"/>
+      <w:lang w:val="en-US" w:bidi="ar-SA"/>
     </w:rPr>
   </w:style>
   <w:style w:type="character" w:styleId="CharChar">
@@ -4921,7 +4642,7 @@
       <w:iCs/>
       <w:sz w:val="26"/>
       <w:szCs w:val="26"/>
-      <w:lang w:bidi="ar-SA"/>
+      <w:lang w:val="en-US" w:bidi="ar-SA"/>
     </w:rPr>
   </w:style>
   <w:style w:type="character" w:styleId="BodyTextIndent2Char1">
@@ -4931,7 +4652,7 @@
       <w:rFonts w:ascii=".VnTime" w:hAnsi=".VnTime" w:eastAsia=".VnTime" w:cs=".VnTime"/>
       <w:sz w:val="28"/>
       <w:szCs w:val="28"/>
-      <w:lang w:bidi="ar-SA"/>
+      <w:lang w:val="en-US" w:bidi="ar-SA"/>
     </w:rPr>
   </w:style>
   <w:style w:type="character" w:styleId="BodyTextIndent2CharCharChar">
@@ -4941,7 +4662,7 @@
       <w:rFonts w:ascii=".VnTime" w:hAnsi=".VnTime" w:eastAsia=".VnTime" w:cs=".VnTime"/>
       <w:sz w:val="28"/>
       <w:szCs w:val="28"/>
-      <w:lang w:bidi="ar-SA"/>
+      <w:lang w:val="en-US" w:bidi="ar-SA"/>
     </w:rPr>
   </w:style>
   <w:style w:type="character" w:styleId="CommentReference">
@@ -4957,7 +4678,7 @@
     <w:qFormat/>
     <w:rPr>
       <w:rFonts w:ascii=".VnTime" w:hAnsi=".VnTime" w:cs=".VnTime"/>
-      <w:lang w:bidi="ar-SA"/>
+      <w:lang w:val="en-US" w:bidi="ar-SA"/>
     </w:rPr>
   </w:style>
   <w:style w:type="character" w:styleId="DieuCharChar">
@@ -4968,7 +4689,7 @@
       <w:bCs/>
       <w:sz w:val="28"/>
       <w:szCs w:val="28"/>
-      <w:lang w:val="vi-VN" w:bidi="ar-SA"/>
+      <w:lang w:bidi="ar-SA"/>
     </w:rPr>
   </w:style>
   <w:style w:type="character" w:styleId="BodyTextIndent3Char1">
@@ -4978,7 +4699,7 @@
       <w:rFonts w:ascii=".VnTime" w:hAnsi=".VnTime" w:cs=".VnTime"/>
       <w:sz w:val="28"/>
       <w:szCs w:val="28"/>
-      <w:lang w:bidi="ar-SA"/>
+      <w:lang w:val="en-US" w:bidi="ar-SA"/>
     </w:rPr>
   </w:style>
   <w:style w:type="character" w:styleId="ChuongCharChar">
@@ -5008,7 +4729,7 @@
       <w:iCs/>
       <w:sz w:val="24"/>
       <w:szCs w:val="24"/>
-      <w:lang w:bidi="ar-SA"/>
+      <w:lang w:val="en-US" w:bidi="ar-SA"/>
     </w:rPr>
   </w:style>
   <w:style w:type="character" w:styleId="TChar">
@@ -5017,7 +4738,7 @@
     <w:rPr>
       <w:rFonts w:ascii=".VnTime" w:hAnsi=".VnTime" w:cs=".VnTime"/>
       <w:sz w:val="28"/>
-      <w:lang w:val="vi-VN" w:bidi="ar-SA"/>
+      <w:lang w:bidi="ar-SA"/>
     </w:rPr>
   </w:style>
   <w:style w:type="character" w:styleId="normalchar1">
@@ -5088,7 +4809,7 @@
       <w:spacing w:val="24"/>
       <w:sz w:val="26"/>
       <w:szCs w:val="26"/>
-      <w:lang w:bidi="ar-SA"/>
+      <w:lang w:val="en-US" w:bidi="ar-SA"/>
     </w:rPr>
   </w:style>
   <w:style w:type="character" w:styleId="Emphasis">
@@ -5167,7 +4888,7 @@
       <w:rFonts w:ascii=".VnTime" w:hAnsi=".VnTime" w:cs=".VnTime"/>
       <w:sz w:val="26"/>
       <w:szCs w:val="26"/>
-      <w:lang w:bidi="ar-SA"/>
+      <w:lang w:val="en-US" w:bidi="ar-SA"/>
     </w:rPr>
   </w:style>
   <w:style w:type="character" w:styleId="tenmonChar">
@@ -5178,7 +4899,7 @@
       <w:b/>
       <w:sz w:val="28"/>
       <w:szCs w:val="28"/>
-      <w:lang w:bidi="ar-SA"/>
+      <w:lang w:val="en-US" w:bidi="ar-SA"/>
     </w:rPr>
   </w:style>
   <w:style w:type="character" w:styleId="StyleBold">
@@ -5206,7 +4927,7 @@
       <w:b/>
       <w:sz w:val="28"/>
       <w:szCs w:val="28"/>
-      <w:lang w:bidi="ar-SA"/>
+      <w:lang w:val="en-US" w:bidi="ar-SA"/>
     </w:rPr>
   </w:style>
   <w:style w:type="character" w:styleId="yshortcuts">
@@ -5266,6 +4987,7 @@
       <w:bCs/>
       <w:sz w:val="28"/>
       <w:szCs w:val="28"/>
+      <w:lang w:val="en-US"/>
     </w:rPr>
   </w:style>
   <w:style w:type="character" w:styleId="CharChar16">
@@ -5276,6 +4998,7 @@
       <w:bCs/>
       <w:sz w:val="24"/>
       <w:szCs w:val="24"/>
+      <w:lang w:val="en-US"/>
     </w:rPr>
   </w:style>
   <w:style w:type="character" w:styleId="CharChar15">
@@ -5287,6 +5010,7 @@
       <w:bCs/>
       <w:sz w:val="26"/>
       <w:szCs w:val="26"/>
+      <w:lang w:val="en-US"/>
     </w:rPr>
   </w:style>
   <w:style w:type="character" w:styleId="CharChar81">
@@ -5297,6 +5021,7 @@
       <w:bCs/>
       <w:sz w:val="24"/>
       <w:szCs w:val="24"/>
+      <w:lang w:val="en-US"/>
     </w:rPr>
   </w:style>
   <w:style w:type="character" w:styleId="CharChar71">
@@ -5307,6 +5032,7 @@
       <w:bCs/>
       <w:sz w:val="28"/>
       <w:szCs w:val="28"/>
+      <w:lang w:val="en-US"/>
     </w:rPr>
   </w:style>
   <w:style w:type="character" w:styleId="CharCharChar1">
@@ -5320,6 +5046,7 @@
       <w:iCs/>
       <w:sz w:val="26"/>
       <w:szCs w:val="26"/>
+      <w:lang w:val="en-US"/>
     </w:rPr>
   </w:style>
   <w:style w:type="character" w:styleId="CharChar61">
@@ -5328,6 +5055,7 @@
     <w:rPr>
       <w:sz w:val="24"/>
       <w:szCs w:val="24"/>
+      <w:lang w:val="en-US"/>
     </w:rPr>
   </w:style>
   <w:style w:type="character" w:styleId="CharChar5">
@@ -5337,6 +5065,7 @@
       <w:rFonts w:ascii="Arial" w:hAnsi="Arial" w:cs="Arial"/>
       <w:sz w:val="22"/>
       <w:szCs w:val="22"/>
+      <w:lang w:val="en-US"/>
     </w:rPr>
   </w:style>
   <w:style w:type="character" w:styleId="CharChar41">
@@ -5348,6 +5077,7 @@
       <w:bCs/>
       <w:sz w:val="24"/>
       <w:szCs w:val="24"/>
+      <w:lang w:val="en-US"/>
     </w:rPr>
   </w:style>
   <w:style w:type="character" w:styleId="CharChar11">
@@ -5357,6 +5087,7 @@
       <w:rFonts w:ascii="Times New Roman" w:hAnsi="Times New Roman" w:cs="Times New Roman"/>
       <w:sz w:val="28"/>
       <w:szCs w:val="28"/>
+      <w:lang w:val="en-US"/>
     </w:rPr>
   </w:style>
   <w:style w:type="character" w:styleId="CharChar31">
@@ -5365,12 +5096,15 @@
     <w:rPr>
       <w:sz w:val="16"/>
       <w:szCs w:val="16"/>
+      <w:lang w:val="en-US"/>
     </w:rPr>
   </w:style>
   <w:style w:type="character" w:styleId="CharChar21">
     <w:name w:val="Char Char2"/>
     <w:qFormat/>
-    <w:rPr/>
+    <w:rPr>
+      <w:lang w:val="en-US"/>
+    </w:rPr>
   </w:style>
   <w:style w:type="character" w:styleId="CharChar9">
     <w:name w:val="Char Char"/>
@@ -5382,6 +5116,7 @@
       <w:iCs/>
       <w:sz w:val="26"/>
       <w:szCs w:val="26"/>
+      <w:lang w:val="en-US"/>
     </w:rPr>
   </w:style>
   <w:style w:type="character" w:styleId="normal1">
@@ -5398,6 +5133,7 @@
       <w:color w:val="000000"/>
       <w:sz w:val="26"/>
       <w:szCs w:val="26"/>
+      <w:lang w:val="en-US"/>
     </w:rPr>
   </w:style>
   <w:style w:type="character" w:styleId="apple-converted-space">
@@ -5462,7 +5198,7 @@
     <w:rPr>
       <w:sz w:val="24"/>
       <w:szCs w:val="24"/>
-      <w:lang w:bidi="ar-SA"/>
+      <w:lang w:val="en-US" w:bidi="ar-SA"/>
     </w:rPr>
   </w:style>
   <w:style w:type="character" w:styleId="Heading1Char">
@@ -5475,6 +5211,7 @@
       <w:kern w:val="2"/>
       <w:sz w:val="32"/>
       <w:szCs w:val="32"/>
+      <w:lang w:val="en-US"/>
     </w:rPr>
   </w:style>
   <w:style w:type="character" w:styleId="Heading2Char">
@@ -5488,6 +5225,7 @@
       <w:iCs/>
       <w:sz w:val="28"/>
       <w:szCs w:val="28"/>
+      <w:lang w:val="en-US"/>
     </w:rPr>
   </w:style>
   <w:style w:type="character" w:styleId="Heading3Char">
@@ -5499,6 +5237,7 @@
       <w:bCs/>
       <w:sz w:val="26"/>
       <w:szCs w:val="26"/>
+      <w:lang w:val="en-US"/>
     </w:rPr>
   </w:style>
   <w:style w:type="character" w:styleId="Heading4Char">
@@ -5510,6 +5249,7 @@
       <w:bCs/>
       <w:sz w:val="28"/>
       <w:szCs w:val="28"/>
+      <w:lang w:val="en-US"/>
     </w:rPr>
   </w:style>
   <w:style w:type="character" w:styleId="Heading5Char">
@@ -5523,6 +5263,7 @@
       <w:iCs/>
       <w:sz w:val="26"/>
       <w:szCs w:val="26"/>
+      <w:lang w:val="en-US"/>
     </w:rPr>
   </w:style>
   <w:style w:type="character" w:styleId="Heading6Char">
@@ -5532,6 +5273,7 @@
       <w:rFonts w:ascii="Arial" w:hAnsi="Arial" w:cs="Times New Roman"/>
       <w:b/>
       <w:bCs/>
+      <w:lang w:val="en-US"/>
     </w:rPr>
   </w:style>
   <w:style w:type="character" w:styleId="Heading7Char">
@@ -5541,6 +5283,7 @@
       <w:rFonts w:ascii="Arial" w:hAnsi="Arial" w:cs="Times New Roman"/>
       <w:sz w:val="24"/>
       <w:szCs w:val="24"/>
+      <w:lang w:val="en-US"/>
     </w:rPr>
   </w:style>
   <w:style w:type="character" w:styleId="Heading8Char">
@@ -5552,6 +5295,7 @@
       <w:iCs/>
       <w:sz w:val="24"/>
       <w:szCs w:val="24"/>
+      <w:lang w:val="en-US"/>
     </w:rPr>
   </w:style>
   <w:style w:type="character" w:styleId="Heading9Char">
@@ -5559,6 +5303,7 @@
     <w:qFormat/>
     <w:rPr>
       <w:rFonts w:ascii="Times New Roman" w:hAnsi="Times New Roman" w:cs="Times New Roman"/>
+      <w:lang w:val="en-US"/>
     </w:rPr>
   </w:style>
   <w:style w:type="character" w:styleId="CommentSubjectChar">
@@ -5566,6 +5311,7 @@
     <w:qFormat/>
     <w:rPr>
       <w:rFonts w:cs="Times New Roman"/>
+      <w:lang w:val="en-US"/>
     </w:rPr>
   </w:style>
   <w:style w:type="character" w:styleId="FooterChar">
@@ -5575,6 +5321,7 @@
       <w:rFonts w:cs="Times New Roman"/>
       <w:sz w:val="24"/>
       <w:szCs w:val="24"/>
+      <w:lang w:val="en-US"/>
     </w:rPr>
   </w:style>
   <w:style w:type="character" w:styleId="n002dchuongtenchar">
@@ -5592,7 +5339,7 @@
       <w:bCs/>
       <w:sz w:val="26"/>
       <w:szCs w:val="24"/>
-      <w:lang w:bidi="ar-SA"/>
+      <w:lang w:val="en-US" w:bidi="ar-SA"/>
     </w:rPr>
   </w:style>
   <w:style w:type="character" w:styleId="StyleBodyTextBodyText1Left05Char">
@@ -5602,7 +5349,7 @@
       <w:rFonts w:ascii="Arial" w:hAnsi="Arial" w:cs="Cordia New"/>
       <w:spacing w:val="-4"/>
       <w:sz w:val="21"/>
-      <w:lang w:val="vi-VN" w:bidi="en-US"/>
+      <w:lang w:bidi="en-US"/>
     </w:rPr>
   </w:style>
   <w:style w:type="character" w:styleId="portlettext21">
@@ -5625,7 +5372,7 @@
       <w:color w:val="000000"/>
       <w:sz w:val="22"/>
       <w:szCs w:val="22"/>
-      <w:lang w:bidi="en-US"/>
+      <w:lang w:val="en-US" w:bidi="en-US"/>
     </w:rPr>
   </w:style>
   <w:style w:type="character" w:styleId="IntenseQuoteChar">
@@ -5640,7 +5387,7 @@
       <w:color w:val="4F81BD"/>
       <w:sz w:val="22"/>
       <w:szCs w:val="22"/>
-      <w:lang w:bidi="en-US"/>
+      <w:lang w:val="en-US" w:bidi="en-US"/>
     </w:rPr>
   </w:style>
   <w:style w:type="character" w:styleId="SubtleEmphasis">
@@ -5812,7 +5559,7 @@
     <w:rPr>
       <w:rFonts w:ascii=".VnTime" w:hAnsi=".VnTime" w:cs=".VnTime"/>
       <w:sz w:val="28"/>
-      <w:lang w:bidi="ar-SA"/>
+      <w:lang w:val="en-US" w:bidi="ar-SA"/>
     </w:rPr>
   </w:style>
   <w:style w:type="character" w:styleId="longtext1">
@@ -5863,7 +5610,7 @@
       <w:rFonts w:ascii=".VnTimeH" w:hAnsi=".VnTimeH" w:cs=".VnTimeH"/>
       <w:b/>
       <w:sz w:val="28"/>
-      <w:lang w:bidi="ar-SA"/>
+      <w:lang w:val="en-US" w:bidi="ar-SA"/>
     </w:rPr>
   </w:style>
   <w:style w:type="character" w:styleId="CharChar20">
@@ -5874,7 +5621,7 @@
       <w:bCs/>
       <w:sz w:val="22"/>
       <w:szCs w:val="22"/>
-      <w:lang w:bidi="ar-SA"/>
+      <w:lang w:val="en-US" w:bidi="ar-SA"/>
     </w:rPr>
   </w:style>
   <w:style w:type="character" w:styleId="CharChar22">
@@ -5885,7 +5632,7 @@
       <w:bCs/>
       <w:sz w:val="16"/>
       <w:szCs w:val="24"/>
-      <w:lang w:bidi="ar-SA"/>
+      <w:lang w:val="en-US" w:bidi="ar-SA"/>
     </w:rPr>
   </w:style>
   <w:style w:type="character" w:styleId="Heading2Char1Char1">
@@ -5897,7 +5644,7 @@
       <w:kern w:val="2"/>
       <w:sz w:val="28"/>
       <w:szCs w:val="28"/>
-      <w:lang w:bidi="he-IL"/>
+      <w:lang w:val="en-US" w:bidi="he-IL"/>
     </w:rPr>
   </w:style>
   <w:style w:type="character" w:styleId="Heading4CharCharChar">
@@ -5908,7 +5655,7 @@
       <w:spacing w:val="5"/>
       <w:sz w:val="24"/>
       <w:szCs w:val="24"/>
-      <w:lang w:bidi="he-IL"/>
+      <w:lang w:val="en-US" w:bidi="he-IL"/>
     </w:rPr>
   </w:style>
   <w:style w:type="character" w:styleId="NumberedParagraph-BulletelistLeft0Firstline0Char">
@@ -5916,7 +5663,7 @@
     <w:qFormat/>
     <w:rPr>
       <w:sz w:val="24"/>
-      <w:lang w:bidi="ar-SA"/>
+      <w:lang w:val="en-US" w:bidi="ar-SA"/>
     </w:rPr>
   </w:style>
   <w:style w:type="character" w:styleId="LeftHeaderCharChar">
@@ -5924,7 +5671,7 @@
     <w:qFormat/>
     <w:rPr>
       <w:kern w:val="2"/>
-      <w:lang w:bidi="he-IL"/>
+      <w:lang w:val="en-US" w:bidi="he-IL"/>
     </w:rPr>
   </w:style>
   <w:style w:type="character" w:styleId="FootnoteTextCharChar">
@@ -5932,7 +5679,7 @@
     <w:qFormat/>
     <w:rPr>
       <w:kern w:val="2"/>
-      <w:lang w:bidi="he-IL"/>
+      <w:lang w:val="en-US" w:bidi="he-IL"/>
     </w:rPr>
   </w:style>
   <w:style w:type="character" w:styleId="NumParaLeftChar">
@@ -5952,7 +5699,7 @@
       <w:kern w:val="2"/>
       <w:sz w:val="24"/>
       <w:szCs w:val="24"/>
-      <w:lang w:bidi="he-IL"/>
+      <w:lang w:val="en-US" w:bidi="he-IL"/>
     </w:rPr>
   </w:style>
   <w:style w:type="character" w:styleId="FootnoterefererenceCharCharCharCharCharCharChar">
@@ -5974,7 +5721,7 @@
       <w:kern w:val="2"/>
       <w:sz w:val="24"/>
       <w:szCs w:val="24"/>
-      <w:lang w:bidi="ar-SA"/>
+      <w:lang w:val="en-US" w:bidi="ar-SA"/>
     </w:rPr>
   </w:style>
   <w:style w:type="character" w:styleId="FootnoteChar">
@@ -5984,7 +5731,7 @@
       <w:kern w:val="2"/>
       <w:sz w:val="16"/>
       <w:szCs w:val="16"/>
-      <w:lang w:bidi="ar-SA"/>
+      <w:lang w:val="en-US" w:bidi="ar-SA"/>
     </w:rPr>
   </w:style>
   <w:style w:type="character" w:styleId="NumberedParagraphChar">
@@ -5994,7 +5741,7 @@
       <w:kern w:val="2"/>
       <w:sz w:val="24"/>
       <w:szCs w:val="24"/>
-      <w:lang w:bidi="he-IL"/>
+      <w:lang w:val="en-US" w:bidi="he-IL"/>
     </w:rPr>
   </w:style>
   <w:style w:type="character" w:styleId="IndentChar">
@@ -6009,7 +5756,7 @@
     <w:rPr>
       <w:kern w:val="2"/>
       <w:sz w:val="24"/>
-      <w:lang w:bidi="ar-SA"/>
+      <w:lang w:val="en-US" w:bidi="ar-SA"/>
     </w:rPr>
   </w:style>
   <w:style w:type="character" w:styleId="Boldparagraph">
@@ -6032,7 +5779,7 @@
       <w:kern w:val="2"/>
       <w:sz w:val="24"/>
       <w:szCs w:val="24"/>
-      <w:lang w:bidi="ar-SA"/>
+      <w:lang w:val="en-US" w:bidi="ar-SA"/>
     </w:rPr>
   </w:style>
   <w:style w:type="character" w:styleId="Heading3Char1Char">
@@ -6044,7 +5791,7 @@
       <w:kern w:val="2"/>
       <w:sz w:val="24"/>
       <w:szCs w:val="24"/>
-      <w:lang w:bidi="he-IL"/>
+      <w:lang w:val="en-US" w:bidi="he-IL"/>
     </w:rPr>
   </w:style>
   <w:style w:type="character" w:styleId="Level2-aChar1">
@@ -6055,7 +5802,7 @@
       <w:spacing w:val="5"/>
       <w:sz w:val="24"/>
       <w:szCs w:val="24"/>
-      <w:lang w:bidi="he-IL"/>
+      <w:lang w:val="en-US" w:bidi="he-IL"/>
     </w:rPr>
   </w:style>
   <w:style w:type="character" w:styleId="IndentCharCharCharCharChar">
@@ -6066,7 +5813,7 @@
       <w:kern w:val="2"/>
       <w:sz w:val="24"/>
       <w:szCs w:val="24"/>
-      <w:lang w:bidi="ar-SA"/>
+      <w:lang w:val="en-US" w:bidi="ar-SA"/>
     </w:rPr>
   </w:style>
   <w:style w:type="character" w:styleId="IndentCharCharCharCharCharCharCharCharCharCharCharCharCharCharCharCharChar">
@@ -6075,7 +5822,7 @@
     <w:rPr>
       <w:rFonts w:eastAsia="MS Mincho"/>
       <w:kern w:val="2"/>
-      <w:lang w:bidi="he-IL"/>
+      <w:lang w:val="en-US" w:bidi="he-IL"/>
     </w:rPr>
   </w:style>
   <w:style w:type="character" w:styleId="FootnoteReference">
@@ -6156,7 +5903,7 @@
       <w:bCs/>
       <w:sz w:val="28"/>
       <w:szCs w:val="28"/>
-      <w:lang w:bidi="ar-SA"/>
+      <w:lang w:val="en-US" w:bidi="ar-SA"/>
     </w:rPr>
   </w:style>
   <w:style w:type="character" w:styleId="NumberedParagraphCharCharChar">
@@ -6166,14 +5913,14 @@
       <w:kern w:val="2"/>
       <w:sz w:val="24"/>
       <w:szCs w:val="24"/>
-      <w:lang w:bidi="he-IL"/>
+      <w:lang w:val="en-US" w:bidi="he-IL"/>
     </w:rPr>
   </w:style>
   <w:style w:type="character" w:styleId="NumberedParagraph-BulletelistLeft0Firstline0CharChar">
     <w:name w:val="Numbered Paragraph - Bullete list + Left:  0&quot; First line:  0&quot; Char Char"/>
     <w:qFormat/>
     <w:rPr>
-      <w:lang w:bidi="ar-SA"/>
+      <w:lang w:val="en-US" w:bidi="ar-SA"/>
     </w:rPr>
   </w:style>
   <w:style w:type="character" w:styleId="Heading3Char2CharChar">
@@ -6185,7 +5932,7 @@
       <w:kern w:val="2"/>
       <w:sz w:val="24"/>
       <w:szCs w:val="24"/>
-      <w:lang w:bidi="he-IL"/>
+      <w:lang w:val="en-US" w:bidi="he-IL"/>
     </w:rPr>
   </w:style>
   <w:style w:type="character" w:styleId="NumberedParagraphCharCharCharChar">
@@ -6195,7 +5942,7 @@
       <w:kern w:val="2"/>
       <w:sz w:val="24"/>
       <w:szCs w:val="24"/>
-      <w:lang w:bidi="he-IL"/>
+      <w:lang w:val="en-US" w:bidi="he-IL"/>
     </w:rPr>
   </w:style>
   <w:style w:type="character" w:styleId="HeadingdrhChar">
@@ -6217,7 +5964,7 @@
       <w:bCs/>
       <w:sz w:val="28"/>
       <w:szCs w:val="28"/>
-      <w:lang w:bidi="ar-SA"/>
+      <w:lang w:val="en-US" w:bidi="ar-SA"/>
     </w:rPr>
   </w:style>
   <w:style w:type="character" w:styleId="BodyTextCharCharCharCharCharCharChar">
@@ -6227,7 +5974,7 @@
       <w:rFonts w:ascii=".VnTimeH" w:hAnsi=".VnTimeH" w:cs=".VnTimeH"/>
       <w:b/>
       <w:sz w:val="24"/>
-      <w:lang w:bidi="ar-SA"/>
+      <w:lang w:val="en-US" w:bidi="ar-SA"/>
     </w:rPr>
   </w:style>
   <w:style w:type="character" w:styleId="titMHCharChar">
@@ -6237,7 +5984,7 @@
       <w:rFonts w:ascii="VNI-Times" w:hAnsi="VNI-Times" w:eastAsia="SimSun" w:cs="VNI-Times"/>
       <w:b/>
       <w:sz w:val="24"/>
-      <w:lang w:bidi="ar-SA"/>
+      <w:lang w:val="en-US" w:bidi="ar-SA"/>
     </w:rPr>
   </w:style>
   <w:style w:type="character" w:styleId="chungtrinhhocphanCharChar">
@@ -6247,7 +5994,7 @@
       <w:rFonts w:ascii="VNI-Times" w:hAnsi="VNI-Times" w:eastAsia="SimSun" w:cs="VNI-Times"/>
       <w:b/>
       <w:sz w:val="32"/>
-      <w:lang w:bidi="ar-SA"/>
+      <w:lang w:val="en-US" w:bidi="ar-SA"/>
     </w:rPr>
   </w:style>
   <w:style w:type="character" w:styleId="CharChar18">
@@ -6257,7 +6004,7 @@
       <w:rFonts w:ascii="VNI-Times" w:hAnsi="VNI-Times" w:eastAsia="SimSun" w:cs="VNI-Times"/>
       <w:b/>
       <w:sz w:val="24"/>
-      <w:lang w:bidi="ar-SA"/>
+      <w:lang w:val="en-US" w:bidi="ar-SA"/>
     </w:rPr>
   </w:style>
   <w:style w:type="character" w:styleId="tChar1">
@@ -6270,7 +6017,7 @@
       <w:spacing w:val="40"/>
       <w:sz w:val="28"/>
       <w:szCs w:val="32"/>
-      <w:lang w:bidi="ar-SA"/>
+      <w:lang w:val="en-US" w:bidi="ar-SA"/>
     </w:rPr>
   </w:style>
   <w:style w:type="character" w:styleId="a3Char">
@@ -6280,7 +6027,7 @@
       <w:rFonts w:ascii=".VnTimeH" w:hAnsi=".VnTimeH" w:eastAsia="SimSun" w:cs=".VnTimeH"/>
       <w:b/>
       <w:sz w:val="26"/>
-      <w:lang w:bidi="ar-SA"/>
+      <w:lang w:val="en-US" w:bidi="ar-SA"/>
     </w:rPr>
   </w:style>
   <w:style w:type="character" w:styleId="2nChar">
@@ -6291,7 +6038,7 @@
       <w:b/>
       <w:sz w:val="28"/>
       <w:szCs w:val="22"/>
-      <w:lang w:bidi="ar-SA"/>
+      <w:lang w:val="en-US" w:bidi="ar-SA"/>
     </w:rPr>
   </w:style>
   <w:style w:type="character" w:styleId="g1Char">
@@ -6301,7 +6048,7 @@
       <w:rFonts w:ascii=".VnTime" w:hAnsi=".VnTime" w:eastAsia="SimSun" w:cs=".VnTime"/>
       <w:sz w:val="26"/>
       <w:szCs w:val="26"/>
-      <w:lang w:bidi="ar-SA"/>
+      <w:lang w:val="en-US" w:bidi="ar-SA"/>
     </w:rPr>
   </w:style>
   <w:style w:type="character" w:styleId="tmChar1">
@@ -6311,7 +6058,7 @@
       <w:rFonts w:ascii=".VnAvant" w:hAnsi=".VnAvant" w:eastAsia="SimSun" w:cs=".VnAvant"/>
       <w:b/>
       <w:sz w:val="24"/>
-      <w:lang w:bidi="ar-SA"/>
+      <w:lang w:val="en-US" w:bidi="ar-SA"/>
     </w:rPr>
   </w:style>
   <w:style w:type="character" w:styleId="tendemucChar">
@@ -6333,6 +6080,7 @@
       <w:bCs/>
       <w:sz w:val="28"/>
       <w:szCs w:val="28"/>
+      <w:lang w:val="en-US"/>
     </w:rPr>
   </w:style>
   <w:style w:type="character" w:styleId="MucmonChar">
@@ -6344,6 +6092,7 @@
       <w:bCs/>
       <w:sz w:val="28"/>
       <w:szCs w:val="28"/>
+      <w:lang w:val="en-US"/>
     </w:rPr>
   </w:style>
   <w:style w:type="character" w:styleId="MucchinhChar">
@@ -6356,6 +6105,7 @@
       <w:color w:val="000000"/>
       <w:sz w:val="28"/>
       <w:szCs w:val="28"/>
+      <w:lang w:val="en-US"/>
     </w:rPr>
   </w:style>
   <w:style w:type="character" w:styleId="Style13ptBoldItalicCondensedby02pt">
@@ -6394,7 +6144,7 @@
       <w:color w:val="000000"/>
       <w:sz w:val="28"/>
       <w:szCs w:val="28"/>
-      <w:lang w:bidi="ar-SA"/>
+      <w:lang w:val="en-US" w:bidi="ar-SA"/>
     </w:rPr>
   </w:style>
   <w:style w:type="character" w:styleId="MChar">
@@ -6404,7 +6154,7 @@
       <w:rFonts w:ascii=".VnCourier NewH" w:hAnsi=".VnCourier NewH" w:cs=".VnCourier NewH"/>
       <w:b/>
       <w:sz w:val="32"/>
-      <w:lang w:bidi="ar-SA"/>
+      <w:lang w:val="en-US" w:bidi="ar-SA"/>
     </w:rPr>
   </w:style>
   <w:style w:type="character" w:styleId="2Char">
@@ -6414,7 +6164,7 @@
       <w:rFonts w:ascii=".VnTimeH" w:hAnsi=".VnTimeH" w:cs=".VnTimeH"/>
       <w:b/>
       <w:sz w:val="26"/>
-      <w:lang w:bidi="ar-SA"/>
+      <w:lang w:val="en-US" w:bidi="ar-SA"/>
     </w:rPr>
   </w:style>
   <w:style w:type="character" w:styleId="ctChar">
@@ -6424,7 +6174,7 @@
       <w:rFonts w:ascii=".VnGothic" w:hAnsi=".VnGothic" w:cs=".VnVogueH"/>
       <w:sz w:val="40"/>
       <w:szCs w:val="40"/>
-      <w:lang w:bidi="ar-SA"/>
+      <w:lang w:val="en-US" w:bidi="ar-SA"/>
     </w:rPr>
   </w:style>
   <w:style w:type="character" w:styleId="cCharChar">
@@ -6434,7 +6184,7 @@
       <w:rFonts w:ascii=".VnAvant" w:hAnsi=".VnAvant" w:cs=".VnAvant"/>
       <w:b/>
       <w:sz w:val="24"/>
-      <w:lang w:bidi="ar-SA"/>
+      <w:lang w:val="en-US" w:bidi="ar-SA"/>
     </w:rPr>
   </w:style>
   <w:style w:type="character" w:styleId="tmChar">
@@ -6444,7 +6194,7 @@
       <w:rFonts w:ascii=".VnAvant" w:hAnsi=".VnAvant" w:cs=".VnAvant"/>
       <w:b/>
       <w:sz w:val="24"/>
-      <w:lang w:bidi="ar-SA"/>
+      <w:lang w:val="en-US" w:bidi="ar-SA"/>
     </w:rPr>
   </w:style>
   <w:style w:type="character" w:styleId="nChar">
@@ -6459,7 +6209,7 @@
       <w:color w:val="4F81BD"/>
       <w:sz w:val="28"/>
       <w:szCs w:val="26"/>
-      <w:lang w:bidi="ar-SA"/>
+      <w:lang w:val="en-US" w:bidi="ar-SA"/>
     </w:rPr>
   </w:style>
   <w:style w:type="character" w:styleId="ngChar">
@@ -6475,7 +6225,7 @@
       <w:rFonts w:ascii=".VnTime" w:hAnsi=".VnTime" w:eastAsia="SimSun" w:cs=".VnTime"/>
       <w:sz w:val="26"/>
       <w:szCs w:val="26"/>
-      <w:lang w:bidi="ar-SA"/>
+      <w:lang w:val="en-US" w:bidi="ar-SA"/>
     </w:rPr>
   </w:style>
   <w:style w:type="character" w:styleId="g1CharChar">
@@ -6510,7 +6260,7 @@
     <w:rPr>
       <w:sz w:val="28"/>
       <w:szCs w:val="28"/>
-      <w:lang w:bidi="ar-SA"/>
+      <w:lang w:val="en-US" w:bidi="ar-SA"/>
     </w:rPr>
   </w:style>
   <w:style w:type="character" w:styleId="tCharChar">
@@ -6523,7 +6273,7 @@
       <w:spacing w:val="40"/>
       <w:sz w:val="28"/>
       <w:szCs w:val="32"/>
-      <w:lang w:bidi="ar-SA"/>
+      <w:lang w:val="en-US" w:bidi="ar-SA"/>
     </w:rPr>
   </w:style>
   <w:style w:type="character" w:styleId="1CharChar">
@@ -6537,7 +6287,7 @@
       <w:spacing w:val="40"/>
       <w:sz w:val="26"/>
       <w:szCs w:val="24"/>
-      <w:lang w:bidi="ar-SA"/>
+      <w:lang w:val="en-US" w:bidi="ar-SA"/>
     </w:rPr>
   </w:style>
   <w:style w:type="character" w:styleId="Style9CharCharChar">
@@ -6560,7 +6310,7 @@
       <w:spacing w:val="40"/>
       <w:sz w:val="24"/>
       <w:szCs w:val="24"/>
-      <w:lang w:bidi="ar-SA"/>
+      <w:lang w:val="en-US" w:bidi="ar-SA"/>
     </w:rPr>
   </w:style>
   <w:style w:type="character" w:styleId="Char">
@@ -6570,7 +6320,7 @@
       <w:rFonts w:ascii=".VnTimeH" w:hAnsi=".VnTimeH" w:cs=".VnTimeH"/>
       <w:kern w:val="2"/>
       <w:sz w:val="26"/>
-      <w:lang w:bidi="ar-SA"/>
+      <w:lang w:val="en-US" w:bidi="ar-SA"/>
     </w:rPr>
   </w:style>
   <w:style w:type="character" w:styleId="Style9CharCharCharCharCharChar">
@@ -6612,7 +6362,7 @@
       <w:b/>
       <w:sz w:val="28"/>
       <w:szCs w:val="28"/>
-      <w:lang w:bidi="ar-SA"/>
+      <w:lang w:val="en-US" w:bidi="ar-SA"/>
     </w:rPr>
   </w:style>
   <w:style w:type="character" w:styleId="11Char">
@@ -6652,7 +6402,7 @@
       <w:rFonts w:ascii=".VnTime" w:hAnsi=".VnTime" w:eastAsia=".VnTime" w:cs=".VnTime"/>
       <w:sz w:val="28"/>
       <w:szCs w:val="28"/>
-      <w:lang w:bidi="ar-SA"/>
+      <w:lang w:val="en-US" w:bidi="ar-SA"/>
     </w:rPr>
   </w:style>
   <w:style w:type="character" w:styleId="1noidungChar">
@@ -6661,7 +6411,7 @@
     <w:rPr>
       <w:rFonts w:ascii="Arial" w:hAnsi="Arial" w:cs="Arial"/>
       <w:sz w:val="24"/>
-      <w:lang w:val="en-US" w:bidi="ar-SA"/>
+      <w:lang w:val="vi-VN" w:bidi="ar-SA"/>
     </w:rPr>
   </w:style>
   <w:style w:type="character" w:styleId="atn">
@@ -6683,14 +6433,14 @@
       <w:b/>
       <w:sz w:val="26"/>
       <w:szCs w:val="26"/>
-      <w:lang w:bidi="ar-SA"/>
+      <w:lang w:val="en-US" w:bidi="ar-SA"/>
     </w:rPr>
   </w:style>
   <w:style w:type="character" w:styleId="Style7Char">
     <w:name w:val="Style7 Char"/>
     <w:qFormat/>
     <w:rPr>
-      <w:lang w:bidi="ar-SA"/>
+      <w:lang w:val="en-US" w:bidi="ar-SA"/>
     </w:rPr>
   </w:style>
   <w:style w:type="character" w:styleId="frametitle">
@@ -6725,7 +6475,7 @@
       <w:spacing w:val="24"/>
       <w:sz w:val="28"/>
       <w:szCs w:val="28"/>
-      <w:lang w:bidi="ar-SA"/>
+      <w:lang w:val="en-US" w:bidi="ar-SA"/>
     </w:rPr>
   </w:style>
   <w:style w:type="character" w:styleId="dieuCharChar1">
@@ -6737,25 +6487,25 @@
       <w:spacing w:val="24"/>
       <w:sz w:val="26"/>
       <w:szCs w:val="26"/>
-      <w:lang w:bidi="ar-SA"/>
+      <w:lang w:val="en-US" w:bidi="ar-SA"/>
     </w:rPr>
   </w:style>
   <w:style w:type="character" w:styleId="CenterChar">
     <w:name w:val="Center Char"/>
-    <w:qFormat/>
-    <w:rPr>
-      <w:sz w:val="28"/>
-      <w:szCs w:val="28"/>
-      <w:lang w:val="vi-VN" w:bidi="ar-SA"/>
-    </w:rPr>
-  </w:style>
-  <w:style w:type="character" w:styleId="TenvbChar">
-    <w:name w:val="Tenvb Char"/>
     <w:qFormat/>
     <w:rPr>
       <w:sz w:val="28"/>
       <w:szCs w:val="28"/>
       <w:lang w:bidi="ar-SA"/>
+    </w:rPr>
+  </w:style>
+  <w:style w:type="character" w:styleId="TenvbChar">
+    <w:name w:val="Tenvb Char"/>
+    <w:qFormat/>
+    <w:rPr>
+      <w:sz w:val="28"/>
+      <w:szCs w:val="28"/>
+      <w:lang w:val="en-US" w:bidi="ar-SA"/>
     </w:rPr>
   </w:style>
   <w:style w:type="character" w:styleId="OFFICE1Char">
@@ -6779,7 +6529,7 @@
       <w:iCs/>
       <w:sz w:val="26"/>
       <w:szCs w:val="26"/>
-      <w:lang w:bidi="ar-SA"/>
+      <w:lang w:val="en-US" w:bidi="ar-SA"/>
     </w:rPr>
   </w:style>
   <w:style w:type="character" w:styleId="MMTopic2Char">
@@ -6793,7 +6543,7 @@
       <w:iCs/>
       <w:sz w:val="28"/>
       <w:szCs w:val="28"/>
-      <w:lang w:bidi="ar-SA"/>
+      <w:lang w:val="en-US" w:bidi="ar-SA"/>
     </w:rPr>
   </w:style>
   <w:style w:type="character" w:styleId="Heading8Char1">
@@ -6804,7 +6554,7 @@
       <w:iCs/>
       <w:sz w:val="24"/>
       <w:szCs w:val="24"/>
-      <w:lang w:bidi="ar-SA"/>
+      <w:lang w:val="en-US" w:bidi="ar-SA"/>
     </w:rPr>
   </w:style>
   <w:style w:type="character" w:styleId="BodyTextIndentChar">
@@ -6825,7 +6575,7 @@
       <w:color w:val="000000"/>
       <w:sz w:val="22"/>
       <w:szCs w:val="22"/>
-      <w:lang w:bidi="ar-SA"/>
+      <w:lang w:val="en-US" w:bidi="ar-SA"/>
     </w:rPr>
   </w:style>
   <w:style w:type="character" w:styleId="11chucdanhnguoiky-co11CharChar">
@@ -6837,7 +6587,7 @@
       <w:color w:val="000000"/>
       <w:sz w:val="22"/>
       <w:szCs w:val="22"/>
-      <w:lang w:bidi="ar-SA"/>
+      <w:lang w:val="en-US" w:bidi="ar-SA"/>
     </w:rPr>
   </w:style>
   <w:style w:type="character" w:styleId="6tenmucphanCharCharChar">
@@ -6849,7 +6599,7 @@
       <w:color w:val="000000"/>
       <w:sz w:val="22"/>
       <w:szCs w:val="22"/>
-      <w:lang w:bidi="ar-SA"/>
+      <w:lang w:val="en-US" w:bidi="ar-SA"/>
     </w:rPr>
   </w:style>
   <w:style w:type="character" w:styleId="1chinhtrangChar1CharCharChar">
@@ -6860,7 +6610,7 @@
       <w:color w:val="000000"/>
       <w:sz w:val="22"/>
       <w:szCs w:val="22"/>
-      <w:lang w:bidi="ar-SA"/>
+      <w:lang w:val="en-US" w:bidi="ar-SA"/>
     </w:rPr>
   </w:style>
   <w:style w:type="character" w:styleId="coCharCharChar">
@@ -6871,7 +6621,7 @@
       <w:color w:val="000000"/>
       <w:sz w:val="22"/>
       <w:szCs w:val="22"/>
-      <w:lang w:bidi="ar-SA"/>
+      <w:lang w:val="en-US" w:bidi="ar-SA"/>
     </w:rPr>
   </w:style>
   <w:style w:type="character" w:styleId="BodyTextIndent3Char">
@@ -6898,7 +6648,7 @@
       <w:color w:val="000000"/>
       <w:sz w:val="22"/>
       <w:szCs w:val="22"/>
-      <w:lang w:bidi="ar-SA"/>
+      <w:lang w:val="en-US" w:bidi="ar-SA"/>
     </w:rPr>
   </w:style>
   <w:style w:type="character" w:styleId="4tenchuongCharCharChar">
@@ -6910,7 +6660,7 @@
       <w:color w:val="000000"/>
       <w:sz w:val="22"/>
       <w:szCs w:val="22"/>
-      <w:lang w:bidi="ar-SA"/>
+      <w:lang w:val="en-US" w:bidi="ar-SA"/>
     </w:rPr>
   </w:style>
   <w:style w:type="character" w:styleId="71CharCharCharCharCharCharCharCharChar">
@@ -6933,7 +6683,7 @@
       <w:color w:val="000000"/>
       <w:sz w:val="22"/>
       <w:szCs w:val="22"/>
-      <w:lang w:bidi="ar-SA"/>
+      <w:lang w:val="en-US" w:bidi="ar-SA"/>
     </w:rPr>
   </w:style>
   <w:style w:type="character" w:styleId="cChar1CharCharCharChar">
@@ -6944,7 +6694,7 @@
       <w:color w:val="000000"/>
       <w:sz w:val="22"/>
       <w:szCs w:val="22"/>
-      <w:lang w:bidi="ar-SA"/>
+      <w:lang w:val="en-US" w:bidi="ar-SA"/>
     </w:rPr>
   </w:style>
   <w:style w:type="character" w:styleId="1chinhtrangChar">
@@ -6966,7 +6716,7 @@
       <w:color w:val="000000"/>
       <w:sz w:val="22"/>
       <w:szCs w:val="22"/>
-      <w:lang w:bidi="ar-SA"/>
+      <w:lang w:val="en-US" w:bidi="ar-SA"/>
     </w:rPr>
   </w:style>
   <w:style w:type="character" w:styleId="cCharCharChar">
@@ -6984,7 +6734,7 @@
       <w:color w:val="000000"/>
       <w:sz w:val="22"/>
       <w:szCs w:val="22"/>
-      <w:lang w:bidi="ar-SA"/>
+      <w:lang w:val="en-US" w:bidi="ar-SA"/>
     </w:rPr>
   </w:style>
   <w:style w:type="character" w:styleId="1chinhtrangCharCharCharCharCharCharChar">
@@ -6995,7 +6745,7 @@
       <w:color w:val="000000"/>
       <w:sz w:val="22"/>
       <w:szCs w:val="22"/>
-      <w:lang w:bidi="ar-SA"/>
+      <w:lang w:val="en-US" w:bidi="ar-SA"/>
     </w:rPr>
   </w:style>
   <w:style w:type="character" w:styleId="4tenchuongCharCharCharCharCharChar">
@@ -7007,7 +6757,7 @@
       <w:color w:val="000000"/>
       <w:sz w:val="22"/>
       <w:szCs w:val="22"/>
-      <w:lang w:bidi="ar-SA"/>
+      <w:lang w:val="en-US" w:bidi="ar-SA"/>
     </w:rPr>
   </w:style>
   <w:style w:type="character" w:styleId="2dongcachCharCharCharCharCharChar">
@@ -7019,7 +6769,7 @@
       <w:color w:val="000000"/>
       <w:sz w:val="22"/>
       <w:szCs w:val="22"/>
-      <w:lang w:bidi="ar-SA"/>
+      <w:lang w:val="en-US" w:bidi="ar-SA"/>
     </w:rPr>
   </w:style>
   <w:style w:type="character" w:styleId="1chinhtrangCharChar1CharCharCharChar">
@@ -7030,7 +6780,7 @@
       <w:color w:val="000000"/>
       <w:sz w:val="22"/>
       <w:szCs w:val="22"/>
-      <w:lang w:bidi="ar-SA"/>
+      <w:lang w:val="en-US" w:bidi="ar-SA"/>
     </w:rPr>
   </w:style>
   <w:style w:type="character" w:styleId="cCharCharCharCharCharChar">
@@ -7041,7 +6791,7 @@
       <w:color w:val="000000"/>
       <w:sz w:val="22"/>
       <w:szCs w:val="26"/>
-      <w:lang w:bidi="ar-SA"/>
+      <w:lang w:val="en-US" w:bidi="ar-SA"/>
     </w:rPr>
   </w:style>
   <w:style w:type="character" w:styleId="coCharCharCharCharCharChar">
@@ -7052,7 +6802,7 @@
       <w:color w:val="000000"/>
       <w:sz w:val="22"/>
       <w:szCs w:val="22"/>
-      <w:lang w:bidi="ar-SA"/>
+      <w:lang w:val="en-US" w:bidi="ar-SA"/>
     </w:rPr>
   </w:style>
   <w:style w:type="character" w:styleId="TitleCharCharChar1">
@@ -7074,7 +6824,7 @@
       <w:color w:val="000000"/>
       <w:sz w:val="22"/>
       <w:szCs w:val="22"/>
-      <w:lang w:bidi="ar-SA"/>
+      <w:lang w:val="en-US" w:bidi="ar-SA"/>
     </w:rPr>
   </w:style>
   <w:style w:type="character" w:styleId="aCharCharChar">
@@ -7086,7 +6836,7 @@
       <w:color w:val="000000"/>
       <w:sz w:val="26"/>
       <w:szCs w:val="26"/>
-      <w:lang w:bidi="ar-SA"/>
+      <w:lang w:val="en-US" w:bidi="ar-SA"/>
     </w:rPr>
   </w:style>
   <w:style w:type="character" w:styleId="eCharCharChar">
@@ -7099,7 +6849,7 @@
       <w:color w:val="000000"/>
       <w:sz w:val="22"/>
       <w:szCs w:val="22"/>
-      <w:lang w:bidi="ar-SA"/>
+      <w:lang w:val="en-US" w:bidi="ar-SA"/>
     </w:rPr>
   </w:style>
   <w:style w:type="character" w:styleId="17CharChar">
@@ -7112,7 +6862,7 @@
       <w:color w:val="000000"/>
       <w:sz w:val="26"/>
       <w:szCs w:val="26"/>
-      <w:lang w:bidi="ar-SA"/>
+      <w:lang w:val="en-US" w:bidi="ar-SA"/>
     </w:rPr>
   </w:style>
   <w:style w:type="character" w:styleId="phanCharCharCharCharCharCharChar">
@@ -7124,7 +6874,7 @@
       <w:color w:val="000000"/>
       <w:sz w:val="22"/>
       <w:szCs w:val="22"/>
-      <w:lang w:bidi="ar-SA"/>
+      <w:lang w:val="en-US" w:bidi="ar-SA"/>
     </w:rPr>
   </w:style>
   <w:style w:type="character" w:styleId="cChar2">
@@ -7136,7 +6886,7 @@
       <w:color w:val="000000"/>
       <w:sz w:val="22"/>
       <w:szCs w:val="22"/>
-      <w:lang w:bidi="ar-SA"/>
+      <w:lang w:val="en-US" w:bidi="ar-SA"/>
     </w:rPr>
   </w:style>
   <w:style w:type="character" w:styleId="3sochuongCharCharChar">
@@ -7148,7 +6898,7 @@
       <w:color w:val="000000"/>
       <w:sz w:val="22"/>
       <w:szCs w:val="22"/>
-      <w:lang w:bidi="ar-SA"/>
+      <w:lang w:val="en-US" w:bidi="ar-SA"/>
     </w:rPr>
   </w:style>
   <w:style w:type="character" w:styleId="noCharCharCharChar">
@@ -7159,7 +6909,7 @@
       <w:color w:val="000000"/>
       <w:sz w:val="22"/>
       <w:szCs w:val="22"/>
-      <w:lang w:bidi="ar-SA"/>
+      <w:lang w:val="en-US" w:bidi="ar-SA"/>
     </w:rPr>
   </w:style>
   <w:style w:type="character" w:styleId="1chinhtrangCharCharChar1CharChar">
@@ -7170,7 +6920,7 @@
       <w:color w:val="000000"/>
       <w:sz w:val="22"/>
       <w:szCs w:val="22"/>
-      <w:lang w:bidi="ar-SA"/>
+      <w:lang w:val="en-US" w:bidi="ar-SA"/>
     </w:rPr>
   </w:style>
   <w:style w:type="character" w:styleId="z-TopofFormChar1">
@@ -7204,7 +6954,7 @@
       <w:color w:val="0000FF"/>
       <w:spacing w:val="24"/>
       <w:sz w:val="28"/>
-      <w:lang w:bidi="ar-SA"/>
+      <w:lang w:val="en-US" w:bidi="ar-SA"/>
     </w:rPr>
   </w:style>
   <w:style w:type="character" w:styleId="71CharChar">
@@ -7216,7 +6966,7 @@
       <w:color w:val="000000"/>
       <w:sz w:val="22"/>
       <w:szCs w:val="22"/>
-      <w:lang w:bidi="ar-SA"/>
+      <w:lang w:val="en-US" w:bidi="ar-SA"/>
     </w:rPr>
   </w:style>
   <w:style w:type="character" w:styleId="DocumentMapChar2">
@@ -7224,7 +6974,7 @@
     <w:qFormat/>
     <w:rPr>
       <w:rFonts w:ascii="Tahoma" w:hAnsi="Tahoma" w:cs="Tahoma"/>
-      <w:lang w:bidi="ar-SA"/>
+      <w:lang w:val="en-US" w:bidi="ar-SA"/>
     </w:rPr>
   </w:style>
   <w:style w:type="character" w:styleId="71CharChar1">
@@ -7276,7 +7026,7 @@
     <w:name w:val="Endnote Text Char1"/>
     <w:qFormat/>
     <w:rPr>
-      <w:lang w:bidi="ar-SA"/>
+      <w:lang w:val="en-US" w:bidi="ar-SA"/>
     </w:rPr>
   </w:style>
   <w:style w:type="character" w:styleId="SubtitleChar2">
@@ -7286,7 +7036,7 @@
       <w:rFonts w:ascii=".VnTimeH" w:hAnsi=".VnTimeH" w:cs=".VnTimeH"/>
       <w:b/>
       <w:sz w:val="28"/>
-      <w:lang w:bidi="ar-SA"/>
+      <w:lang w:val="en-US" w:bidi="ar-SA"/>
     </w:rPr>
   </w:style>
   <w:style w:type="character" w:styleId="15CharCharCharChar">
@@ -7299,7 +7049,7 @@
       <w:spacing w:val="20"/>
       <w:sz w:val="26"/>
       <w:szCs w:val="26"/>
-      <w:lang w:bidi="ar-SA"/>
+      <w:lang w:val="en-US" w:bidi="ar-SA"/>
     </w:rPr>
   </w:style>
   <w:style w:type="character" w:styleId="4CharCharCharChar">
@@ -7313,7 +7063,7 @@
       <w:spacing w:val="28"/>
       <w:sz w:val="23"/>
       <w:szCs w:val="23"/>
-      <w:lang w:bidi="ar-SA"/>
+      <w:lang w:val="en-US" w:bidi="ar-SA"/>
     </w:rPr>
   </w:style>
   <w:style w:type="character" w:styleId="5CharCharCharChar">
@@ -7328,7 +7078,7 @@
       <w:color w:val="000000"/>
       <w:sz w:val="23"/>
       <w:szCs w:val="23"/>
-      <w:lang w:bidi="ar-SA"/>
+      <w:lang w:val="en-US" w:bidi="ar-SA"/>
     </w:rPr>
   </w:style>
   <w:style w:type="character" w:styleId="DNnd2chuongChar">
@@ -7340,7 +7090,7 @@
       <w:bCs/>
       <w:color w:val="000000"/>
       <w:sz w:val="22"/>
-      <w:lang w:bidi="ar-SA"/>
+      <w:lang w:val="en-US" w:bidi="ar-SA"/>
     </w:rPr>
   </w:style>
   <w:style w:type="character" w:styleId="DNnd1quyetdinhChar">
@@ -7352,7 +7102,7 @@
       <w:color w:val="000000"/>
       <w:sz w:val="32"/>
       <w:szCs w:val="32"/>
-      <w:lang w:bidi="ar-SA"/>
+      <w:lang w:val="en-US" w:bidi="ar-SA"/>
     </w:rPr>
   </w:style>
   <w:style w:type="character" w:styleId="DNtd6trichyeuVBChar">
@@ -7363,7 +7113,7 @@
       <w:color w:val="000000"/>
       <w:sz w:val="26"/>
       <w:szCs w:val="26"/>
-      <w:lang w:bidi="ar-SA"/>
+      <w:lang w:val="en-US" w:bidi="ar-SA"/>
     </w:rPr>
   </w:style>
   <w:style w:type="character" w:styleId="1CharCharCharChar">
@@ -7374,7 +7124,7 @@
       <w:color w:val="000000"/>
       <w:sz w:val="22"/>
       <w:szCs w:val="22"/>
-      <w:lang w:bidi="ar-SA"/>
+      <w:lang w:val="en-US" w:bidi="ar-SA"/>
     </w:rPr>
   </w:style>
   <w:style w:type="character" w:styleId="7CharCharChar">
@@ -7387,7 +7137,7 @@
       <w:spacing w:val="28"/>
       <w:sz w:val="22"/>
       <w:szCs w:val="22"/>
-      <w:lang w:bidi="ar-SA"/>
+      <w:lang w:val="en-US" w:bidi="ar-SA"/>
     </w:rPr>
   </w:style>
   <w:style w:type="character" w:styleId="1chinhtrangChar1">
@@ -7398,7 +7148,7 @@
       <w:color w:val="000000"/>
       <w:sz w:val="22"/>
       <w:szCs w:val="22"/>
-      <w:lang w:bidi="ar-SA"/>
+      <w:lang w:val="en-US" w:bidi="ar-SA"/>
     </w:rPr>
   </w:style>
   <w:style w:type="character" w:styleId="1chinhtrangCharCharChar2CharCharCharCharChar">
@@ -7409,7 +7159,7 @@
       <w:color w:val="000000"/>
       <w:sz w:val="23"/>
       <w:szCs w:val="23"/>
-      <w:lang w:bidi="ar-SA"/>
+      <w:lang w:val="en-US" w:bidi="ar-SA"/>
     </w:rPr>
   </w:style>
   <w:style w:type="character" w:styleId="4tenchuongCharChar1">
@@ -7421,7 +7171,7 @@
       <w:color w:val="000000"/>
       <w:sz w:val="22"/>
       <w:szCs w:val="22"/>
-      <w:lang w:bidi="ar-SA"/>
+      <w:lang w:val="en-US" w:bidi="ar-SA"/>
     </w:rPr>
   </w:style>
   <w:style w:type="character" w:styleId="1chinhtrangCharChar4CharChar">
@@ -7432,7 +7182,7 @@
       <w:color w:val="000000"/>
       <w:sz w:val="23"/>
       <w:szCs w:val="23"/>
-      <w:lang w:bidi="ar-SA"/>
+      <w:lang w:val="en-US" w:bidi="ar-SA"/>
     </w:rPr>
   </w:style>
   <w:style w:type="character" w:styleId="nCharChar">
@@ -7451,7 +7201,7 @@
       <w:color w:val="000000"/>
       <w:sz w:val="22"/>
       <w:szCs w:val="22"/>
-      <w:lang w:bidi="ar-SA"/>
+      <w:lang w:val="en-US" w:bidi="ar-SA"/>
     </w:rPr>
   </w:style>
   <w:style w:type="character" w:styleId="4tenchuongChar1">
@@ -7463,7 +7213,7 @@
       <w:color w:val="000000"/>
       <w:sz w:val="22"/>
       <w:szCs w:val="22"/>
-      <w:lang w:bidi="ar-SA"/>
+      <w:lang w:val="en-US" w:bidi="ar-SA"/>
     </w:rPr>
   </w:style>
   <w:style w:type="character" w:styleId="2dongcachChar1">
@@ -7475,7 +7225,7 @@
       <w:color w:val="000000"/>
       <w:sz w:val="22"/>
       <w:szCs w:val="22"/>
-      <w:lang w:bidi="ar-SA"/>
+      <w:lang w:val="en-US" w:bidi="ar-SA"/>
     </w:rPr>
   </w:style>
   <w:style w:type="character" w:styleId="1chinhtrangCharCharChar2">
@@ -7486,7 +7236,7 @@
       <w:color w:val="000000"/>
       <w:sz w:val="23"/>
       <w:szCs w:val="23"/>
-      <w:lang w:bidi="ar-SA"/>
+      <w:lang w:val="en-US" w:bidi="ar-SA"/>
     </w:rPr>
   </w:style>
   <w:style w:type="character" w:styleId="1chinhtrangChar1CharCharCharChar">
@@ -7497,7 +7247,7 @@
       <w:color w:val="000000"/>
       <w:sz w:val="22"/>
       <w:szCs w:val="22"/>
-      <w:lang w:bidi="ar-SA"/>
+      <w:lang w:val="en-US" w:bidi="ar-SA"/>
     </w:rPr>
   </w:style>
   <w:style w:type="character" w:styleId="cChar1CharCharCharCharChar">
@@ -7508,7 +7258,7 @@
       <w:color w:val="000000"/>
       <w:sz w:val="22"/>
       <w:szCs w:val="22"/>
-      <w:lang w:bidi="ar-SA"/>
+      <w:lang w:val="en-US" w:bidi="ar-SA"/>
     </w:rPr>
   </w:style>
   <w:style w:type="character" w:styleId="PlainTextChar1">
@@ -7516,7 +7266,7 @@
     <w:qFormat/>
     <w:rPr>
       <w:rFonts w:ascii="Courier New" w:hAnsi="Courier New" w:cs="Courier New"/>
-      <w:lang w:bidi="ar-SA"/>
+      <w:lang w:val="en-US" w:bidi="ar-SA"/>
     </w:rPr>
   </w:style>
   <w:style w:type="character" w:styleId="17CharCharChar">
@@ -7529,7 +7279,7 @@
       <w:color w:val="000000"/>
       <w:sz w:val="26"/>
       <w:szCs w:val="26"/>
-      <w:lang w:bidi="ar-SA"/>
+      <w:lang w:val="en-US" w:bidi="ar-SA"/>
     </w:rPr>
   </w:style>
   <w:style w:type="character" w:styleId="2dongcachCharCharCharChar">
@@ -7541,7 +7291,7 @@
       <w:color w:val="000000"/>
       <w:sz w:val="22"/>
       <w:szCs w:val="22"/>
-      <w:lang w:bidi="ar-SA"/>
+      <w:lang w:val="en-US" w:bidi="ar-SA"/>
     </w:rPr>
   </w:style>
   <w:style w:type="character" w:styleId="11chucdanhnguoiky-co11CharCharChar">
@@ -7553,7 +7303,7 @@
       <w:color w:val="000000"/>
       <w:sz w:val="22"/>
       <w:szCs w:val="22"/>
-      <w:lang w:bidi="ar-SA"/>
+      <w:lang w:val="en-US" w:bidi="ar-SA"/>
     </w:rPr>
   </w:style>
   <w:style w:type="character" w:styleId="coCharCharCharChar">
@@ -7564,7 +7314,7 @@
       <w:color w:val="000000"/>
       <w:sz w:val="22"/>
       <w:szCs w:val="22"/>
-      <w:lang w:bidi="ar-SA"/>
+      <w:lang w:val="en-US" w:bidi="ar-SA"/>
     </w:rPr>
   </w:style>
   <w:style w:type="character" w:styleId="noCharCharCharCharChar">
@@ -7575,7 +7325,7 @@
       <w:color w:val="000000"/>
       <w:sz w:val="22"/>
       <w:szCs w:val="22"/>
-      <w:lang w:bidi="ar-SA"/>
+      <w:lang w:val="en-US" w:bidi="ar-SA"/>
     </w:rPr>
   </w:style>
   <w:style w:type="character" w:styleId="cCharCharCharChar">
@@ -7587,7 +7337,7 @@
       <w:color w:val="000000"/>
       <w:sz w:val="22"/>
       <w:szCs w:val="22"/>
-      <w:lang w:bidi="ar-SA"/>
+      <w:lang w:val="en-US" w:bidi="ar-SA"/>
     </w:rPr>
   </w:style>
   <w:style w:type="character" w:styleId="TitleChar1">
@@ -7599,7 +7349,7 @@
       <w:bCs/>
       <w:sz w:val="24"/>
       <w:szCs w:val="24"/>
-      <w:lang w:bidi="ar-SA"/>
+      <w:lang w:val="en-US" w:bidi="ar-SA"/>
     </w:rPr>
   </w:style>
   <w:style w:type="character" w:styleId="3sochuongCharCharCharChar">
@@ -7611,7 +7361,7 @@
       <w:color w:val="000000"/>
       <w:sz w:val="22"/>
       <w:szCs w:val="22"/>
-      <w:lang w:bidi="ar-SA"/>
+      <w:lang w:val="en-US" w:bidi="ar-SA"/>
     </w:rPr>
   </w:style>
   <w:style w:type="character" w:styleId="6tenmucphanCharCharCharCharChar">
@@ -7623,7 +7373,7 @@
       <w:color w:val="000000"/>
       <w:sz w:val="22"/>
       <w:szCs w:val="22"/>
-      <w:lang w:bidi="ar-SA"/>
+      <w:lang w:val="en-US" w:bidi="ar-SA"/>
     </w:rPr>
   </w:style>
   <w:style w:type="character" w:styleId="11chucdanhnguoiky-co11CharCharCharChar">
@@ -7635,7 +7385,7 @@
       <w:color w:val="000000"/>
       <w:sz w:val="22"/>
       <w:szCs w:val="22"/>
-      <w:lang w:bidi="ar-SA"/>
+      <w:lang w:val="en-US" w:bidi="ar-SA"/>
     </w:rPr>
   </w:style>
   <w:style w:type="character" w:styleId="1chinhtrangCharChar1CharCharCharCharChar">
@@ -7646,7 +7396,7 @@
       <w:color w:val="000000"/>
       <w:sz w:val="22"/>
       <w:szCs w:val="22"/>
-      <w:lang w:bidi="ar-SA"/>
+      <w:lang w:val="en-US" w:bidi="ar-SA"/>
     </w:rPr>
   </w:style>
   <w:style w:type="character" w:styleId="eCharCharCharChar">
@@ -7659,7 +7409,7 @@
       <w:color w:val="000000"/>
       <w:sz w:val="22"/>
       <w:szCs w:val="22"/>
-      <w:lang w:bidi="ar-SA"/>
+      <w:lang w:val="en-US" w:bidi="ar-SA"/>
     </w:rPr>
   </w:style>
   <w:style w:type="character" w:styleId="1chinhtrangCharCharCharCharChar">
@@ -7670,7 +7420,7 @@
       <w:color w:val="000000"/>
       <w:sz w:val="22"/>
       <w:szCs w:val="22"/>
-      <w:lang w:bidi="ar-SA"/>
+      <w:lang w:val="en-US" w:bidi="ar-SA"/>
     </w:rPr>
   </w:style>
   <w:style w:type="character" w:styleId="71CharCharCharChar">
@@ -7701,7 +7451,7 @@
       <w:rFonts w:ascii=".VnTime" w:hAnsi=".VnTime" w:cs="Times New Roman"/>
       <w:sz w:val="28"/>
       <w:szCs w:val="28"/>
-      <w:lang w:bidi="ar-SA"/>
+      <w:lang w:val="en-US" w:bidi="ar-SA"/>
     </w:rPr>
   </w:style>
   <w:style w:type="character" w:styleId="Heading6Char1">
@@ -7714,7 +7464,7 @@
       <w:color w:val="000000"/>
       <w:sz w:val="26"/>
       <w:szCs w:val="26"/>
-      <w:lang w:bidi="ar-SA"/>
+      <w:lang w:val="en-US" w:bidi="ar-SA"/>
     </w:rPr>
   </w:style>
   <w:style w:type="character" w:styleId="1chinhtrangChar1CharCharCharCharChar">
@@ -7747,7 +7497,7 @@
       <w:color w:val="000000"/>
       <w:sz w:val="22"/>
       <w:szCs w:val="22"/>
-      <w:lang w:bidi="ar-SA"/>
+      <w:lang w:val="en-US" w:bidi="ar-SA"/>
     </w:rPr>
   </w:style>
   <w:style w:type="character" w:styleId="HTMLCite">
@@ -7781,6 +7531,7 @@
       <w:rFonts w:ascii=".VnCentury Schoolbook" w:hAnsi=".VnCentury Schoolbook" w:cs="Times New Roman"/>
       <w:b/>
       <w:color w:val="000000"/>
+      <w:lang w:val="en-US"/>
     </w:rPr>
   </w:style>
   <w:style w:type="character" w:styleId="5somucCharChar2">
@@ -7790,6 +7541,7 @@
       <w:rFonts w:ascii=".VnCentury Schoolbook" w:hAnsi=".VnCentury Schoolbook" w:cs="Times New Roman"/>
       <w:b/>
       <w:color w:val="000000"/>
+      <w:lang w:val="en-US"/>
     </w:rPr>
   </w:style>
   <w:style w:type="character" w:styleId="nCharChar1">
@@ -7800,7 +7552,7 @@
       <w:color w:val="000000"/>
       <w:sz w:val="22"/>
       <w:szCs w:val="22"/>
-      <w:lang w:bidi="ar-SA"/>
+      <w:lang w:val="en-US" w:bidi="ar-SA"/>
     </w:rPr>
   </w:style>
   <w:style w:type="character" w:styleId="5somuc1">
@@ -7810,6 +7562,7 @@
       <w:rFonts w:ascii=".VnCentury Schoolbook" w:hAnsi=".VnCentury Schoolbook" w:cs="Times New Roman"/>
       <w:b/>
       <w:color w:val="000000"/>
+      <w:lang w:val="en-US"/>
     </w:rPr>
   </w:style>
   <w:style w:type="character" w:styleId="noCharChar1">
@@ -7820,7 +7573,7 @@
       <w:color w:val="000000"/>
       <w:sz w:val="22"/>
       <w:szCs w:val="22"/>
-      <w:lang w:bidi="ar-SA"/>
+      <w:lang w:val="en-US" w:bidi="ar-SA"/>
     </w:rPr>
   </w:style>
   <w:style w:type="character" w:styleId="1chinhtrangChar2Char">
@@ -7831,7 +7584,7 @@
       <w:color w:val="000000"/>
       <w:sz w:val="22"/>
       <w:szCs w:val="22"/>
-      <w:lang w:bidi="ar-SA"/>
+      <w:lang w:val="en-US" w:bidi="ar-SA"/>
     </w:rPr>
   </w:style>
   <w:style w:type="character" w:styleId="4tenchuongCharCharChar1">
@@ -7843,7 +7596,7 @@
       <w:color w:val="000000"/>
       <w:sz w:val="22"/>
       <w:szCs w:val="22"/>
-      <w:lang w:bidi="ar-SA"/>
+      <w:lang w:val="en-US" w:bidi="ar-SA"/>
     </w:rPr>
   </w:style>
   <w:style w:type="character" w:styleId="2dongcachCharCharChar1">
@@ -7855,7 +7608,7 @@
       <w:color w:val="000000"/>
       <w:sz w:val="22"/>
       <w:szCs w:val="22"/>
-      <w:lang w:bidi="ar-SA"/>
+      <w:lang w:val="en-US" w:bidi="ar-SA"/>
     </w:rPr>
   </w:style>
   <w:style w:type="character" w:styleId="1chinhtrangCharChar2">
@@ -7866,7 +7619,7 @@
       <w:color w:val="000000"/>
       <w:sz w:val="22"/>
       <w:szCs w:val="22"/>
-      <w:lang w:bidi="ar-SA"/>
+      <w:lang w:val="en-US" w:bidi="ar-SA"/>
     </w:rPr>
   </w:style>
   <w:style w:type="character" w:styleId="E-mailSignatureChar1">
@@ -7875,7 +7628,7 @@
     <w:rPr>
       <w:sz w:val="24"/>
       <w:szCs w:val="24"/>
-      <w:lang w:bidi="ar-SA"/>
+      <w:lang w:val="en-US" w:bidi="ar-SA"/>
     </w:rPr>
   </w:style>
   <w:style w:type="character" w:styleId="postbody">
@@ -7892,6 +7645,7 @@
       <w:rFonts w:ascii=".VnCentury Schoolbook" w:hAnsi=".VnCentury Schoolbook" w:cs=".VnCentury Schoolbook"/>
       <w:color w:val="000000"/>
       <w:sz w:val="22"/>
+      <w:lang w:val="en-US"/>
     </w:rPr>
   </w:style>
   <w:style w:type="character" w:styleId="1chinhtrangChar1CharCharCharCharCharChar">
@@ -7901,6 +7655,7 @@
       <w:rFonts w:ascii=".VnCentury Schoolbook" w:hAnsi=".VnCentury Schoolbook" w:cs=".VnCentury Schoolbook"/>
       <w:color w:val="000000"/>
       <w:sz w:val="22"/>
+      <w:lang w:val="en-US"/>
     </w:rPr>
   </w:style>
   <w:style w:type="character" w:styleId="cChar1CharCharCharCharCharCharCharChar">
@@ -7910,6 +7665,7 @@
       <w:rFonts w:ascii=".VnCentury Schoolbook" w:hAnsi=".VnCentury Schoolbook" w:cs=".VnCentury Schoolbook"/>
       <w:color w:val="000000"/>
       <w:sz w:val="22"/>
+      <w:lang w:val="en-US"/>
     </w:rPr>
   </w:style>
   <w:style w:type="character" w:styleId="cChar1CharCharCharCharCharCharChar">
@@ -7919,6 +7675,7 @@
       <w:rFonts w:ascii=".VnCentury Schoolbook" w:hAnsi=".VnCentury Schoolbook" w:cs=".VnCentury Schoolbook"/>
       <w:color w:val="000000"/>
       <w:sz w:val="22"/>
+      <w:lang w:val="en-US"/>
     </w:rPr>
   </w:style>
   <w:style w:type="character" w:styleId="nCharCharCharCharCharCharChar">
@@ -7928,6 +7685,7 @@
       <w:rFonts w:ascii=".VnCentury Schoolbook" w:hAnsi=".VnCentury Schoolbook" w:cs=".VnCentury Schoolbook"/>
       <w:color w:val="000000"/>
       <w:sz w:val="22"/>
+      <w:lang w:val="en-US"/>
     </w:rPr>
   </w:style>
   <w:style w:type="character" w:styleId="nCharCharCharCharCharChar">
@@ -7937,6 +7695,7 @@
       <w:rFonts w:ascii=".VnCentury Schoolbook" w:hAnsi=".VnCentury Schoolbook" w:cs=".VnCentury Schoolbook"/>
       <w:color w:val="000000"/>
       <w:sz w:val="22"/>
+      <w:lang w:val="en-US"/>
     </w:rPr>
   </w:style>
   <w:style w:type="character" w:styleId="BodyTextFirstIndentChar1">
@@ -7945,7 +7704,7 @@
     <w:rPr>
       <w:sz w:val="24"/>
       <w:szCs w:val="24"/>
-      <w:lang w:bidi="ar-SA"/>
+      <w:lang w:val="en-US" w:bidi="ar-SA"/>
     </w:rPr>
   </w:style>
   <w:style w:type="character" w:styleId="BodyTextFirstIndent2Char1">
@@ -7955,7 +7714,7 @@
       <w:rFonts w:ascii=".VnTime" w:hAnsi=".VnTime" w:cs="Times New Roman"/>
       <w:sz w:val="24"/>
       <w:szCs w:val="24"/>
-      <w:lang w:bidi="ar-SA"/>
+      <w:lang w:val="en-US" w:bidi="ar-SA"/>
     </w:rPr>
   </w:style>
   <w:style w:type="character" w:styleId="ClosingChar1">
@@ -7964,7 +7723,7 @@
     <w:rPr>
       <w:sz w:val="24"/>
       <w:szCs w:val="24"/>
-      <w:lang w:bidi="ar-SA"/>
+      <w:lang w:val="en-US" w:bidi="ar-SA"/>
     </w:rPr>
   </w:style>
   <w:style w:type="character" w:styleId="HTMLAddressChar1">
@@ -7975,7 +7734,7 @@
       <w:iCs/>
       <w:sz w:val="24"/>
       <w:szCs w:val="24"/>
-      <w:lang w:bidi="ar-SA"/>
+      <w:lang w:val="en-US" w:bidi="ar-SA"/>
     </w:rPr>
   </w:style>
   <w:style w:type="character" w:styleId="HTMLPreformattedChar1">
@@ -7983,7 +7742,7 @@
     <w:qFormat/>
     <w:rPr>
       <w:rFonts w:ascii="Arial Unicode MS" w:hAnsi="Arial Unicode MS" w:eastAsia="Arial Unicode MS" w:cs="Arial Unicode MS"/>
-      <w:lang w:bidi="ar-SA"/>
+      <w:lang w:val="en-US" w:bidi="ar-SA"/>
     </w:rPr>
   </w:style>
   <w:style w:type="character" w:styleId="MessageHeaderChar1">
@@ -7993,7 +7752,7 @@
       <w:rFonts w:ascii="Arial" w:hAnsi="Arial" w:cs="Arial"/>
       <w:sz w:val="24"/>
       <w:szCs w:val="24"/>
-      <w:lang w:bidi="ar-SA"/>
+      <w:lang w:val="en-US" w:bidi="ar-SA"/>
     </w:rPr>
   </w:style>
   <w:style w:type="character" w:styleId="NoteHeadingChar1">
@@ -8002,7 +7761,7 @@
     <w:rPr>
       <w:sz w:val="24"/>
       <w:szCs w:val="24"/>
-      <w:lang w:bidi="ar-SA"/>
+      <w:lang w:val="en-US" w:bidi="ar-SA"/>
     </w:rPr>
   </w:style>
   <w:style w:type="character" w:styleId="SalutationChar1">
@@ -8011,7 +7770,7 @@
     <w:rPr>
       <w:sz w:val="28"/>
       <w:szCs w:val="28"/>
-      <w:lang w:bidi="ar-SA"/>
+      <w:lang w:val="en-US" w:bidi="ar-SA"/>
     </w:rPr>
   </w:style>
   <w:style w:type="character" w:styleId="SignatureChar1">
@@ -8020,7 +7779,7 @@
     <w:rPr>
       <w:sz w:val="24"/>
       <w:szCs w:val="24"/>
-      <w:lang w:bidi="ar-SA"/>
+      <w:lang w:val="en-US" w:bidi="ar-SA"/>
     </w:rPr>
   </w:style>
   <w:style w:type="character" w:styleId="Style1chinhtrangChar1BoldCharCharCharChar">
@@ -8031,6 +7790,7 @@
       <w:b/>
       <w:color w:val="000000"/>
       <w:sz w:val="22"/>
+      <w:lang w:val="en-US"/>
     </w:rPr>
   </w:style>
   <w:style w:type="character" w:styleId="noCharCharCharCharCharChar">
@@ -8041,7 +7801,7 @@
       <w:color w:val="000000"/>
       <w:sz w:val="22"/>
       <w:szCs w:val="22"/>
-      <w:lang w:bidi="ar-SA"/>
+      <w:lang w:val="en-US" w:bidi="ar-SA"/>
     </w:rPr>
   </w:style>
   <w:style w:type="character" w:styleId="71CharCharCharCharCharCharCharCharCharChar">
@@ -8053,7 +7813,7 @@
       <w:color w:val="000000"/>
       <w:sz w:val="22"/>
       <w:szCs w:val="22"/>
-      <w:lang w:bidi="ar-SA"/>
+      <w:lang w:val="en-US" w:bidi="ar-SA"/>
     </w:rPr>
   </w:style>
   <w:style w:type="character" w:styleId="8DakyCharCharCharCharChar">
@@ -8065,7 +7825,7 @@
       <w:color w:val="000000"/>
       <w:sz w:val="22"/>
       <w:szCs w:val="22"/>
-      <w:lang w:bidi="ar-SA"/>
+      <w:lang w:val="en-US" w:bidi="ar-SA"/>
     </w:rPr>
   </w:style>
   <w:style w:type="character" w:styleId="5somucCharCharCharCharCharCharCharCharCharCharChar">
@@ -8077,7 +7837,7 @@
       <w:color w:val="000000"/>
       <w:sz w:val="22"/>
       <w:szCs w:val="22"/>
-      <w:lang w:bidi="ar-SA"/>
+      <w:lang w:val="en-US" w:bidi="ar-SA"/>
     </w:rPr>
   </w:style>
   <w:style w:type="character" w:styleId="1chinhtrangCharCharCharCharCharCharCharChar">
@@ -8088,7 +7848,7 @@
       <w:color w:val="000000"/>
       <w:sz w:val="22"/>
       <w:szCs w:val="22"/>
-      <w:lang w:bidi="ar-SA"/>
+      <w:lang w:val="en-US" w:bidi="ar-SA"/>
     </w:rPr>
   </w:style>
   <w:style w:type="character" w:styleId="4tenchuongCharCharCharCharCharCharChar">
@@ -8100,7 +7860,7 @@
       <w:color w:val="000000"/>
       <w:sz w:val="22"/>
       <w:szCs w:val="22"/>
-      <w:lang w:bidi="ar-SA"/>
+      <w:lang w:val="en-US" w:bidi="ar-SA"/>
     </w:rPr>
   </w:style>
   <w:style w:type="character" w:styleId="2dongcachCharCharCharCharCharCharChar">
@@ -8112,7 +7872,7 @@
       <w:color w:val="000000"/>
       <w:sz w:val="22"/>
       <w:szCs w:val="22"/>
-      <w:lang w:bidi="ar-SA"/>
+      <w:lang w:val="en-US" w:bidi="ar-SA"/>
     </w:rPr>
   </w:style>
   <w:style w:type="character" w:styleId="cCharCharCharCharCharCharChar">
@@ -8122,6 +7882,7 @@
       <w:rFonts w:ascii=".VnCentury Schoolbook" w:hAnsi=".VnCentury Schoolbook" w:cs=".VnCentury Schoolbook"/>
       <w:color w:val="000000"/>
       <w:sz w:val="26"/>
+      <w:lang w:val="en-US"/>
     </w:rPr>
   </w:style>
   <w:style w:type="character" w:styleId="coCharCharCharCharCharCharChar">
@@ -8132,7 +7893,7 @@
       <w:color w:val="000000"/>
       <w:sz w:val="22"/>
       <w:szCs w:val="22"/>
-      <w:lang w:bidi="ar-SA"/>
+      <w:lang w:val="en-US" w:bidi="ar-SA"/>
     </w:rPr>
   </w:style>
   <w:style w:type="character" w:styleId="aCharCharCharChar">
@@ -8144,7 +7905,7 @@
       <w:color w:val="000000"/>
       <w:sz w:val="26"/>
       <w:szCs w:val="26"/>
-      <w:lang w:bidi="ar-SA"/>
+      <w:lang w:val="en-US" w:bidi="ar-SA"/>
     </w:rPr>
   </w:style>
   <w:style w:type="character" w:styleId="phanCharCharCharCharCharCharCharChar">
@@ -8156,7 +7917,7 @@
       <w:color w:val="000000"/>
       <w:sz w:val="22"/>
       <w:szCs w:val="22"/>
-      <w:lang w:bidi="ar-SA"/>
+      <w:lang w:val="en-US" w:bidi="ar-SA"/>
     </w:rPr>
   </w:style>
   <w:style w:type="character" w:styleId="71CharCharCharCharCharCharChar">
@@ -8168,7 +7929,7 @@
       <w:color w:val="000000"/>
       <w:sz w:val="22"/>
       <w:szCs w:val="22"/>
-      <w:lang w:bidi="ar-SA"/>
+      <w:lang w:val="en-US" w:bidi="ar-SA"/>
     </w:rPr>
   </w:style>
   <w:style w:type="character" w:styleId="5somucCharCharCharCharCharCharCharChar">
@@ -8180,7 +7941,7 @@
       <w:color w:val="000000"/>
       <w:sz w:val="22"/>
       <w:szCs w:val="22"/>
-      <w:lang w:bidi="ar-SA"/>
+      <w:lang w:val="en-US" w:bidi="ar-SA"/>
     </w:rPr>
   </w:style>
   <w:style w:type="character" w:styleId="phanCharCharCharCharChar">
@@ -8192,7 +7953,7 @@
       <w:color w:val="000000"/>
       <w:sz w:val="22"/>
       <w:szCs w:val="22"/>
-      <w:lang w:bidi="ar-SA"/>
+      <w:lang w:val="en-US" w:bidi="ar-SA"/>
     </w:rPr>
   </w:style>
   <w:style w:type="character" w:styleId="Heading1Char2CharChar1">
@@ -8205,7 +7966,7 @@
       <w:kern w:val="2"/>
       <w:sz w:val="32"/>
       <w:szCs w:val="32"/>
-      <w:lang w:bidi="ar-SA"/>
+      <w:lang w:val="en-US" w:bidi="ar-SA"/>
     </w:rPr>
   </w:style>
   <w:style w:type="character" w:styleId="prodetaiidesc1">
@@ -8234,7 +7995,7 @@
       <w:kern w:val="2"/>
       <w:sz w:val="32"/>
       <w:szCs w:val="32"/>
-      <w:lang w:bidi="ar-SA"/>
+      <w:lang w:val="en-US" w:bidi="ar-SA"/>
     </w:rPr>
   </w:style>
   <w:style w:type="character" w:styleId="grame">
@@ -8316,7 +8077,7 @@
       <w:rFonts w:ascii="Calibri" w:hAnsi="Calibri" w:cs="Cordia New"/>
       <w:sz w:val="22"/>
       <w:szCs w:val="22"/>
-      <w:lang w:bidi="en-US"/>
+      <w:lang w:val="en-US" w:bidi="en-US"/>
     </w:rPr>
   </w:style>
   <w:style w:type="character" w:styleId="PlaceholderText">
@@ -8340,7 +8101,7 @@
     <w:rPr>
       <w:sz w:val="28"/>
       <w:szCs w:val="28"/>
-      <w:lang w:bidi="ar-SA"/>
+      <w:lang w:val="en-US" w:bidi="ar-SA"/>
     </w:rPr>
   </w:style>
   <w:style w:type="character" w:styleId="CharChar51">
@@ -8351,6 +8112,7 @@
       <w:b/>
       <w:i/>
       <w:sz w:val="28"/>
+      <w:lang w:val="en-US"/>
     </w:rPr>
   </w:style>
   <w:style w:type="character" w:styleId="CharChar611">
@@ -8360,6 +8122,7 @@
       <w:b/>
       <w:kern w:val="2"/>
       <w:sz w:val="48"/>
+      <w:lang w:val="en-US"/>
     </w:rPr>
   </w:style>
   <w:style w:type="character" w:styleId="abChar">
@@ -8370,7 +8133,7 @@
       <w:bCs/>
       <w:sz w:val="40"/>
       <w:szCs w:val="40"/>
-      <w:lang w:val="vi-VN" w:bidi="ar-SA"/>
+      <w:lang w:bidi="ar-SA"/>
     </w:rPr>
   </w:style>
   <w:style w:type="character" w:styleId="bChar">
@@ -8381,7 +8144,7 @@
       <w:color w:val="000000"/>
       <w:sz w:val="26"/>
       <w:szCs w:val="26"/>
-      <w:lang w:bidi="ar-SA"/>
+      <w:lang w:val="en-US" w:bidi="ar-SA"/>
     </w:rPr>
   </w:style>
   <w:style w:type="character" w:styleId="price">
@@ -8401,7 +8164,6 @@
       <w:rFonts w:ascii="Times New Roman" w:hAnsi="Times New Roman" w:eastAsia="Times New Roman" w:cs="Times New Roman"/>
       <w:sz w:val="28"/>
       <w:szCs w:val="28"/>
-      <w:lang w:val="vi-VN"/>
     </w:rPr>
   </w:style>
   <w:style w:type="character" w:styleId="FooterChar1">
@@ -8411,7 +8173,6 @@
       <w:rFonts w:ascii="Times New Roman" w:hAnsi="Times New Roman" w:eastAsia="Times New Roman" w:cs="Times New Roman"/>
       <w:sz w:val="28"/>
       <w:szCs w:val="28"/>
-      <w:lang w:val="vi-VN"/>
     </w:rPr>
   </w:style>
   <w:style w:type="character" w:styleId="cattitolo1">
@@ -8441,7 +8202,7 @@
       <w:rFonts w:ascii="Tahoma" w:hAnsi="Tahoma" w:cs="Tahoma"/>
       <w:sz w:val="16"/>
       <w:szCs w:val="16"/>
-      <w:lang w:bidi="ar-SA"/>
+      <w:lang w:val="en-US" w:bidi="ar-SA"/>
     </w:rPr>
   </w:style>
   <w:style w:type="character" w:styleId="HeaderCharChar">
@@ -8450,7 +8211,7 @@
     <w:rPr>
       <w:sz w:val="24"/>
       <w:szCs w:val="24"/>
-      <w:lang w:bidi="ar-SA"/>
+      <w:lang w:val="en-US" w:bidi="ar-SA"/>
     </w:rPr>
   </w:style>
   <w:style w:type="character" w:styleId="10CachdongChar">
@@ -8460,7 +8221,7 @@
       <w:rFonts w:eastAsia="Batang"/>
       <w:sz w:val="28"/>
       <w:szCs w:val="26"/>
-      <w:lang w:val="en-US" w:bidi="ar-SA"/>
+      <w:lang w:val="vi-VN" w:bidi="ar-SA"/>
     </w:rPr>
   </w:style>
   <w:style w:type="character" w:styleId="heading4-h">
@@ -8474,7 +8235,7 @@
     <w:qFormat/>
     <w:rPr>
       <w:rFonts w:ascii="Courier New" w:hAnsi="Courier New" w:cs="Courier New"/>
-      <w:lang w:bidi="ar-SA"/>
+      <w:lang w:val="en-US" w:bidi="ar-SA"/>
     </w:rPr>
   </w:style>
   <w:style w:type="character" w:styleId="HeaderChar">
@@ -8517,7 +8278,7 @@
       <w:b/>
       <w:sz w:val="24"/>
       <w:szCs w:val="24"/>
-      <w:lang w:val="en-US" w:eastAsia="en-US" w:bidi="ar-SA"/>
+      <w:lang w:val="vi-VN" w:eastAsia="vi-VN" w:bidi="ar-SA"/>
     </w:rPr>
   </w:style>
   <w:style w:type="character" w:styleId="muc11Char">
@@ -8530,7 +8291,7 @@
       <w:color w:val="000000"/>
       <w:sz w:val="22"/>
       <w:szCs w:val="22"/>
-      <w:lang w:val="en-US" w:eastAsia="en-US" w:bidi="ar-SA"/>
+      <w:lang w:val="vi-VN" w:eastAsia="vi-VN" w:bidi="ar-SA"/>
     </w:rPr>
   </w:style>
   <w:style w:type="character" w:styleId="ReportTitleCharChar1">
@@ -8543,7 +8304,7 @@
       <w:kern w:val="2"/>
       <w:sz w:val="36"/>
       <w:szCs w:val="32"/>
-      <w:lang w:val="en-US" w:eastAsia="en-US"/>
+      <w:lang w:val="vi-VN" w:eastAsia="vi-VN"/>
     </w:rPr>
   </w:style>
   <w:style w:type="character" w:styleId="cO9Char">
@@ -8620,7 +8381,7 @@
       <w:b/>
       <w:sz w:val="24"/>
       <w:szCs w:val="26"/>
-      <w:lang w:val="en-US" w:eastAsia="en-US" w:bidi="ar-SA"/>
+      <w:lang w:val="vi-VN" w:eastAsia="vi-VN" w:bidi="ar-SA"/>
     </w:rPr>
   </w:style>
   <w:style w:type="character" w:styleId="ReportTitleCharChar">
@@ -8641,7 +8402,7 @@
       <w:b/>
       <w:sz w:val="26"/>
       <w:szCs w:val="26"/>
-      <w:lang w:val="en-US" w:eastAsia="en-US" w:bidi="ar-SA"/>
+      <w:lang w:val="vi-VN" w:eastAsia="vi-VN" w:bidi="ar-SA"/>
     </w:rPr>
   </w:style>
   <w:style w:type="character" w:styleId="mw-editsection">
@@ -8671,7 +8432,7 @@
       <w:bCs/>
       <w:sz w:val="28"/>
       <w:szCs w:val="24"/>
-      <w:lang w:bidi="ar-SA"/>
+      <w:lang w:val="en-US" w:bidi="ar-SA"/>
     </w:rPr>
   </w:style>
   <w:style w:type="character" w:styleId="TITLECharChar">
@@ -8684,7 +8445,7 @@
       <w:iCs/>
       <w:sz w:val="26"/>
       <w:szCs w:val="26"/>
-      <w:lang w:bidi="ar-SA"/>
+      <w:lang w:val="en-US" w:bidi="ar-SA"/>
     </w:rPr>
   </w:style>
   <w:style w:type="character" w:styleId="FAATableTextChar">
@@ -8692,7 +8453,7 @@
     <w:qFormat/>
     <w:rPr>
       <w:rFonts w:ascii="Arial Narrow" w:hAnsi="Arial Narrow" w:eastAsia="Calibri" w:cs="Arial Narrow"/>
-      <w:lang w:val="en-US" w:bidi="ar-SA"/>
+      <w:lang w:val="vi-VN" w:bidi="ar-SA"/>
     </w:rPr>
   </w:style>
   <w:style w:type="character" w:styleId="StyleStyleHeading29pt12ptNotItalicChar">
@@ -8705,7 +8466,7 @@
       <w:color w:val="FF0000"/>
       <w:sz w:val="22"/>
       <w:szCs w:val="22"/>
-      <w:lang w:val="en-US" w:bidi="ar-SA"/>
+      <w:lang w:val="vi-VN" w:bidi="ar-SA"/>
     </w:rPr>
   </w:style>
   <w:style w:type="character" w:styleId="Style15">
@@ -8796,7 +8557,7 @@
     <w:qFormat/>
     <w:rPr>
       <w:rFonts w:ascii="Consolas" w:hAnsi="Consolas" w:eastAsia="Calibri" w:cs="Consolas"/>
-      <w:lang w:bidi="ar-SA"/>
+      <w:lang w:val="en-US" w:bidi="ar-SA"/>
     </w:rPr>
   </w:style>
   <w:style w:type="character" w:styleId="Style5Char">
@@ -8805,7 +8566,7 @@
     <w:rPr>
       <w:sz w:val="28"/>
       <w:szCs w:val="28"/>
-      <w:lang w:bidi="ar-SA"/>
+      <w:lang w:val="en-US" w:bidi="ar-SA"/>
     </w:rPr>
   </w:style>
   <w:style w:type="character" w:styleId="Heading2CharCharCharChar">
@@ -9752,7 +9513,7 @@
       <w:rFonts w:ascii="Calibri" w:hAnsi="Calibri" w:eastAsia="Calibri" w:cs="Calibri"/>
       <w:sz w:val="22"/>
       <w:szCs w:val="22"/>
-      <w:lang w:bidi="ar-SA"/>
+      <w:lang w:val="en-US" w:bidi="ar-SA"/>
     </w:rPr>
   </w:style>
   <w:style w:type="character" w:styleId="msoins">
@@ -9778,7 +9539,7 @@
     <w:rPr>
       <w:sz w:val="24"/>
       <w:szCs w:val="24"/>
-      <w:lang w:bidi="ar-SA"/>
+      <w:lang w:val="en-US" w:bidi="ar-SA"/>
     </w:rPr>
   </w:style>
   <w:style w:type="character" w:styleId="charchar10">
@@ -9794,7 +9555,7 @@
       <w:rFonts w:eastAsia="Arial"/>
       <w:sz w:val="16"/>
       <w:szCs w:val="16"/>
-      <w:lang w:val="vi-VN" w:bidi="ar-SA"/>
+      <w:lang w:bidi="ar-SA"/>
     </w:rPr>
   </w:style>
   <w:style w:type="character" w:styleId="SubtitleChar">
@@ -9807,7 +9568,7 @@
       <w:sz w:val="28"/>
       <w:szCs w:val="28"/>
       <w:u w:val="single"/>
-      <w:lang w:bidi="ar-SA"/>
+      <w:lang w:val="en-US" w:bidi="ar-SA"/>
     </w:rPr>
   </w:style>
   <w:style w:type="character" w:styleId="BalloonTextChar1">
@@ -9817,7 +9578,7 @@
       <w:rFonts w:ascii="Tahoma" w:hAnsi="Tahoma" w:cs="Tahoma"/>
       <w:sz w:val="16"/>
       <w:szCs w:val="16"/>
-      <w:lang w:val="en-US"/>
+      <w:lang w:val="vi-VN"/>
     </w:rPr>
   </w:style>
   <w:style w:type="character" w:styleId="CharChar13">
@@ -9829,6 +9590,7 @@
       <w:bCs/>
       <w:sz w:val="28"/>
       <w:szCs w:val="28"/>
+      <w:lang w:val="en-US"/>
     </w:rPr>
   </w:style>
   <w:style w:type="character" w:styleId="Footnote2">
@@ -9946,7 +9708,7 @@
     <w:qFormat/>
     <w:rPr>
       <w:shd w:fill="FFFFFF" w:val="clear"/>
-      <w:lang w:val="en-US" w:eastAsia="en-US"/>
+      <w:lang w:val="vi-VN" w:eastAsia="vi-VN"/>
     </w:rPr>
   </w:style>
   <w:style w:type="character" w:styleId="Bodytext4">
@@ -9986,7 +9748,7 @@
       <w:sz w:val="8"/>
       <w:szCs w:val="8"/>
       <w:shd w:fill="FFFFFF" w:val="clear"/>
-      <w:lang w:val="en-US" w:eastAsia="en-US"/>
+      <w:lang w:val="vi-VN" w:eastAsia="vi-VN"/>
     </w:rPr>
   </w:style>
   <w:style w:type="character" w:styleId="Tablecaption">
@@ -10002,7 +9764,7 @@
     <w:qFormat/>
     <w:rPr>
       <w:shd w:fill="FFFFFF" w:val="clear"/>
-      <w:lang w:val="en-US" w:eastAsia="en-US"/>
+      <w:lang w:val="vi-VN" w:eastAsia="vi-VN"/>
     </w:rPr>
   </w:style>
   <w:style w:type="character" w:styleId="Bodytext25">
@@ -10045,7 +9807,7 @@
     <w:rPr>
       <w:rFonts w:ascii="Microsoft Sans Serif" w:hAnsi="Microsoft Sans Serif" w:cs="Microsoft Sans Serif"/>
       <w:shd w:fill="FFFFFF" w:val="clear"/>
-      <w:lang w:val="en-US" w:eastAsia="en-US" w:bidi="ar-SA"/>
+      <w:lang w:val="vi-VN" w:eastAsia="vi-VN" w:bidi="ar-SA"/>
     </w:rPr>
   </w:style>
   <w:style w:type="character" w:styleId="Tablecaption21">
@@ -10055,7 +9817,7 @@
       <w:rFonts w:ascii="Microsoft Sans Serif" w:hAnsi="Microsoft Sans Serif" w:cs="Microsoft Sans Serif"/>
       <w:u w:val="single"/>
       <w:shd w:fill="FFFFFF" w:val="clear"/>
-      <w:lang w:val="en-US" w:eastAsia="en-US"/>
+      <w:lang w:val="vi-VN" w:eastAsia="vi-VN"/>
     </w:rPr>
   </w:style>
   <w:style w:type="character" w:styleId="Tablecaption2Italic">
@@ -10066,7 +9828,7 @@
       <w:i/>
       <w:iCs/>
       <w:shd w:fill="FFFFFF" w:val="clear"/>
-      <w:lang w:val="en-US" w:eastAsia="en-US"/>
+      <w:lang w:val="vi-VN" w:eastAsia="vi-VN"/>
     </w:rPr>
   </w:style>
   <w:style w:type="character" w:styleId="BodytextArialBlack">
@@ -10089,7 +9851,7 @@
       <w:sz w:val="8"/>
       <w:szCs w:val="8"/>
       <w:shd w:fill="FFFFFF" w:val="clear"/>
-      <w:lang w:val="en-US" w:eastAsia="en-US"/>
+      <w:lang w:val="vi-VN" w:eastAsia="vi-VN"/>
     </w:rPr>
   </w:style>
   <w:style w:type="character" w:styleId="Bodytext23">
@@ -10174,6 +9936,7 @@
       <w:sz w:val="8"/>
       <w:szCs w:val="8"/>
       <w:shd w:fill="FFFFFF" w:val="clear"/>
+      <w:lang w:val="en-US"/>
     </w:rPr>
   </w:style>
   <w:style w:type="character" w:styleId="Bodytext11pt6">
@@ -10229,7 +9992,7 @@
       <w:sz w:val="8"/>
       <w:szCs w:val="8"/>
       <w:shd w:fill="FFFFFF" w:val="clear"/>
-      <w:lang w:val="en-US" w:eastAsia="en-US"/>
+      <w:lang w:val="vi-VN" w:eastAsia="vi-VN"/>
     </w:rPr>
   </w:style>
   <w:style w:type="character" w:styleId="BodytextTrebuchetMS4">
@@ -10281,7 +10044,7 @@
     <w:qFormat/>
     <w:rPr>
       <w:shd w:fill="FFFFFF" w:val="clear"/>
-      <w:lang w:val="en-US" w:eastAsia="en-US"/>
+      <w:lang w:val="vi-VN" w:eastAsia="vi-VN"/>
     </w:rPr>
   </w:style>
   <w:style w:type="character" w:styleId="Tablecaption3">
@@ -10326,7 +10089,7 @@
       <w:sz w:val="10"/>
       <w:szCs w:val="10"/>
       <w:shd w:fill="FFFFFF" w:val="clear"/>
-      <w:lang w:val="en-US" w:eastAsia="en-US"/>
+      <w:lang w:val="vi-VN" w:eastAsia="vi-VN"/>
     </w:rPr>
   </w:style>
   <w:style w:type="character" w:styleId="Bodytext45pt11">
@@ -10360,7 +10123,7 @@
       <w:sz w:val="8"/>
       <w:szCs w:val="8"/>
       <w:shd w:fill="FFFFFF" w:val="clear"/>
-      <w:lang w:val="en-US" w:eastAsia="en-US"/>
+      <w:lang w:val="vi-VN" w:eastAsia="vi-VN"/>
     </w:rPr>
   </w:style>
   <w:style w:type="character" w:styleId="BodytextArial1">
@@ -10425,7 +10188,7 @@
       <w:sz w:val="25"/>
       <w:szCs w:val="25"/>
       <w:shd w:fill="FFFFFF" w:val="clear"/>
-      <w:lang w:val="en-US" w:eastAsia="en-US"/>
+      <w:lang w:val="vi-VN" w:eastAsia="vi-VN"/>
     </w:rPr>
   </w:style>
   <w:style w:type="character" w:styleId="Bodytext115pt14">
@@ -10447,7 +10210,7 @@
       <w:sz w:val="10"/>
       <w:szCs w:val="10"/>
       <w:shd w:fill="FFFFFF" w:val="clear"/>
-      <w:lang w:val="en-US" w:eastAsia="en-US" w:bidi="ar-SA"/>
+      <w:lang w:val="vi-VN" w:eastAsia="vi-VN" w:bidi="ar-SA"/>
     </w:rPr>
   </w:style>
   <w:style w:type="character" w:styleId="Bodytext175pt">
@@ -10467,7 +10230,7 @@
       <w:sz w:val="8"/>
       <w:szCs w:val="8"/>
       <w:shd w:fill="FFFFFF" w:val="clear"/>
-      <w:lang w:val="en-US" w:eastAsia="en-US"/>
+      <w:lang w:val="vi-VN" w:eastAsia="vi-VN"/>
     </w:rPr>
   </w:style>
   <w:style w:type="character" w:styleId="Tablecaption31">
@@ -10692,7 +10455,7 @@
       <w:sz w:val="12"/>
       <w:szCs w:val="12"/>
       <w:shd w:fill="FFFFFF" w:val="clear"/>
-      <w:lang w:val="en-US" w:eastAsia="en-US" w:bidi="ar-SA"/>
+      <w:lang w:val="vi-VN" w:eastAsia="vi-VN" w:bidi="ar-SA"/>
     </w:rPr>
   </w:style>
   <w:style w:type="character" w:styleId="Bodytext26TrebuchetMS">
@@ -10703,7 +10466,7 @@
       <w:sz w:val="14"/>
       <w:szCs w:val="14"/>
       <w:shd w:fill="FFFFFF" w:val="clear"/>
-      <w:lang w:val="en-US" w:eastAsia="en-US"/>
+      <w:lang w:val="vi-VN" w:eastAsia="vi-VN"/>
     </w:rPr>
   </w:style>
   <w:style w:type="character" w:styleId="Bodytext27">
@@ -10777,7 +10540,7 @@
       <w:sz w:val="20"/>
       <w:szCs w:val="20"/>
       <w:shd w:fill="FFFFFF" w:val="clear"/>
-      <w:lang w:val="en-US" w:eastAsia="en-US"/>
+      <w:lang w:val="vi-VN" w:eastAsia="vi-VN"/>
     </w:rPr>
   </w:style>
   <w:style w:type="character" w:styleId="BodytextItalic6">
@@ -10818,7 +10581,7 @@
       <w:sz w:val="8"/>
       <w:szCs w:val="8"/>
       <w:shd w:fill="FFFFFF" w:val="clear"/>
-      <w:lang w:val="en-US" w:eastAsia="en-US"/>
+      <w:lang w:val="vi-VN" w:eastAsia="vi-VN"/>
     </w:rPr>
   </w:style>
   <w:style w:type="character" w:styleId="Bodytext45pt10">
@@ -10900,6 +10663,7 @@
       <w:sz w:val="26"/>
       <w:szCs w:val="26"/>
       <w:shd w:fill="FFFFFF" w:val="clear"/>
+      <w:lang w:val="en-US"/>
     </w:rPr>
   </w:style>
   <w:style w:type="character" w:styleId="Bodytext171">
@@ -10926,7 +10690,7 @@
       <w:sz w:val="9"/>
       <w:szCs w:val="9"/>
       <w:shd w:fill="FFFFFF" w:val="clear"/>
-      <w:lang w:val="en-US" w:eastAsia="en-US"/>
+      <w:lang w:val="vi-VN" w:eastAsia="vi-VN"/>
     </w:rPr>
   </w:style>
   <w:style w:type="character" w:styleId="Bodytext161">
@@ -10958,6 +10722,7 @@
       <w:sz w:val="10"/>
       <w:szCs w:val="10"/>
       <w:shd w:fill="FFFFFF" w:val="clear"/>
+      <w:lang w:val="en-US"/>
     </w:rPr>
   </w:style>
   <w:style w:type="character" w:styleId="Bodytext115pt12">
@@ -10986,6 +10751,7 @@
       <w:sz w:val="23"/>
       <w:szCs w:val="23"/>
       <w:shd w:fill="FFFFFF" w:val="clear"/>
+      <w:lang w:val="en-US"/>
     </w:rPr>
   </w:style>
   <w:style w:type="character" w:styleId="Bodytext4pt7">
@@ -11019,6 +10785,7 @@
       <w:sz w:val="23"/>
       <w:szCs w:val="23"/>
       <w:shd w:fill="FFFFFF" w:val="clear"/>
+      <w:lang w:val="en-US"/>
     </w:rPr>
   </w:style>
   <w:style w:type="character" w:styleId="Bodytext5pt4">
@@ -11030,7 +10797,7 @@
       <w:sz w:val="10"/>
       <w:szCs w:val="10"/>
       <w:shd w:fill="FFFFFF" w:val="clear"/>
-      <w:lang w:val="en-US" w:eastAsia="en-US"/>
+      <w:lang w:val="vi-VN" w:eastAsia="vi-VN"/>
     </w:rPr>
   </w:style>
   <w:style w:type="character" w:styleId="Bodytext10pt">
@@ -11091,6 +10858,7 @@
       <w:sz w:val="18"/>
       <w:szCs w:val="18"/>
       <w:shd w:fill="FFFFFF" w:val="clear"/>
+      <w:lang w:val="en-US"/>
     </w:rPr>
   </w:style>
   <w:style w:type="character" w:styleId="Bodytext175pt3">
@@ -11147,6 +10915,7 @@
       <w:sz w:val="10"/>
       <w:szCs w:val="10"/>
       <w:shd w:fill="FFFFFF" w:val="clear"/>
+      <w:lang w:val="en-US"/>
     </w:rPr>
   </w:style>
   <w:style w:type="character" w:styleId="BodytextArialBlack2">
@@ -11157,6 +10926,7 @@
       <w:sz w:val="8"/>
       <w:szCs w:val="8"/>
       <w:shd w:fill="FFFFFF" w:val="clear"/>
+      <w:lang w:val="en-US"/>
     </w:rPr>
   </w:style>
   <w:style w:type="character" w:styleId="Bodytext85pt">
@@ -11186,7 +10956,7 @@
       <w:sz w:val="10"/>
       <w:szCs w:val="10"/>
       <w:shd w:fill="FFFFFF" w:val="clear"/>
-      <w:lang w:val="en-US" w:eastAsia="en-US"/>
+      <w:lang w:val="vi-VN" w:eastAsia="vi-VN"/>
     </w:rPr>
   </w:style>
   <w:style w:type="character" w:styleId="Bodytext115pt10">
@@ -11208,7 +10978,7 @@
       <w:sz w:val="9"/>
       <w:szCs w:val="9"/>
       <w:shd w:fill="FFFFFF" w:val="clear"/>
-      <w:lang w:val="en-US" w:eastAsia="en-US"/>
+      <w:lang w:val="vi-VN" w:eastAsia="vi-VN"/>
     </w:rPr>
   </w:style>
   <w:style w:type="character" w:styleId="Bodytext4pt6">
@@ -11219,6 +10989,7 @@
       <w:sz w:val="8"/>
       <w:szCs w:val="8"/>
       <w:shd w:fill="FFFFFF" w:val="clear"/>
+      <w:lang w:val="en-US"/>
     </w:rPr>
   </w:style>
   <w:style w:type="character" w:styleId="Bodytext4pt5">
@@ -11228,7 +10999,7 @@
       <w:sz w:val="8"/>
       <w:szCs w:val="8"/>
       <w:shd w:fill="FFFFFF" w:val="clear"/>
-      <w:lang w:val="en-US" w:eastAsia="en-US"/>
+      <w:lang w:val="vi-VN" w:eastAsia="vi-VN"/>
     </w:rPr>
   </w:style>
   <w:style w:type="character" w:styleId="Bodytext10pt4">
@@ -11250,7 +11021,7 @@
       <w:sz w:val="8"/>
       <w:szCs w:val="8"/>
       <w:shd w:fill="FFFFFF" w:val="clear"/>
-      <w:lang w:val="en-US" w:eastAsia="en-US" w:bidi="ar-SA"/>
+      <w:lang w:val="vi-VN" w:eastAsia="vi-VN" w:bidi="ar-SA"/>
     </w:rPr>
   </w:style>
   <w:style w:type="character" w:styleId="Tablecaption33">
@@ -11277,6 +11048,7 @@
       <w:sz w:val="8"/>
       <w:szCs w:val="8"/>
       <w:shd w:fill="FFFFFF" w:val="clear"/>
+      <w:lang w:val="en-US"/>
     </w:rPr>
   </w:style>
   <w:style w:type="character" w:styleId="Bodytext175pt1">
@@ -11319,6 +11091,7 @@
       <w:sz w:val="23"/>
       <w:szCs w:val="23"/>
       <w:shd w:fill="FFFFFF" w:val="clear"/>
+      <w:lang w:val="en-US"/>
     </w:rPr>
   </w:style>
   <w:style w:type="character" w:styleId="Bodytext13pt1">
@@ -11371,7 +11144,7 @@
       <w:sz w:val="11"/>
       <w:szCs w:val="11"/>
       <w:shd w:fill="FFFFFF" w:val="clear"/>
-      <w:lang w:val="en-US" w:eastAsia="en-US"/>
+      <w:lang w:val="vi-VN" w:eastAsia="vi-VN"/>
     </w:rPr>
   </w:style>
   <w:style w:type="character" w:styleId="Bodytext4pt4">
@@ -11381,7 +11154,7 @@
       <w:sz w:val="8"/>
       <w:szCs w:val="8"/>
       <w:shd w:fill="FFFFFF" w:val="clear"/>
-      <w:lang w:val="en-US" w:eastAsia="en-US"/>
+      <w:lang w:val="vi-VN" w:eastAsia="vi-VN"/>
     </w:rPr>
   </w:style>
   <w:style w:type="character" w:styleId="Bodytext115pt7">
@@ -11391,6 +11164,7 @@
       <w:sz w:val="23"/>
       <w:szCs w:val="23"/>
       <w:shd w:fill="FFFFFF" w:val="clear"/>
+      <w:lang w:val="en-US"/>
     </w:rPr>
   </w:style>
   <w:style w:type="character" w:styleId="BodytextSpacing-2pt">
@@ -11399,6 +11173,7 @@
     <w:rPr>
       <w:spacing w:val="-40"/>
       <w:shd w:fill="FFFFFF" w:val="clear"/>
+      <w:lang w:val="en-US"/>
     </w:rPr>
   </w:style>
   <w:style w:type="character" w:styleId="Bodytext135pt1">
@@ -11408,6 +11183,7 @@
       <w:sz w:val="27"/>
       <w:szCs w:val="27"/>
       <w:shd w:fill="FFFFFF" w:val="clear"/>
+      <w:lang w:val="en-US"/>
     </w:rPr>
   </w:style>
   <w:style w:type="character" w:styleId="Tablecaption6">
@@ -11417,7 +11193,7 @@
       <w:sz w:val="22"/>
       <w:szCs w:val="22"/>
       <w:shd w:fill="FFFFFF" w:val="clear"/>
-      <w:lang w:val="en-US" w:eastAsia="en-US" w:bidi="ar-SA"/>
+      <w:lang w:val="vi-VN" w:eastAsia="vi-VN" w:bidi="ar-SA"/>
     </w:rPr>
   </w:style>
   <w:style w:type="character" w:styleId="Tablecaption65pt">
@@ -11429,7 +11205,7 @@
       <w:sz w:val="10"/>
       <w:szCs w:val="10"/>
       <w:shd w:fill="FFFFFF" w:val="clear"/>
-      <w:lang w:val="en-US" w:eastAsia="en-US"/>
+      <w:lang w:val="vi-VN" w:eastAsia="vi-VN"/>
     </w:rPr>
   </w:style>
   <w:style w:type="character" w:styleId="TablecaptionItalic">
@@ -11439,6 +11215,7 @@
       <w:i/>
       <w:iCs/>
       <w:shd w:fill="FFFFFF" w:val="clear"/>
+      <w:lang w:val="en-US"/>
     </w:rPr>
   </w:style>
   <w:style w:type="character" w:styleId="BodytextGaramond">
@@ -11485,7 +11262,7 @@
       <w:sz w:val="8"/>
       <w:szCs w:val="8"/>
       <w:shd w:fill="FFFFFF" w:val="clear"/>
-      <w:lang w:val="en-US" w:eastAsia="en-US"/>
+      <w:lang w:val="vi-VN" w:eastAsia="vi-VN"/>
     </w:rPr>
   </w:style>
   <w:style w:type="character" w:styleId="Bodytext11pt3">
@@ -11516,6 +11293,7 @@
       <w:sz w:val="20"/>
       <w:szCs w:val="20"/>
       <w:shd w:fill="FFFFFF" w:val="clear"/>
+      <w:lang w:val="en-US"/>
     </w:rPr>
   </w:style>
   <w:style w:type="character" w:styleId="Bodytext91">
@@ -11577,6 +11355,7 @@
     <w:qFormat/>
     <w:rPr>
       <w:shd w:fill="FFFFFF" w:val="clear"/>
+      <w:lang w:val="en-US"/>
     </w:rPr>
   </w:style>
   <w:style w:type="character" w:styleId="BodytextItalic1">
@@ -11616,7 +11395,7 @@
       <w:sz w:val="15"/>
       <w:szCs w:val="15"/>
       <w:shd w:fill="FFFFFF" w:val="clear"/>
-      <w:lang w:val="en-US" w:eastAsia="en-US"/>
+      <w:lang w:val="vi-VN" w:eastAsia="vi-VN"/>
     </w:rPr>
   </w:style>
   <w:style w:type="character" w:styleId="Bodytext45pt5">
@@ -11628,7 +11407,7 @@
       <w:sz w:val="9"/>
       <w:szCs w:val="9"/>
       <w:shd w:fill="FFFFFF" w:val="clear"/>
-      <w:lang w:val="en-US" w:eastAsia="en-US"/>
+      <w:lang w:val="vi-VN" w:eastAsia="vi-VN"/>
     </w:rPr>
   </w:style>
   <w:style w:type="character" w:styleId="BodytextCourierNew">
@@ -11641,7 +11420,7 @@
       <w:sz w:val="8"/>
       <w:szCs w:val="8"/>
       <w:shd w:fill="FFFFFF" w:val="clear"/>
-      <w:lang w:val="en-US" w:eastAsia="en-US"/>
+      <w:lang w:val="vi-VN" w:eastAsia="vi-VN"/>
     </w:rPr>
   </w:style>
   <w:style w:type="character" w:styleId="Bodytext4pt3">
@@ -11705,7 +11484,7 @@
       <w:sz w:val="9"/>
       <w:szCs w:val="9"/>
       <w:shd w:fill="FFFFFF" w:val="clear"/>
-      <w:lang w:val="en-US" w:eastAsia="en-US"/>
+      <w:lang w:val="vi-VN" w:eastAsia="vi-VN"/>
     </w:rPr>
   </w:style>
   <w:style w:type="character" w:styleId="Tablecaption22">
@@ -11771,6 +11550,7 @@
       <w:sz w:val="12"/>
       <w:szCs w:val="12"/>
       <w:shd w:fill="FFFFFF" w:val="clear"/>
+      <w:lang w:val="en-US"/>
     </w:rPr>
   </w:style>
   <w:style w:type="character" w:styleId="Bodytext41">
@@ -11778,6 +11558,7 @@
     <w:qFormat/>
     <w:rPr>
       <w:shd w:fill="FFFFFF" w:val="clear"/>
+      <w:lang w:val="en-US"/>
     </w:rPr>
   </w:style>
   <w:style w:type="character" w:styleId="Bodytext115pt4">
@@ -11798,6 +11579,7 @@
       <w:sz w:val="13"/>
       <w:szCs w:val="13"/>
       <w:shd w:fill="FFFFFF" w:val="clear"/>
+      <w:lang w:val="en-US"/>
     </w:rPr>
   </w:style>
   <w:style w:type="character" w:styleId="Bodytext125pt">
@@ -11817,6 +11599,7 @@
       <w:sz w:val="23"/>
       <w:szCs w:val="23"/>
       <w:shd w:fill="FFFFFF" w:val="clear"/>
+      <w:lang w:val="en-US"/>
     </w:rPr>
   </w:style>
   <w:style w:type="character" w:styleId="Bodytext9pt1">
@@ -11828,7 +11611,7 @@
       <w:sz w:val="18"/>
       <w:szCs w:val="18"/>
       <w:shd w:fill="FFFFFF" w:val="clear"/>
-      <w:lang w:val="en-US" w:eastAsia="en-US"/>
+      <w:lang w:val="vi-VN" w:eastAsia="vi-VN"/>
     </w:rPr>
   </w:style>
   <w:style w:type="character" w:styleId="Heading122">
@@ -11851,7 +11634,7 @@
       <w:sz w:val="8"/>
       <w:szCs w:val="8"/>
       <w:shd w:fill="FFFFFF" w:val="clear"/>
-      <w:lang w:val="en-US" w:eastAsia="en-US"/>
+      <w:lang w:val="vi-VN" w:eastAsia="vi-VN"/>
     </w:rPr>
   </w:style>
   <w:style w:type="character" w:styleId="Bodytext5pt1">
@@ -11861,7 +11644,7 @@
       <w:sz w:val="10"/>
       <w:szCs w:val="10"/>
       <w:shd w:fill="FFFFFF" w:val="clear"/>
-      <w:lang w:val="en-US" w:eastAsia="en-US"/>
+      <w:lang w:val="vi-VN" w:eastAsia="vi-VN"/>
     </w:rPr>
   </w:style>
   <w:style w:type="character" w:styleId="Bodytext11pt1">
@@ -11883,7 +11666,7 @@
       <w:sz w:val="8"/>
       <w:szCs w:val="8"/>
       <w:shd w:fill="FFFFFF" w:val="clear"/>
-      <w:lang w:val="en-US" w:eastAsia="en-US"/>
+      <w:lang w:val="vi-VN" w:eastAsia="vi-VN"/>
     </w:rPr>
   </w:style>
   <w:style w:type="character" w:styleId="Bodytext222">
@@ -11922,7 +11705,7 @@
     <w:qFormat/>
     <w:rPr>
       <w:shd w:fill="FFFFFF" w:val="clear"/>
-      <w:lang w:val="en-US" w:eastAsia="en-US" w:bidi="ar-SA"/>
+      <w:lang w:val="vi-VN" w:eastAsia="vi-VN" w:bidi="ar-SA"/>
     </w:rPr>
   </w:style>
   <w:style w:type="character" w:styleId="Tablecaption7Italic">
@@ -11932,7 +11715,7 @@
       <w:i/>
       <w:iCs/>
       <w:shd w:fill="FFFFFF" w:val="clear"/>
-      <w:lang w:val="en-US" w:eastAsia="en-US"/>
+      <w:lang w:val="vi-VN" w:eastAsia="vi-VN"/>
     </w:rPr>
   </w:style>
   <w:style w:type="character" w:styleId="Bodytext4pt2">
@@ -11960,7 +11743,7 @@
       <w:sz w:val="8"/>
       <w:szCs w:val="8"/>
       <w:shd w:fill="FFFFFF" w:val="clear"/>
-      <w:lang w:val="en-US" w:eastAsia="en-US"/>
+      <w:lang w:val="vi-VN" w:eastAsia="vi-VN"/>
     </w:rPr>
   </w:style>
   <w:style w:type="character" w:styleId="BodytextTahoma1">
@@ -11978,7 +11761,7 @@
     <w:qFormat/>
     <w:rPr>
       <w:shd w:fill="FFFFFF" w:val="clear"/>
-      <w:lang w:val="en-US" w:eastAsia="en-US"/>
+      <w:lang w:val="vi-VN" w:eastAsia="vi-VN"/>
     </w:rPr>
   </w:style>
   <w:style w:type="character" w:styleId="BodytextGeorgia">
@@ -12014,7 +11797,7 @@
       <w:sz w:val="23"/>
       <w:szCs w:val="23"/>
       <w:shd w:fill="FFFFFF" w:val="clear"/>
-      <w:lang w:val="en-US" w:eastAsia="en-US"/>
+      <w:lang w:val="vi-VN" w:eastAsia="vi-VN"/>
     </w:rPr>
   </w:style>
   <w:style w:type="character" w:styleId="fontstyle01">
@@ -12044,6 +11827,7 @@
     <w:rPr>
       <w:b/>
       <w:sz w:val="28"/>
+      <w:lang w:val="en-US"/>
     </w:rPr>
   </w:style>
   <w:style w:type="character" w:styleId="HeadingCharChar">
@@ -12056,7 +11840,7 @@
       <w:color w:val="000000"/>
       <w:sz w:val="30"/>
       <w:szCs w:val="24"/>
-      <w:lang w:val="en-US"/>
+      <w:lang w:val="vi-VN"/>
     </w:rPr>
   </w:style>
   <w:style w:type="character" w:styleId="2headlineChar">
@@ -12083,7 +11867,7 @@
       <w:color w:val="000000"/>
       <w:sz w:val="28"/>
       <w:szCs w:val="28"/>
-      <w:lang w:bidi="ar-SA"/>
+      <w:lang w:val="en-US" w:bidi="ar-SA"/>
     </w:rPr>
   </w:style>
   <w:style w:type="character" w:styleId="m2Char">
@@ -12095,7 +11879,7 @@
       <w:i/>
       <w:sz w:val="28"/>
       <w:szCs w:val="22"/>
-      <w:lang w:bidi="ar-SA"/>
+      <w:lang w:val="en-US" w:bidi="ar-SA"/>
     </w:rPr>
   </w:style>
   <w:style w:type="character" w:styleId="CharChar14">
@@ -12108,7 +11892,7 @@
       <w:color w:val="000000"/>
       <w:sz w:val="30"/>
       <w:szCs w:val="24"/>
-      <w:lang w:val="en-US"/>
+      <w:lang w:val="vi-VN"/>
     </w:rPr>
   </w:style>
   <w:style w:type="character" w:styleId="2headlineChar1">
@@ -12150,6 +11934,7 @@
     <w:rPr>
       <w:sz w:val="24"/>
       <w:szCs w:val="24"/>
+      <w:lang w:val="en-US"/>
     </w:rPr>
   </w:style>
   <w:style w:type="character" w:styleId="H1CharChar">
@@ -12195,7 +11980,7 @@
     <w:rPr>
       <w:sz w:val="28"/>
       <w:szCs w:val="28"/>
-      <w:lang w:bidi="ar-SA"/>
+      <w:lang w:val="en-US" w:bidi="ar-SA"/>
     </w:rPr>
   </w:style>
   <w:style w:type="character" w:styleId="footCharChar">
@@ -12230,7 +12015,7 @@
       <w:color w:val="000000"/>
       <w:sz w:val="16"/>
       <w:szCs w:val="16"/>
-      <w:lang w:bidi="ar-SA"/>
+      <w:lang w:val="en-US" w:bidi="ar-SA"/>
     </w:rPr>
   </w:style>
   <w:style w:type="character" w:styleId="EndnoteTextChar">
@@ -12247,14 +12032,14 @@
     <w:qFormat/>
     <w:rPr>
       <w:rFonts w:ascii="Courier New" w:hAnsi="Courier New" w:cs="Courier New"/>
-      <w:lang w:bidi="ar-SA"/>
+      <w:lang w:val="en-US" w:bidi="ar-SA"/>
     </w:rPr>
   </w:style>
   <w:style w:type="character" w:styleId="E-mailSignatureChar">
     <w:name w:val="E-mail Signature Char"/>
     <w:qFormat/>
     <w:rPr>
-      <w:lang w:bidi="ar-SA"/>
+      <w:lang w:val="en-US" w:bidi="ar-SA"/>
     </w:rPr>
   </w:style>
   <w:style w:type="character" w:styleId="BodyTextFirstIndentChar">
@@ -12266,7 +12051,7 @@
       <w:bCs/>
       <w:sz w:val="28"/>
       <w:szCs w:val="28"/>
-      <w:lang w:bidi="ar-SA"/>
+      <w:lang w:val="en-US" w:bidi="ar-SA"/>
     </w:rPr>
   </w:style>
   <w:style w:type="character" w:styleId="BodyTextFirstIndent2Char">
@@ -12276,21 +12061,21 @@
       <w:rFonts w:ascii=".VnTime" w:hAnsi=".VnTime" w:cs="Times New Roman"/>
       <w:sz w:val="20"/>
       <w:szCs w:val="20"/>
-      <w:lang w:bidi="ar-SA"/>
+      <w:lang w:val="en-US" w:bidi="ar-SA"/>
     </w:rPr>
   </w:style>
   <w:style w:type="character" w:styleId="ClosingChar">
     <w:name w:val="Closing Char"/>
     <w:qFormat/>
     <w:rPr>
-      <w:lang w:bidi="ar-SA"/>
+      <w:lang w:val="en-US" w:bidi="ar-SA"/>
     </w:rPr>
   </w:style>
   <w:style w:type="character" w:styleId="DateChar">
     <w:name w:val="Date Char"/>
     <w:qFormat/>
     <w:rPr>
-      <w:lang w:bidi="ar-SA"/>
+      <w:lang w:val="en-US" w:bidi="ar-SA"/>
     </w:rPr>
   </w:style>
   <w:style w:type="character" w:styleId="HTMLAddressChar">
@@ -12299,7 +12084,7 @@
     <w:rPr>
       <w:i/>
       <w:iCs/>
-      <w:lang w:bidi="ar-SA"/>
+      <w:lang w:val="en-US" w:bidi="ar-SA"/>
     </w:rPr>
   </w:style>
   <w:style w:type="character" w:styleId="MessageHeaderChar">
@@ -12309,28 +12094,28 @@
       <w:rFonts w:ascii="Arial" w:hAnsi="Arial" w:cs="Arial"/>
       <w:sz w:val="24"/>
       <w:szCs w:val="24"/>
-      <w:lang w:bidi="ar-SA"/>
+      <w:lang w:val="en-US" w:bidi="ar-SA"/>
     </w:rPr>
   </w:style>
   <w:style w:type="character" w:styleId="NoteHeadingChar">
     <w:name w:val="Note Heading Char"/>
     <w:qFormat/>
     <w:rPr>
-      <w:lang w:bidi="ar-SA"/>
+      <w:lang w:val="en-US" w:bidi="ar-SA"/>
     </w:rPr>
   </w:style>
   <w:style w:type="character" w:styleId="SalutationChar">
     <w:name w:val="Salutation Char"/>
     <w:qFormat/>
     <w:rPr>
-      <w:lang w:bidi="ar-SA"/>
+      <w:lang w:val="en-US" w:bidi="ar-SA"/>
     </w:rPr>
   </w:style>
   <w:style w:type="character" w:styleId="SignatureChar">
     <w:name w:val="Signature Char"/>
     <w:qFormat/>
     <w:rPr>
-      <w:lang w:bidi="ar-SA"/>
+      <w:lang w:val="en-US" w:bidi="ar-SA"/>
     </w:rPr>
   </w:style>
   <w:style w:type="character" w:styleId="Bodytext4NotItalic">
@@ -12362,7 +12147,7 @@
       <w:color w:val="000000"/>
       <w:sz w:val="22"/>
       <w:szCs w:val="24"/>
-      <w:lang w:bidi="ar-SA"/>
+      <w:lang w:val="en-US" w:bidi="ar-SA"/>
     </w:rPr>
   </w:style>
   <w:style w:type="character" w:styleId="88Char">
@@ -12372,7 +12157,7 @@
       <w:rFonts w:ascii="Arial" w:hAnsi="Arial" w:cs="Arial"/>
       <w:sz w:val="24"/>
       <w:szCs w:val="24"/>
-      <w:lang w:val="en-US" w:bidi="ar-SA"/>
+      <w:lang w:val="vi-VN" w:bidi="ar-SA"/>
     </w:rPr>
   </w:style>
   <w:style w:type="character" w:styleId="1ngoacChar">
@@ -12382,7 +12167,7 @@
       <w:rFonts w:ascii="Arial" w:hAnsi="Arial" w:cs="Arial"/>
       <w:sz w:val="24"/>
       <w:szCs w:val="24"/>
-      <w:lang w:bidi="ar-SA"/>
+      <w:lang w:val="en-US" w:bidi="ar-SA"/>
     </w:rPr>
   </w:style>
   <w:style w:type="character" w:styleId="168Char">
@@ -12393,7 +12178,7 @@
       <w:bCs/>
       <w:sz w:val="24"/>
       <w:szCs w:val="24"/>
-      <w:lang w:val="en-US" w:bidi="ar-SA"/>
+      <w:lang w:val="vi-VN" w:bidi="ar-SA"/>
     </w:rPr>
   </w:style>
   <w:style w:type="character" w:styleId="1congoacChar">
@@ -12403,7 +12188,7 @@
       <w:rFonts w:ascii="Arial" w:hAnsi="Arial" w:cs="Arial"/>
       <w:sz w:val="24"/>
       <w:szCs w:val="24"/>
-      <w:lang w:bidi="ar-SA"/>
+      <w:lang w:val="en-US" w:bidi="ar-SA"/>
     </w:rPr>
   </w:style>
   <w:style w:type="character" w:styleId="ANgoacChar">
@@ -12413,7 +12198,7 @@
       <w:rFonts w:ascii="Arial" w:hAnsi="Arial" w:cs="Arial"/>
       <w:sz w:val="24"/>
       <w:szCs w:val="24"/>
-      <w:lang w:val="en-US" w:bidi="ar-SA"/>
+      <w:lang w:val="vi-VN" w:bidi="ar-SA"/>
     </w:rPr>
   </w:style>
   <w:style w:type="character" w:styleId="248Char">
@@ -12424,7 +12209,7 @@
       <w:bCs/>
       <w:sz w:val="24"/>
       <w:szCs w:val="24"/>
-      <w:lang w:val="en-US" w:bidi="ar-SA"/>
+      <w:lang w:val="vi-VN" w:bidi="ar-SA"/>
     </w:rPr>
   </w:style>
   <w:style w:type="character" w:styleId="368Char">
@@ -12435,7 +12220,7 @@
       <w:bCs/>
       <w:sz w:val="24"/>
       <w:szCs w:val="24"/>
-      <w:lang w:bidi="ar-SA"/>
+      <w:lang w:val="en-US" w:bidi="ar-SA"/>
     </w:rPr>
   </w:style>
   <w:style w:type="character" w:styleId="08Char">
@@ -12444,7 +12229,7 @@
     <w:rPr>
       <w:rFonts w:ascii="Arial" w:hAnsi="Arial" w:cs="Arial"/>
       <w:sz w:val="24"/>
-      <w:lang w:val="en-US" w:bidi="ar-SA"/>
+      <w:lang w:val="vi-VN" w:bidi="ar-SA"/>
     </w:rPr>
   </w:style>
   <w:style w:type="character" w:styleId="0BangChar">
@@ -12454,7 +12239,7 @@
       <w:rFonts w:ascii="Arial" w:hAnsi="Arial" w:cs="Arial"/>
       <w:b/>
       <w:sz w:val="24"/>
-      <w:lang w:val="en-US" w:bidi="ar-SA"/>
+      <w:lang w:val="vi-VN" w:bidi="ar-SA"/>
     </w:rPr>
   </w:style>
   <w:style w:type="character" w:styleId="CommentTextChar1">
@@ -12484,7 +12269,7 @@
       <w:b/>
       <w:sz w:val="24"/>
       <w:szCs w:val="22"/>
-      <w:lang w:val="en-US" w:bidi="ar-SA"/>
+      <w:lang w:val="vi-VN" w:bidi="ar-SA"/>
     </w:rPr>
   </w:style>
   <w:style w:type="character" w:styleId="BPhanMuclucChar">
@@ -12495,7 +12280,7 @@
       <w:b/>
       <w:sz w:val="24"/>
       <w:szCs w:val="22"/>
-      <w:lang w:val="en-US" w:bidi="ar-SA"/>
+      <w:lang w:val="vi-VN" w:bidi="ar-SA"/>
     </w:rPr>
   </w:style>
   <w:style w:type="character" w:styleId="Style4Char">
@@ -12507,7 +12292,7 @@
       <w:kern w:val="2"/>
       <w:sz w:val="28"/>
       <w:szCs w:val="28"/>
-      <w:lang w:bidi="ar-SA"/>
+      <w:lang w:val="en-US" w:bidi="ar-SA"/>
     </w:rPr>
   </w:style>
   <w:style w:type="character" w:styleId="1phanChar">
@@ -12518,7 +12303,7 @@
       <w:b/>
       <w:sz w:val="24"/>
       <w:szCs w:val="24"/>
-      <w:lang w:bidi="ar-SA"/>
+      <w:lang w:val="en-US" w:bidi="ar-SA"/>
     </w:rPr>
   </w:style>
   <w:style w:type="character" w:styleId="016Char">
@@ -12528,7 +12313,7 @@
       <w:rFonts w:ascii="Arial" w:hAnsi="Arial" w:cs="Arial"/>
       <w:b/>
       <w:sz w:val="24"/>
-      <w:lang w:bidi="ar-SA"/>
+      <w:lang w:val="en-US" w:bidi="ar-SA"/>
     </w:rPr>
   </w:style>
   <w:style w:type="character" w:styleId="3chamChar">
@@ -12538,7 +12323,7 @@
       <w:rFonts w:ascii="Arial" w:hAnsi="Arial" w:cs="Arial"/>
       <w:b/>
       <w:sz w:val="24"/>
-      <w:lang w:bidi="ar-SA"/>
+      <w:lang w:val="en-US" w:bidi="ar-SA"/>
     </w:rPr>
   </w:style>
   <w:style w:type="character" w:styleId="StyleArial12ptBoldJustifiedLeft0cmHanging195cmChar">
@@ -12549,7 +12334,7 @@
       <w:b/>
       <w:bCs/>
       <w:sz w:val="24"/>
-      <w:lang w:bidi="ar-SA"/>
+      <w:lang w:val="en-US" w:bidi="ar-SA"/>
     </w:rPr>
   </w:style>
   <w:style w:type="character" w:styleId="3cham1Char">
@@ -12559,7 +12344,7 @@
       <w:rFonts w:ascii="Arial" w:hAnsi="Arial" w:eastAsia="Malgun Gothic" w:cs="Arial"/>
       <w:sz w:val="24"/>
       <w:szCs w:val="24"/>
-      <w:lang w:bidi="ar-SA"/>
+      <w:lang w:val="en-US" w:bidi="ar-SA"/>
     </w:rPr>
   </w:style>
   <w:style w:type="character" w:styleId="NORMAL1Char">
@@ -12580,7 +12365,7 @@
       <w:rFonts w:ascii="Arial" w:hAnsi="Arial" w:eastAsia="MS Mincho" w:cs="Arial"/>
       <w:sz w:val="24"/>
       <w:szCs w:val="24"/>
-      <w:lang w:val="en-US" w:bidi="ar-SA"/>
+      <w:lang w:val="vi-VN" w:bidi="ar-SA"/>
     </w:rPr>
   </w:style>
   <w:style w:type="character" w:styleId="NORMAL111Char">
@@ -12590,7 +12375,7 @@
       <w:rFonts w:ascii="Arial" w:hAnsi="Arial" w:cs="Arial"/>
       <w:sz w:val="24"/>
       <w:szCs w:val="24"/>
-      <w:lang w:bidi="ar-SA"/>
+      <w:lang w:val="en-US" w:bidi="ar-SA"/>
     </w:rPr>
   </w:style>
   <w:style w:type="character" w:styleId="NORMAL1Char1">
@@ -12600,7 +12385,7 @@
       <w:rFonts w:ascii="Arial" w:hAnsi="Arial" w:cs="Arial"/>
       <w:sz w:val="24"/>
       <w:szCs w:val="24"/>
-      <w:lang w:bidi="ar-SA"/>
+      <w:lang w:val="en-US" w:bidi="ar-SA"/>
     </w:rPr>
   </w:style>
   <w:style w:type="character" w:styleId="normal1indentChar">
@@ -12615,7 +12400,7 @@
     <w:rPr>
       <w:rFonts w:ascii="VNTime" w:hAnsi="VNTime" w:cs="VNTime"/>
       <w:sz w:val="22"/>
-      <w:lang w:bidi="ar-SA"/>
+      <w:lang w:val="en-US" w:bidi="ar-SA"/>
     </w:rPr>
   </w:style>
   <w:style w:type="character" w:styleId="texChar">
@@ -12623,7 +12408,7 @@
     <w:qFormat/>
     <w:rPr>
       <w:rFonts w:ascii="VNTime" w:hAnsi="VNTime" w:cs="VNTime"/>
-      <w:lang w:bidi="ar-SA"/>
+      <w:lang w:val="en-US" w:bidi="ar-SA"/>
     </w:rPr>
   </w:style>
   <w:style w:type="character" w:styleId="ChapterCharChar">
@@ -12656,7 +12441,7 @@
       <w:rFonts w:ascii=".VnTime" w:hAnsi=".VnTime" w:cs=".VnTime"/>
       <w:sz w:val="28"/>
       <w:szCs w:val="28"/>
-      <w:lang w:bidi="ar-SA"/>
+      <w:lang w:val="en-US" w:bidi="ar-SA"/>
     </w:rPr>
   </w:style>
   <w:style w:type="character" w:styleId="Vnbnnidung">
@@ -12726,7 +12511,7 @@
       <w:rFonts w:eastAsia="Calibri"/>
       <w:sz w:val="28"/>
       <w:szCs w:val="22"/>
-      <w:lang w:bidi="ar-SA"/>
+      <w:lang w:val="en-US" w:bidi="ar-SA"/>
     </w:rPr>
   </w:style>
   <w:style w:type="character" w:styleId="Vnbnnidung2">
@@ -12736,7 +12521,7 @@
       <w:rFonts w:eastAsia="Calibri"/>
       <w:sz w:val="28"/>
       <w:szCs w:val="22"/>
-      <w:lang w:bidi="ar-SA"/>
+      <w:lang w:val="en-US" w:bidi="ar-SA"/>
     </w:rPr>
   </w:style>
   <w:style w:type="character" w:styleId="Vnbnnidung5">
@@ -12907,7 +12692,7 @@
       <w:b/>
       <w:sz w:val="32"/>
       <w:szCs w:val="26"/>
-      <w:lang w:val="en-US" w:eastAsia="en-US"/>
+      <w:lang w:val="vi-VN" w:eastAsia="vi-VN"/>
     </w:rPr>
   </w:style>
   <w:style w:type="paragraph" w:styleId="BodyText212">
@@ -12954,8 +12739,8 @@
       <w:suppressLineNumbers/>
       <w:tabs>
         <w:tab w:val="clear" w:pos="709"/>
-        <w:tab w:val="center" w:pos="4986" w:leader="none"/>
-        <w:tab w:val="right" w:pos="9972" w:leader="none"/>
+        <w:tab w:val="center" w:pos="4819" w:leader="none"/>
+        <w:tab w:val="right" w:pos="9638" w:leader="none"/>
       </w:tabs>
     </w:pPr>
     <w:rPr/>
@@ -14079,7 +13864,7 @@
     <w:rPr>
       <w:sz w:val="20"/>
       <w:szCs w:val="20"/>
-      <w:lang w:val="en-AU" w:eastAsia="en-US"/>
+      <w:lang w:val="en-AU" w:eastAsia="vi-VN"/>
     </w:rPr>
   </w:style>
   <w:style w:type="paragraph" w:styleId="Style11">
@@ -14153,7 +13938,7 @@
     </w:pPr>
     <w:rPr>
       <w:spacing w:val="-10"/>
-      <w:lang w:val="en-US" w:eastAsia="en-US"/>
+      <w:lang w:val="vi-VN" w:eastAsia="vi-VN"/>
     </w:rPr>
   </w:style>
   <w:style w:type="paragraph" w:styleId="TOC2">
@@ -14170,7 +13955,7 @@
       <w:rFonts w:ascii="Arial" w:hAnsi="Arial" w:cs="Arial"/>
       <w:sz w:val="25"/>
       <w:szCs w:val="25"/>
-      <w:lang w:val="en-US" w:eastAsia="en-US"/>
+      <w:lang w:val="vi-VN" w:eastAsia="vi-VN"/>
     </w:rPr>
   </w:style>
   <w:style w:type="paragraph" w:styleId="TOC3">
@@ -14711,7 +14496,7 @@
       <w:color w:val="000000"/>
       <w:sz w:val="24"/>
       <w:szCs w:val="24"/>
-      <w:lang w:bidi="ar-SA" w:val="en-US" w:eastAsia="zh-CN"/>
+      <w:lang w:val="en-US" w:bidi="ar-SA" w:eastAsia="zh-CN"/>
     </w:rPr>
   </w:style>
   <w:style w:type="paragraph" w:styleId="Char1CharCharChar1CharCharChar">
@@ -15186,7 +14971,7 @@
       <w:color w:val="auto"/>
       <w:sz w:val="32"/>
       <w:szCs w:val="32"/>
-      <w:lang w:bidi="ar-SA" w:val="en-US" w:eastAsia="zh-CN"/>
+      <w:lang w:val="en-US" w:bidi="ar-SA" w:eastAsia="zh-CN"/>
     </w:rPr>
   </w:style>
   <w:style w:type="paragraph" w:styleId="than">
@@ -15204,7 +14989,7 @@
       <w:color w:val="auto"/>
       <w:sz w:val="28"/>
       <w:szCs w:val="28"/>
-      <w:lang w:bidi="ar-SA" w:val="en-US" w:eastAsia="zh-CN"/>
+      <w:lang w:val="en-US" w:bidi="ar-SA" w:eastAsia="zh-CN"/>
     </w:rPr>
   </w:style>
   <w:style w:type="paragraph" w:styleId="tenmon">
@@ -15222,7 +15007,7 @@
       <w:color w:val="auto"/>
       <w:sz w:val="28"/>
       <w:szCs w:val="28"/>
-      <w:lang w:bidi="ar-SA" w:val="en-US" w:eastAsia="zh-CN"/>
+      <w:lang w:val="en-US" w:bidi="ar-SA" w:eastAsia="zh-CN"/>
     </w:rPr>
   </w:style>
   <w:style w:type="paragraph" w:styleId="bang1">
@@ -15238,7 +15023,7 @@
       <w:color w:val="auto"/>
       <w:sz w:val="28"/>
       <w:szCs w:val="28"/>
-      <w:lang w:bidi="ar-SA" w:val="en-US" w:eastAsia="zh-CN"/>
+      <w:lang w:val="en-US" w:bidi="ar-SA" w:eastAsia="zh-CN"/>
     </w:rPr>
   </w:style>
   <w:style w:type="paragraph" w:styleId="bang2">
@@ -15253,7 +15038,7 @@
       <w:color w:val="auto"/>
       <w:sz w:val="28"/>
       <w:szCs w:val="28"/>
-      <w:lang w:bidi="ar-SA" w:val="en-US" w:eastAsia="zh-CN"/>
+      <w:lang w:val="en-US" w:bidi="ar-SA" w:eastAsia="zh-CN"/>
     </w:rPr>
   </w:style>
   <w:style w:type="paragraph" w:styleId="bang21">
@@ -15280,7 +15065,7 @@
       <w:color w:val="auto"/>
       <w:sz w:val="36"/>
       <w:szCs w:val="36"/>
-      <w:lang w:bidi="ar-SA" w:val="en-US" w:eastAsia="zh-CN"/>
+      <w:lang w:val="en-US" w:bidi="ar-SA" w:eastAsia="zh-CN"/>
     </w:rPr>
   </w:style>
   <w:style w:type="paragraph" w:styleId="bang3">
@@ -15296,7 +15081,7 @@
       <w:color w:val="auto"/>
       <w:sz w:val="28"/>
       <w:szCs w:val="28"/>
-      <w:lang w:bidi="ar-SA" w:val="en-US" w:eastAsia="zh-CN"/>
+      <w:lang w:val="en-US" w:bidi="ar-SA" w:eastAsia="zh-CN"/>
     </w:rPr>
   </w:style>
   <w:style w:type="paragraph" w:styleId="BodyTextFirstIndent2">
@@ -15453,7 +15238,7 @@
       <w:color w:val="auto"/>
       <w:sz w:val="24"/>
       <w:szCs w:val="24"/>
-      <w:lang w:bidi="ar-SA" w:val="en-US" w:eastAsia="zh-CN"/>
+      <w:lang w:val="en-US" w:bidi="ar-SA" w:eastAsia="zh-CN"/>
     </w:rPr>
   </w:style>
   <w:style w:type="paragraph" w:styleId="i2">
@@ -15540,7 +15325,7 @@
       <w:color w:val="auto"/>
       <w:sz w:val="26"/>
       <w:szCs w:val="26"/>
-      <w:lang w:bidi="ar-SA" w:val="en-US" w:eastAsia="zh-CN"/>
+      <w:lang w:val="en-US" w:bidi="ar-SA" w:eastAsia="zh-CN"/>
     </w:rPr>
   </w:style>
   <w:style w:type="paragraph" w:styleId="Form">
@@ -15682,7 +15467,7 @@
       <w:color w:val="auto"/>
       <w:sz w:val="28"/>
       <w:szCs w:val="28"/>
-      <w:lang w:bidi="ar-SA" w:val="en-US" w:eastAsia="zh-CN"/>
+      <w:lang w:val="en-US" w:bidi="ar-SA" w:eastAsia="zh-CN"/>
     </w:rPr>
   </w:style>
   <w:style w:type="paragraph" w:styleId="TieuDeMuc">
@@ -15700,7 +15485,7 @@
       <w:color w:val="auto"/>
       <w:sz w:val="26"/>
       <w:szCs w:val="28"/>
-      <w:lang w:bidi="ar-SA" w:val="en-US" w:eastAsia="zh-CN"/>
+      <w:lang w:val="en-US" w:bidi="ar-SA" w:eastAsia="zh-CN"/>
     </w:rPr>
   </w:style>
   <w:style w:type="paragraph" w:styleId="Than1">
@@ -15728,7 +15513,7 @@
       <w:color w:val="auto"/>
       <w:sz w:val="24"/>
       <w:szCs w:val="24"/>
-      <w:lang w:bidi="ar-SA" w:val="en-US" w:eastAsia="zh-CN"/>
+      <w:lang w:val="en-US" w:bidi="ar-SA" w:eastAsia="zh-CN"/>
     </w:rPr>
   </w:style>
   <w:style w:type="paragraph" w:styleId="font5">
@@ -17274,7 +17059,7 @@
     <w:rPr>
       <w:sz w:val="20"/>
       <w:szCs w:val="20"/>
-      <w:lang w:val="en-AU" w:eastAsia="en-US"/>
+      <w:lang w:val="en-AU" w:eastAsia="vi-VN"/>
     </w:rPr>
   </w:style>
   <w:style w:type="paragraph" w:styleId="Char1CharChar11">
@@ -17894,7 +17679,7 @@
       <w:color w:val="auto"/>
       <w:sz w:val="20"/>
       <w:szCs w:val="20"/>
-      <w:lang w:bidi="ar-SA" w:val="en-US" w:eastAsia="zh-CN"/>
+      <w:lang w:val="en-US" w:bidi="ar-SA" w:eastAsia="zh-CN"/>
     </w:rPr>
   </w:style>
   <w:style w:type="paragraph" w:styleId="MessageHeader">
@@ -18329,7 +18114,7 @@
       <w:color w:val="auto"/>
       <w:sz w:val="22"/>
       <w:szCs w:val="22"/>
-      <w:lang w:bidi="en-US" w:val="en-US" w:eastAsia="zh-CN"/>
+      <w:lang w:val="en-US" w:bidi="en-US" w:eastAsia="zh-CN"/>
     </w:rPr>
   </w:style>
   <w:style w:type="paragraph" w:styleId="Quote">
@@ -18402,7 +18187,7 @@
       <w:vanish/>
       <w:sz w:val="16"/>
       <w:szCs w:val="16"/>
-      <w:lang w:val="en-US" w:eastAsia="en-US"/>
+      <w:lang w:val="vi-VN" w:eastAsia="vi-VN"/>
     </w:rPr>
   </w:style>
   <w:style w:type="paragraph" w:styleId="CharCharCharCharCharChar1CharCharChar">
@@ -23405,7 +23190,7 @@
       <w:kern w:val="2"/>
       <w:sz w:val="28"/>
       <w:szCs w:val="28"/>
-      <w:lang w:bidi="ar-SA" w:val="en-US" w:eastAsia="zh-CN"/>
+      <w:lang w:val="en-US" w:bidi="ar-SA" w:eastAsia="zh-CN"/>
     </w:rPr>
   </w:style>
   <w:style w:type="paragraph" w:styleId="Headline">
@@ -23424,7 +23209,7 @@
       <w:kern w:val="2"/>
       <w:sz w:val="46"/>
       <w:szCs w:val="46"/>
-      <w:lang w:bidi="ar-SA" w:val="en-US" w:eastAsia="zh-CN"/>
+      <w:lang w:val="en-US" w:bidi="ar-SA" w:eastAsia="zh-CN"/>
     </w:rPr>
   </w:style>
   <w:style w:type="paragraph" w:styleId="PublicationName">
@@ -23445,7 +23230,7 @@
       <w:kern w:val="2"/>
       <w:sz w:val="32"/>
       <w:szCs w:val="32"/>
-      <w:lang w:bidi="ar-SA" w:val="en-US" w:eastAsia="zh-CN"/>
+      <w:lang w:val="en-US" w:bidi="ar-SA" w:eastAsia="zh-CN"/>
     </w:rPr>
   </w:style>
   <w:style w:type="paragraph" w:styleId="PublicationDate">
@@ -23465,7 +23250,7 @@
       <w:kern w:val="2"/>
       <w:sz w:val="28"/>
       <w:szCs w:val="28"/>
-      <w:lang w:bidi="ar-SA" w:val="en-US" w:eastAsia="zh-CN"/>
+      <w:lang w:val="en-US" w:bidi="ar-SA" w:eastAsia="zh-CN"/>
     </w:rPr>
   </w:style>
   <w:style w:type="paragraph" w:styleId="Name">
@@ -23998,7 +23783,7 @@
       <w:color w:val="auto"/>
       <w:sz w:val="28"/>
       <w:szCs w:val="28"/>
-      <w:lang w:bidi="ar-SA" w:val="en-US" w:eastAsia="zh-CN"/>
+      <w:lang w:val="en-US" w:bidi="ar-SA" w:eastAsia="zh-CN"/>
     </w:rPr>
   </w:style>
   <w:style w:type="paragraph" w:styleId="NumberedParagraphCharChar">
@@ -24590,7 +24375,7 @@
       <w:color w:val="FF0000"/>
       <w:sz w:val="28"/>
       <w:szCs w:val="28"/>
-      <w:lang w:val="vi-VN" w:eastAsia="en-US"/>
+      <w:lang w:val="vi-VN" w:eastAsia="vi-VN"/>
     </w:rPr>
   </w:style>
   <w:style w:type="paragraph" w:styleId="MERSskillsknowledge">
@@ -24618,7 +24403,7 @@
     </w:pPr>
     <w:rPr>
       <w:color w:val="000000"/>
-      <w:lang w:val="en-AU" w:eastAsia="en-US"/>
+      <w:lang w:val="en-AU" w:eastAsia="vi-VN"/>
     </w:rPr>
   </w:style>
   <w:style w:type="paragraph" w:styleId="t1">
@@ -25556,7 +25341,7 @@
       <w:color w:val="auto"/>
       <w:sz w:val="26"/>
       <w:szCs w:val="20"/>
-      <w:lang w:val="en-US" w:eastAsia="en-US" w:bidi="ar-SA"/>
+      <w:lang w:val="en-US" w:eastAsia="vi-VN" w:bidi="ar-SA"/>
     </w:rPr>
   </w:style>
   <w:style w:type="paragraph" w:styleId="Style9CharChar1">
@@ -25573,7 +25358,7 @@
       <w:rFonts w:ascii=".VnTime" w:hAnsi=".VnTime" w:cs=".VnTime"/>
       <w:sz w:val="26"/>
       <w:szCs w:val="24"/>
-      <w:lang w:val="it-IT" w:eastAsia="en-US"/>
+      <w:lang w:val="it-IT" w:eastAsia="vi-VN"/>
     </w:rPr>
   </w:style>
   <w:style w:type="paragraph" w:styleId="StyleTimesNewRomanFirstline127cmBefore3pt">
@@ -25747,7 +25532,7 @@
       <w:rFonts w:ascii=".VnTime" w:hAnsi=".VnTime" w:cs=".VnTime"/>
       <w:sz w:val="26"/>
       <w:szCs w:val="24"/>
-      <w:lang w:val="it-IT" w:eastAsia="en-US"/>
+      <w:lang w:val="it-IT" w:eastAsia="vi-VN"/>
     </w:rPr>
   </w:style>
   <w:style w:type="paragraph" w:styleId="Style9CharCharCharChar">
@@ -26096,7 +25881,7 @@
       <w:rFonts w:ascii="Arial" w:hAnsi="Arial" w:cs="Arial"/>
       <w:sz w:val="24"/>
       <w:szCs w:val="20"/>
-      <w:lang w:val="en-US"/>
+      <w:lang w:val="vi-VN"/>
     </w:rPr>
   </w:style>
   <w:style w:type="paragraph" w:styleId="1phan">
@@ -26584,7 +26369,7 @@
     <w:rPr>
       <w:rFonts w:ascii=".VnTime" w:hAnsi=".VnTime" w:cs=".VnTime"/>
       <w:szCs w:val="20"/>
-      <w:lang w:val="vi-VN" w:eastAsia="en-US"/>
+      <w:lang w:val="vi-VN" w:eastAsia="vi-VN"/>
     </w:rPr>
   </w:style>
   <w:style w:type="paragraph" w:styleId="GiuaCharChar">
@@ -26624,7 +26409,7 @@
     <w:rPr>
       <w:sz w:val="20"/>
       <w:szCs w:val="20"/>
-      <w:lang w:val="en-AU" w:eastAsia="en-US"/>
+      <w:lang w:val="en-AU" w:eastAsia="vi-VN"/>
     </w:rPr>
   </w:style>
   <w:style w:type="paragraph" w:styleId="CharCharCharCharCharCharCharCharCharCharCharCharCharCharCharCharCharCharCharCharChar">
@@ -26637,7 +26422,7 @@
     <w:rPr>
       <w:sz w:val="20"/>
       <w:szCs w:val="20"/>
-      <w:lang w:val="en-AU" w:eastAsia="en-US"/>
+      <w:lang w:val="en-AU" w:eastAsia="vi-VN"/>
     </w:rPr>
   </w:style>
   <w:style w:type="paragraph" w:styleId="MB">
@@ -26701,7 +26486,7 @@
       <w:color w:val="auto"/>
       <w:sz w:val="26"/>
       <w:szCs w:val="22"/>
-      <w:lang w:bidi="ar-SA" w:val="en-US" w:eastAsia="zh-CN"/>
+      <w:lang w:val="en-US" w:bidi="ar-SA" w:eastAsia="zh-CN"/>
     </w:rPr>
   </w:style>
   <w:style w:type="paragraph" w:styleId="ThongTu">
@@ -26716,7 +26501,7 @@
       <w:rFonts w:eastAsia="Batang"/>
       <w:bCs/>
       <w:color w:val="1F497D"/>
-      <w:lang w:val="en-US" w:eastAsia="en-US"/>
+      <w:lang w:val="vi-VN" w:eastAsia="vi-VN"/>
     </w:rPr>
   </w:style>
   <w:style w:type="paragraph" w:styleId="su">
@@ -26961,7 +26746,7 @@
       <w:color w:val="000000"/>
       <w:sz w:val="22"/>
       <w:szCs w:val="22"/>
-      <w:lang w:val="en-US" w:eastAsia="en-US"/>
+      <w:lang w:val="vi-VN" w:eastAsia="vi-VN"/>
     </w:rPr>
   </w:style>
   <w:style w:type="paragraph" w:styleId="8DakyCharCharChar">
@@ -27012,7 +26797,7 @@
       <w:color w:val="000000"/>
       <w:sz w:val="36"/>
       <w:szCs w:val="36"/>
-      <w:lang w:bidi="ar-SA" w:val="en-US" w:eastAsia="zh-CN"/>
+      <w:lang w:val="en-US" w:bidi="ar-SA" w:eastAsia="zh-CN"/>
     </w:rPr>
   </w:style>
   <w:style w:type="paragraph" w:styleId="10chutrongbang">
@@ -27051,7 +26836,7 @@
       <w:color w:val="000000"/>
       <w:sz w:val="26"/>
       <w:szCs w:val="20"/>
-      <w:lang w:bidi="ar-SA" w:val="en-US" w:eastAsia="zh-CN"/>
+      <w:lang w:val="en-US" w:bidi="ar-SA" w:eastAsia="zh-CN"/>
     </w:rPr>
   </w:style>
   <w:style w:type="paragraph" w:styleId="cChar1CharCharChar">
@@ -27144,7 +26929,7 @@
       <w:color w:val="000000"/>
       <w:sz w:val="22"/>
       <w:szCs w:val="20"/>
-      <w:lang w:bidi="ar-SA" w:val="en-US" w:eastAsia="zh-CN"/>
+      <w:lang w:val="en-US" w:bidi="ar-SA" w:eastAsia="zh-CN"/>
     </w:rPr>
   </w:style>
   <w:style w:type="paragraph" w:styleId="5somucCharChar">
@@ -27360,7 +27145,7 @@
       <w:color w:val="000000"/>
       <w:sz w:val="22"/>
       <w:szCs w:val="22"/>
-      <w:lang w:bidi="ar-SA" w:val="en-US" w:eastAsia="zh-CN"/>
+      <w:lang w:val="en-US" w:bidi="ar-SA" w:eastAsia="zh-CN"/>
     </w:rPr>
   </w:style>
   <w:style w:type="paragraph" w:styleId="DNtd1tencq">
@@ -27379,7 +27164,7 @@
       <w:color w:val="000000"/>
       <w:sz w:val="20"/>
       <w:szCs w:val="20"/>
-      <w:lang w:bidi="ar-SA" w:val="en-US" w:eastAsia="zh-CN"/>
+      <w:lang w:val="en-US" w:bidi="ar-SA" w:eastAsia="zh-CN"/>
     </w:rPr>
   </w:style>
   <w:style w:type="paragraph" w:styleId="tk">
@@ -27428,7 +27213,7 @@
       <w:color w:val="000000"/>
       <w:sz w:val="32"/>
       <w:szCs w:val="32"/>
-      <w:lang w:bidi="ar-SA" w:val="en-US" w:eastAsia="zh-CN"/>
+      <w:lang w:val="en-US" w:bidi="ar-SA" w:eastAsia="zh-CN"/>
     </w:rPr>
   </w:style>
   <w:style w:type="paragraph" w:styleId="cChar1">
@@ -27582,7 +27367,7 @@
       <w:color w:val="000000"/>
       <w:sz w:val="20"/>
       <w:szCs w:val="22"/>
-      <w:lang w:bidi="ar-SA" w:val="en-US" w:eastAsia="zh-CN"/>
+      <w:lang w:val="en-US" w:bidi="ar-SA" w:eastAsia="zh-CN"/>
     </w:rPr>
   </w:style>
   <w:style w:type="paragraph" w:styleId="DNkyCQky">
@@ -27605,7 +27390,7 @@
       <w:color w:val="auto"/>
       <w:sz w:val="20"/>
       <w:szCs w:val="20"/>
-      <w:lang w:bidi="ar-SA" w:val="en-US" w:eastAsia="zh-CN"/>
+      <w:lang w:val="en-US" w:bidi="ar-SA" w:eastAsia="zh-CN"/>
     </w:rPr>
   </w:style>
   <w:style w:type="paragraph" w:styleId="c1d">
@@ -27918,7 +27703,7 @@
       <w:color w:val="000000"/>
       <w:sz w:val="21"/>
       <w:szCs w:val="22"/>
-      <w:lang w:bidi="ar-SA" w:val="en-US" w:eastAsia="zh-CN"/>
+      <w:lang w:val="en-US" w:bidi="ar-SA" w:eastAsia="zh-CN"/>
     </w:rPr>
   </w:style>
   <w:style w:type="paragraph" w:styleId="DNbangtieude">
@@ -27937,7 +27722,7 @@
       <w:color w:val="000000"/>
       <w:sz w:val="21"/>
       <w:szCs w:val="22"/>
-      <w:lang w:bidi="ar-SA" w:val="en-US" w:eastAsia="zh-CN"/>
+      <w:lang w:val="en-US" w:bidi="ar-SA" w:eastAsia="zh-CN"/>
     </w:rPr>
   </w:style>
   <w:style w:type="paragraph" w:styleId="DNbieusauky">
@@ -27956,7 +27741,7 @@
       <w:color w:val="000000"/>
       <w:sz w:val="22"/>
       <w:szCs w:val="22"/>
-      <w:lang w:bidi="ar-SA" w:val="en-US" w:eastAsia="zh-CN"/>
+      <w:lang w:val="en-US" w:bidi="ar-SA" w:eastAsia="zh-CN"/>
     </w:rPr>
   </w:style>
   <w:style w:type="paragraph" w:styleId="DNkynguoiky">
@@ -27979,7 +27764,7 @@
       <w:color w:val="000000"/>
       <w:sz w:val="22"/>
       <w:szCs w:val="22"/>
-      <w:lang w:bidi="ar-SA" w:val="en-US" w:eastAsia="zh-CN"/>
+      <w:lang w:val="en-US" w:bidi="ar-SA" w:eastAsia="zh-CN"/>
     </w:rPr>
   </w:style>
   <w:style w:type="paragraph" w:styleId="DNnd3mucA">
@@ -27997,7 +27782,7 @@
       <w:color w:val="000000"/>
       <w:sz w:val="22"/>
       <w:szCs w:val="22"/>
-      <w:lang w:bidi="ar-SA" w:val="en-US" w:eastAsia="zh-CN"/>
+      <w:lang w:val="en-US" w:bidi="ar-SA" w:eastAsia="zh-CN"/>
     </w:rPr>
   </w:style>
   <w:style w:type="paragraph" w:styleId="DNnd4dieu">
@@ -28018,7 +27803,7 @@
       <w:color w:val="000000"/>
       <w:sz w:val="22"/>
       <w:szCs w:val="22"/>
-      <w:lang w:bidi="ar-SA" w:val="en-US" w:eastAsia="zh-CN"/>
+      <w:lang w:val="en-US" w:bidi="ar-SA" w:eastAsia="zh-CN"/>
     </w:rPr>
   </w:style>
   <w:style w:type="paragraph" w:styleId="DNnd5mucnho12ab">
@@ -28040,7 +27825,7 @@
       <w:color w:val="000000"/>
       <w:sz w:val="22"/>
       <w:szCs w:val="22"/>
-      <w:lang w:bidi="ar-SA" w:val="en-US" w:eastAsia="zh-CN"/>
+      <w:lang w:val="en-US" w:bidi="ar-SA" w:eastAsia="zh-CN"/>
     </w:rPr>
   </w:style>
   <w:style w:type="paragraph" w:styleId="DNnd6vanban">
@@ -28060,7 +27845,7 @@
       <w:color w:val="000000"/>
       <w:sz w:val="22"/>
       <w:szCs w:val="22"/>
-      <w:lang w:bidi="ar-SA" w:val="en-US" w:eastAsia="zh-CN"/>
+      <w:lang w:val="en-US" w:bidi="ar-SA" w:eastAsia="zh-CN"/>
     </w:rPr>
   </w:style>
   <w:style w:type="paragraph" w:styleId="DNnd7VBnghieng">
@@ -28081,7 +27866,7 @@
       <w:color w:val="000000"/>
       <w:sz w:val="22"/>
       <w:szCs w:val="22"/>
-      <w:lang w:bidi="ar-SA" w:val="en-US" w:eastAsia="zh-CN"/>
+      <w:lang w:val="en-US" w:bidi="ar-SA" w:eastAsia="zh-CN"/>
     </w:rPr>
   </w:style>
   <w:style w:type="paragraph" w:styleId="DNplphuluc">
@@ -28097,7 +27882,7 @@
       <w:color w:val="000000"/>
       <w:sz w:val="22"/>
       <w:szCs w:val="32"/>
-      <w:lang w:bidi="ar-SA" w:val="en-US" w:eastAsia="zh-CN"/>
+      <w:lang w:val="en-US" w:bidi="ar-SA" w:eastAsia="zh-CN"/>
     </w:rPr>
   </w:style>
   <w:style w:type="paragraph" w:styleId="DNtd2tennuoc">
@@ -28116,7 +27901,7 @@
       <w:color w:val="000000"/>
       <w:sz w:val="20"/>
       <w:szCs w:val="20"/>
-      <w:lang w:bidi="ar-SA" w:val="en-US" w:eastAsia="zh-CN"/>
+      <w:lang w:val="en-US" w:bidi="ar-SA" w:eastAsia="zh-CN"/>
     </w:rPr>
   </w:style>
   <w:style w:type="paragraph" w:styleId="DNtd3DLTDHP">
@@ -28135,7 +27920,7 @@
       <w:color w:val="000000"/>
       <w:sz w:val="22"/>
       <w:szCs w:val="22"/>
-      <w:lang w:bidi="ar-SA" w:val="en-US" w:eastAsia="zh-CN"/>
+      <w:lang w:val="en-US" w:bidi="ar-SA" w:eastAsia="zh-CN"/>
     </w:rPr>
   </w:style>
   <w:style w:type="paragraph" w:styleId="DNtd4so">
@@ -28158,7 +27943,7 @@
       <w:color w:val="000000"/>
       <w:sz w:val="22"/>
       <w:szCs w:val="22"/>
-      <w:lang w:bidi="ar-SA" w:val="en-US" w:eastAsia="zh-CN"/>
+      <w:lang w:val="en-US" w:bidi="ar-SA" w:eastAsia="zh-CN"/>
     </w:rPr>
   </w:style>
   <w:style w:type="paragraph" w:styleId="StylecLeft">
@@ -28709,7 +28494,7 @@
       <w:color w:val="0000FF"/>
       <w:sz w:val="24"/>
       <w:szCs w:val="24"/>
-      <w:lang w:val="en-US" w:eastAsia="en-US" w:bidi="ar-SA"/>
+      <w:lang w:val="en-US" w:eastAsia="vi-VN" w:bidi="ar-SA"/>
     </w:rPr>
   </w:style>
   <w:style w:type="paragraph" w:styleId="chucdanh">
@@ -28726,7 +28511,7 @@
       <w:color w:val="0000FF"/>
       <w:sz w:val="20"/>
       <w:szCs w:val="20"/>
-      <w:lang w:val="en-US" w:eastAsia="en-US" w:bidi="ar-SA"/>
+      <w:lang w:val="en-US" w:eastAsia="vi-VN" w:bidi="ar-SA"/>
     </w:rPr>
   </w:style>
   <w:style w:type="paragraph" w:styleId="loai-vb">
@@ -28748,7 +28533,7 @@
       <w:spacing w:val="100"/>
       <w:sz w:val="32"/>
       <w:szCs w:val="32"/>
-      <w:lang w:val="en-US" w:eastAsia="en-US" w:bidi="ar-SA"/>
+      <w:lang w:val="en-US" w:eastAsia="vi-VN" w:bidi="ar-SA"/>
     </w:rPr>
   </w:style>
   <w:style w:type="paragraph" w:styleId="ten-vb">
@@ -28768,7 +28553,7 @@
       <w:spacing w:val="24"/>
       <w:sz w:val="20"/>
       <w:szCs w:val="20"/>
-      <w:lang w:val="en-US" w:eastAsia="en-US" w:bidi="ar-SA"/>
+      <w:lang w:val="en-US" w:eastAsia="vi-VN" w:bidi="ar-SA"/>
     </w:rPr>
   </w:style>
   <w:style w:type="paragraph" w:styleId="congbo">
@@ -28788,7 +28573,7 @@
       <w:color w:val="0000FF"/>
       <w:sz w:val="20"/>
       <w:szCs w:val="20"/>
-      <w:lang w:val="en-US" w:eastAsia="en-US" w:bidi="ar-SA"/>
+      <w:lang w:val="en-US" w:eastAsia="vi-VN" w:bidi="ar-SA"/>
     </w:rPr>
   </w:style>
   <w:style w:type="paragraph" w:styleId="n-chuong1">
@@ -28822,7 +28607,7 @@
       <w:color w:val="0000FF"/>
       <w:sz w:val="22"/>
       <w:szCs w:val="22"/>
-      <w:lang w:val="en-US" w:eastAsia="en-US" w:bidi="ar-SA"/>
+      <w:lang w:val="en-US" w:eastAsia="vi-VN" w:bidi="ar-SA"/>
     </w:rPr>
   </w:style>
   <w:style w:type="paragraph" w:styleId="giua-nghieng">
@@ -28841,7 +28626,7 @@
       <w:color w:val="0000FF"/>
       <w:sz w:val="20"/>
       <w:szCs w:val="24"/>
-      <w:lang w:val="en-US" w:eastAsia="en-US" w:bidi="ar-SA"/>
+      <w:lang w:val="en-US" w:eastAsia="vi-VN" w:bidi="ar-SA"/>
     </w:rPr>
   </w:style>
   <w:style w:type="paragraph" w:styleId="141">
@@ -29418,7 +29203,7 @@
       <w:color w:val="000000"/>
       <w:sz w:val="22"/>
       <w:szCs w:val="22"/>
-      <w:lang w:val="en-US" w:eastAsia="en-US"/>
+      <w:lang w:val="vi-VN" w:eastAsia="vi-VN"/>
     </w:rPr>
   </w:style>
   <w:style w:type="paragraph" w:styleId="3sochuongChar">
@@ -30374,7 +30159,7 @@
       <w:color w:val="000000"/>
       <w:sz w:val="22"/>
       <w:szCs w:val="22"/>
-      <w:lang w:bidi="ar-SA" w:val="en-US" w:eastAsia="zh-CN"/>
+      <w:lang w:val="en-US" w:bidi="ar-SA" w:eastAsia="zh-CN"/>
     </w:rPr>
   </w:style>
   <w:style w:type="paragraph" w:styleId="headingsample">
@@ -30852,7 +30637,7 @@
     <w:qFormat/>
     <w:pPr/>
     <w:rPr>
-      <w:lang w:val="en-US" w:eastAsia="en-US"/>
+      <w:lang w:val="vi-VN" w:eastAsia="vi-VN"/>
     </w:rPr>
   </w:style>
   <w:style w:type="paragraph" w:styleId="CharCharCharChar11">
@@ -31317,7 +31102,7 @@
       <w:color w:val="FF00FF"/>
       <w:sz w:val="26"/>
       <w:szCs w:val="20"/>
-      <w:lang w:val="en-US"/>
+      <w:lang w:val="vi-VN"/>
     </w:rPr>
   </w:style>
   <w:style w:type="paragraph" w:styleId="d2">
@@ -31371,7 +31156,7 @@
     <w:rPr>
       <w:rFonts w:eastAsia="Batang"/>
       <w:szCs w:val="26"/>
-      <w:lang w:val="en-US"/>
+      <w:lang w:val="vi-VN"/>
     </w:rPr>
   </w:style>
   <w:style w:type="paragraph" w:styleId="Reference">
@@ -31503,7 +31288,7 @@
       <w:b/>
       <w:sz w:val="24"/>
       <w:szCs w:val="24"/>
-      <w:lang w:val="en-US" w:eastAsia="en-US"/>
+      <w:lang w:val="vi-VN" w:eastAsia="vi-VN"/>
     </w:rPr>
   </w:style>
   <w:style w:type="paragraph" w:styleId="dieu11">
@@ -31551,7 +31336,7 @@
       <w:color w:val="000000"/>
       <w:sz w:val="22"/>
       <w:szCs w:val="22"/>
-      <w:lang w:val="en-US" w:eastAsia="en-US"/>
+      <w:lang w:val="vi-VN" w:eastAsia="vi-VN"/>
     </w:rPr>
   </w:style>
   <w:style w:type="paragraph" w:styleId="Co9th">
@@ -31592,7 +31377,7 @@
     <w:rPr>
       <w:sz w:val="20"/>
       <w:szCs w:val="20"/>
-      <w:lang w:val="en-US" w:eastAsia="en-US"/>
+      <w:lang w:val="vi-VN" w:eastAsia="vi-VN"/>
     </w:rPr>
   </w:style>
   <w:style w:type="paragraph" w:styleId="StyleBodyTextVnArial11pt3">
@@ -31607,7 +31392,7 @@
       <w:rFonts w:ascii="Times New Roman" w:hAnsi="Times New Roman" w:eastAsia="SimSun" w:cs="Times New Roman"/>
       <w:b w:val="false"/>
       <w:szCs w:val="24"/>
-      <w:lang w:val="en-US"/>
+      <w:lang w:val="vi-VN"/>
     </w:rPr>
   </w:style>
   <w:style w:type="paragraph" w:styleId="InsertionNote">
@@ -31638,7 +31423,7 @@
       <w:color w:val="FF0000"/>
       <w:sz w:val="26"/>
       <w:szCs w:val="26"/>
-      <w:lang w:val="en-US" w:eastAsia="en-US"/>
+      <w:lang w:val="vi-VN" w:eastAsia="vi-VN"/>
     </w:rPr>
   </w:style>
   <w:style w:type="paragraph" w:styleId="MainItem">
@@ -31661,7 +31446,7 @@
       <w:rFonts w:ascii="Arial" w:hAnsi="Arial" w:cs="Arial"/>
       <w:sz w:val="40"/>
       <w:szCs w:val="26"/>
-      <w:lang w:val="en-US" w:eastAsia="en-US"/>
+      <w:lang w:val="vi-VN" w:eastAsia="vi-VN"/>
     </w:rPr>
   </w:style>
   <w:style w:type="paragraph" w:styleId="Normal-Bullet">
@@ -31680,7 +31465,7 @@
       <w:rFonts w:ascii="Arial" w:hAnsi="Arial" w:cs="Arial"/>
       <w:sz w:val="20"/>
       <w:szCs w:val="20"/>
-      <w:lang w:val="en-US" w:eastAsia="en-US"/>
+      <w:lang w:val="vi-VN" w:eastAsia="vi-VN"/>
     </w:rPr>
   </w:style>
   <w:style w:type="paragraph" w:styleId="SpeakerNotes">
@@ -31720,7 +31505,7 @@
       <w:color w:val="000000"/>
       <w:sz w:val="20"/>
       <w:szCs w:val="23"/>
-      <w:lang w:val="en-US" w:eastAsia="en-US"/>
+      <w:lang w:val="vi-VN" w:eastAsia="vi-VN"/>
     </w:rPr>
   </w:style>
   <w:style w:type="paragraph" w:styleId="Normal21">
@@ -31744,7 +31529,7 @@
       <w:rFonts w:ascii="Arial" w:hAnsi="Arial" w:cs="Arial"/>
       <w:sz w:val="20"/>
       <w:szCs w:val="20"/>
-      <w:lang w:val="en-US" w:eastAsia="en-US"/>
+      <w:lang w:val="vi-VN" w:eastAsia="vi-VN"/>
     </w:rPr>
   </w:style>
   <w:style w:type="paragraph" w:styleId="Normal2-Bullet">
@@ -31779,7 +31564,7 @@
       <w:rFonts w:ascii="Arial" w:hAnsi="Arial" w:cs="Arial"/>
       <w:sz w:val="18"/>
       <w:szCs w:val="18"/>
-      <w:lang w:val="en-US" w:eastAsia="en-US"/>
+      <w:lang w:val="vi-VN" w:eastAsia="vi-VN"/>
     </w:rPr>
   </w:style>
   <w:style w:type="paragraph" w:styleId="Tabletext1">
@@ -31796,7 +31581,7 @@
       <w:bCs/>
       <w:sz w:val="20"/>
       <w:szCs w:val="20"/>
-      <w:lang w:val="en-US" w:eastAsia="en-US"/>
+      <w:lang w:val="vi-VN" w:eastAsia="vi-VN"/>
     </w:rPr>
   </w:style>
   <w:style w:type="paragraph" w:styleId="Appendixheading1">
@@ -31817,7 +31602,7 @@
       <w:b/>
       <w:sz w:val="20"/>
       <w:szCs w:val="20"/>
-      <w:lang w:val="en-US" w:eastAsia="en-US"/>
+      <w:lang w:val="vi-VN" w:eastAsia="vi-VN"/>
     </w:rPr>
   </w:style>
   <w:style w:type="paragraph" w:styleId="Appendixheading2">
@@ -31856,7 +31641,7 @@
     </w:pPr>
     <w:rPr>
       <w:rFonts w:ascii="Arial" w:hAnsi="Arial" w:cs="Arial"/>
-      <w:lang w:val="en-US" w:eastAsia="en-US"/>
+      <w:lang w:val="vi-VN" w:eastAsia="vi-VN"/>
     </w:rPr>
   </w:style>
   <w:style w:type="paragraph" w:styleId="Normal-Bullet2">
@@ -31910,7 +31695,7 @@
       <w:caps/>
       <w:sz w:val="22"/>
       <w:szCs w:val="26"/>
-      <w:lang w:val="en-US" w:eastAsia="en-US"/>
+      <w:lang w:val="vi-VN" w:eastAsia="vi-VN"/>
     </w:rPr>
   </w:style>
   <w:style w:type="paragraph" w:styleId="HeadingC3L2">
@@ -31937,7 +31722,7 @@
       <w:w w:val="90"/>
       <w:sz w:val="22"/>
       <w:szCs w:val="36"/>
-      <w:lang w:val="en-US" w:eastAsia="en-US"/>
+      <w:lang w:val="vi-VN" w:eastAsia="vi-VN"/>
     </w:rPr>
   </w:style>
   <w:style w:type="paragraph" w:styleId="Heading3SS4">
@@ -31961,7 +31746,7 @@
       <w:color w:val="000000"/>
       <w:sz w:val="20"/>
       <w:szCs w:val="20"/>
-      <w:lang w:val="en-US"/>
+      <w:lang w:val="vi-VN"/>
     </w:rPr>
   </w:style>
   <w:style w:type="paragraph" w:styleId="Heading4SS4">
@@ -32154,7 +31939,7 @@
     </w:pPr>
     <w:rPr>
       <w:rFonts w:ascii="Arial" w:hAnsi="Arial" w:cs="Arial"/>
-      <w:lang w:val="en-US" w:eastAsia="en-US"/>
+      <w:lang w:val="vi-VN" w:eastAsia="vi-VN"/>
     </w:rPr>
   </w:style>
   <w:style w:type="paragraph" w:styleId="Stylemuc1ComplexArialComplex13pt1">
@@ -32295,7 +32080,7 @@
       <w:b/>
       <w:sz w:val="26"/>
       <w:szCs w:val="20"/>
-      <w:lang w:val="en-GB" w:eastAsia="en-US"/>
+      <w:lang w:val="en-GB" w:eastAsia="vi-VN"/>
     </w:rPr>
   </w:style>
   <w:style w:type="paragraph" w:styleId="FAATableText">
@@ -32310,7 +32095,7 @@
       <w:rFonts w:ascii="Arial Narrow" w:hAnsi="Arial Narrow" w:eastAsia="Calibri" w:cs="Arial Narrow"/>
       <w:sz w:val="20"/>
       <w:szCs w:val="20"/>
-      <w:lang w:val="en-US"/>
+      <w:lang w:val="vi-VN"/>
     </w:rPr>
   </w:style>
   <w:style w:type="paragraph" w:styleId="StyleHeading213ptJustifiedBefore0ptAfter0pt">
@@ -32442,7 +32227,7 @@
       <w:color w:val="FF0000"/>
       <w:sz w:val="22"/>
       <w:szCs w:val="22"/>
-      <w:lang w:val="en-US"/>
+      <w:lang w:val="vi-VN"/>
     </w:rPr>
   </w:style>
   <w:style w:type="paragraph" w:styleId="StyleStyleHeading213ptJustifiedBefore0ptAfter0pt">
@@ -32814,7 +32599,7 @@
       <w:bCs/>
       <w:sz w:val="26"/>
       <w:szCs w:val="26"/>
-      <w:lang w:val="en-US"/>
+      <w:lang w:val="vi-VN"/>
     </w:rPr>
   </w:style>
   <w:style w:type="paragraph" w:styleId="CharCharCharCharCharCharCharCharChar">
@@ -32837,7 +32622,7 @@
       <w:jc w:val="both"/>
     </w:pPr>
     <w:rPr>
-      <w:lang w:val="vi-VN" w:eastAsia="en-US"/>
+      <w:lang w:val="vi-VN" w:eastAsia="vi-VN"/>
     </w:rPr>
   </w:style>
   <w:style w:type="paragraph" w:styleId="Nidung">
@@ -32932,7 +32717,7 @@
       <w:color w:val="auto"/>
       <w:sz w:val="24"/>
       <w:szCs w:val="24"/>
-      <w:lang w:bidi="ar-SA" w:val="en-US" w:eastAsia="zh-CN"/>
+      <w:lang w:val="en-US" w:bidi="ar-SA" w:eastAsia="zh-CN"/>
     </w:rPr>
   </w:style>
   <w:style w:type="paragraph" w:styleId="Quydinhchung">
@@ -32950,7 +32735,7 @@
       <w:color w:val="auto"/>
       <w:sz w:val="24"/>
       <w:szCs w:val="24"/>
-      <w:lang w:bidi="ar-SA" w:val="en-US" w:eastAsia="zh-CN"/>
+      <w:lang w:val="en-US" w:bidi="ar-SA" w:eastAsia="zh-CN"/>
     </w:rPr>
   </w:style>
   <w:style w:type="paragraph" w:styleId="coditab">
@@ -32981,7 +32766,7 @@
       <w:color w:val="auto"/>
       <w:sz w:val="28"/>
       <w:szCs w:val="28"/>
-      <w:lang w:bidi="ar-SA" w:val="en-US" w:eastAsia="zh-CN"/>
+      <w:lang w:val="en-US" w:bidi="ar-SA" w:eastAsia="zh-CN"/>
     </w:rPr>
   </w:style>
   <w:style w:type="paragraph" w:styleId="Char2">
@@ -33012,7 +32797,7 @@
       <w:sz w:val="20"/>
       <w:szCs w:val="20"/>
       <w:shd w:fill="FFFFFF" w:val="clear"/>
-      <w:lang w:val="en-US"/>
+      <w:lang w:val="vi-VN"/>
     </w:rPr>
   </w:style>
   <w:style w:type="paragraph" w:styleId="Heading111">
@@ -33031,7 +32816,7 @@
       <w:sz w:val="20"/>
       <w:szCs w:val="20"/>
       <w:shd w:fill="FFFFFF" w:val="clear"/>
-      <w:lang w:val="en-US"/>
+      <w:lang w:val="vi-VN"/>
     </w:rPr>
   </w:style>
   <w:style w:type="paragraph" w:styleId="Bodytext1101">
@@ -33048,7 +32833,7 @@
       <w:sz w:val="20"/>
       <w:szCs w:val="20"/>
       <w:shd w:fill="FFFFFF" w:val="clear"/>
-      <w:lang w:val="en-US"/>
+      <w:lang w:val="vi-VN"/>
     </w:rPr>
   </w:style>
   <w:style w:type="paragraph" w:styleId="Bodytext215">
@@ -33067,7 +32852,7 @@
       <w:bCs/>
       <w:sz w:val="20"/>
       <w:szCs w:val="20"/>
-      <w:lang w:val="en-US"/>
+      <w:lang w:val="vi-VN"/>
     </w:rPr>
   </w:style>
   <w:style w:type="paragraph" w:styleId="Bodytext35">
@@ -33085,7 +32870,7 @@
       <w:sz w:val="26"/>
       <w:szCs w:val="26"/>
       <w:shd w:fill="FFFFFF" w:val="clear"/>
-      <w:lang w:val="en-US"/>
+      <w:lang w:val="vi-VN"/>
     </w:rPr>
   </w:style>
   <w:style w:type="paragraph" w:styleId="Headerorfooter11">
@@ -33101,7 +32886,7 @@
       <w:sz w:val="20"/>
       <w:szCs w:val="20"/>
       <w:shd w:fill="FFFFFF" w:val="clear"/>
-      <w:lang w:val="en-US"/>
+      <w:lang w:val="vi-VN"/>
     </w:rPr>
   </w:style>
   <w:style w:type="paragraph" w:styleId="Bodytext43">
@@ -33122,7 +32907,7 @@
       <w:sz w:val="22"/>
       <w:szCs w:val="22"/>
       <w:shd w:fill="FFFFFF" w:val="clear"/>
-      <w:lang w:val="en-US"/>
+      <w:lang w:val="vi-VN"/>
     </w:rPr>
   </w:style>
   <w:style w:type="paragraph" w:styleId="Bodytext52">
@@ -33141,7 +32926,7 @@
       <w:sz w:val="18"/>
       <w:szCs w:val="18"/>
       <w:shd w:fill="FFFFFF" w:val="clear"/>
-      <w:lang w:val="en-US"/>
+      <w:lang w:val="vi-VN"/>
     </w:rPr>
   </w:style>
   <w:style w:type="paragraph" w:styleId="Tablecaption11">
@@ -33158,7 +32943,7 @@
       <w:sz w:val="20"/>
       <w:szCs w:val="20"/>
       <w:shd w:fill="FFFFFF" w:val="clear"/>
-      <w:lang w:val="en-US"/>
+      <w:lang w:val="vi-VN"/>
     </w:rPr>
   </w:style>
   <w:style w:type="paragraph" w:styleId="Tablecaption211">
@@ -33176,7 +32961,7 @@
       <w:sz w:val="20"/>
       <w:szCs w:val="20"/>
       <w:shd w:fill="FFFFFF" w:val="clear"/>
-      <w:lang w:val="en-US" w:eastAsia="en-US"/>
+      <w:lang w:val="vi-VN" w:eastAsia="vi-VN"/>
     </w:rPr>
   </w:style>
   <w:style w:type="paragraph" w:styleId="Bodytext62">
@@ -33192,7 +32977,7 @@
       <w:sz w:val="20"/>
       <w:szCs w:val="20"/>
       <w:shd w:fill="FFFFFF" w:val="clear"/>
-      <w:lang w:val="en-US"/>
+      <w:lang w:val="vi-VN"/>
     </w:rPr>
   </w:style>
   <w:style w:type="paragraph" w:styleId="Bodytext72">
@@ -33208,7 +32993,7 @@
       <w:sz w:val="22"/>
       <w:szCs w:val="22"/>
       <w:shd w:fill="FFFFFF" w:val="clear"/>
-      <w:lang w:val="en-US"/>
+      <w:lang w:val="vi-VN"/>
     </w:rPr>
   </w:style>
   <w:style w:type="paragraph" w:styleId="Bodytext82">
@@ -33224,7 +33009,7 @@
       <w:sz w:val="20"/>
       <w:szCs w:val="20"/>
       <w:shd w:fill="FFFFFF" w:val="clear"/>
-      <w:lang w:val="en-US"/>
+      <w:lang w:val="vi-VN"/>
     </w:rPr>
   </w:style>
   <w:style w:type="paragraph" w:styleId="Tablecaption311">
@@ -33242,7 +33027,7 @@
       <w:sz w:val="20"/>
       <w:szCs w:val="20"/>
       <w:shd w:fill="FFFFFF" w:val="clear"/>
-      <w:lang w:val="en-US"/>
+      <w:lang w:val="vi-VN"/>
     </w:rPr>
   </w:style>
   <w:style w:type="paragraph" w:styleId="Tablecaption41">
@@ -33261,7 +33046,7 @@
       <w:sz w:val="10"/>
       <w:szCs w:val="10"/>
       <w:shd w:fill="FFFFFF" w:val="clear"/>
-      <w:lang w:val="en-US" w:eastAsia="en-US"/>
+      <w:lang w:val="vi-VN" w:eastAsia="vi-VN"/>
     </w:rPr>
   </w:style>
   <w:style w:type="paragraph" w:styleId="Bodytext92">
@@ -33277,7 +33062,7 @@
       <w:sz w:val="23"/>
       <w:szCs w:val="23"/>
       <w:shd w:fill="FFFFFF" w:val="clear"/>
-      <w:lang w:val="en-US"/>
+      <w:lang w:val="vi-VN"/>
     </w:rPr>
   </w:style>
   <w:style w:type="paragraph" w:styleId="Bodytext102">
@@ -33293,7 +33078,7 @@
       <w:sz w:val="23"/>
       <w:szCs w:val="23"/>
       <w:shd w:fill="FFFFFF" w:val="clear"/>
-      <w:lang w:val="en-US"/>
+      <w:lang w:val="vi-VN"/>
     </w:rPr>
   </w:style>
   <w:style w:type="paragraph" w:styleId="Bodytext112">
@@ -33309,7 +33094,7 @@
       <w:sz w:val="25"/>
       <w:szCs w:val="25"/>
       <w:shd w:fill="FFFFFF" w:val="clear"/>
-      <w:lang w:val="en-US"/>
+      <w:lang w:val="vi-VN"/>
     </w:rPr>
   </w:style>
   <w:style w:type="paragraph" w:styleId="Bodytext122">
@@ -33325,7 +33110,7 @@
       <w:sz w:val="23"/>
       <w:szCs w:val="23"/>
       <w:shd w:fill="FFFFFF" w:val="clear"/>
-      <w:lang w:val="en-US"/>
+      <w:lang w:val="vi-VN"/>
     </w:rPr>
   </w:style>
   <w:style w:type="paragraph" w:styleId="Bodytext132">
@@ -33342,7 +33127,7 @@
       <w:sz w:val="23"/>
       <w:szCs w:val="23"/>
       <w:shd w:fill="FFFFFF" w:val="clear"/>
-      <w:lang w:val="en-US"/>
+      <w:lang w:val="vi-VN"/>
     </w:rPr>
   </w:style>
   <w:style w:type="paragraph" w:styleId="Bodytext142">
@@ -33358,7 +33143,7 @@
       <w:sz w:val="23"/>
       <w:szCs w:val="23"/>
       <w:shd w:fill="FFFFFF" w:val="clear"/>
-      <w:lang w:val="en-US"/>
+      <w:lang w:val="vi-VN"/>
     </w:rPr>
   </w:style>
   <w:style w:type="paragraph" w:styleId="Bodytext152">
@@ -33374,7 +33159,7 @@
       <w:sz w:val="23"/>
       <w:szCs w:val="23"/>
       <w:shd w:fill="FFFFFF" w:val="clear"/>
-      <w:lang w:val="en-US"/>
+      <w:lang w:val="vi-VN"/>
     </w:rPr>
   </w:style>
   <w:style w:type="paragraph" w:styleId="Bodytext162">
@@ -33390,7 +33175,7 @@
       <w:sz w:val="23"/>
       <w:szCs w:val="23"/>
       <w:shd w:fill="FFFFFF" w:val="clear"/>
-      <w:lang w:val="en-US"/>
+      <w:lang w:val="vi-VN"/>
     </w:rPr>
   </w:style>
   <w:style w:type="paragraph" w:styleId="Bodytext172">
@@ -33406,7 +33191,7 @@
       <w:sz w:val="23"/>
       <w:szCs w:val="23"/>
       <w:shd w:fill="FFFFFF" w:val="clear"/>
-      <w:lang w:val="en-US"/>
+      <w:lang w:val="vi-VN"/>
     </w:rPr>
   </w:style>
   <w:style w:type="paragraph" w:styleId="Bodytext182">
@@ -33422,7 +33207,7 @@
       <w:sz w:val="23"/>
       <w:szCs w:val="23"/>
       <w:shd w:fill="FFFFFF" w:val="clear"/>
-      <w:lang w:val="en-US"/>
+      <w:lang w:val="vi-VN"/>
     </w:rPr>
   </w:style>
   <w:style w:type="paragraph" w:styleId="Bodytext192">
@@ -33439,7 +33224,7 @@
       <w:sz w:val="23"/>
       <w:szCs w:val="23"/>
       <w:shd w:fill="FFFFFF" w:val="clear"/>
-      <w:lang w:val="en-US"/>
+      <w:lang w:val="vi-VN"/>
     </w:rPr>
   </w:style>
   <w:style w:type="paragraph" w:styleId="Bodytext202">
@@ -33456,7 +33241,7 @@
       <w:sz w:val="23"/>
       <w:szCs w:val="23"/>
       <w:shd w:fill="FFFFFF" w:val="clear"/>
-      <w:lang w:val="en-US"/>
+      <w:lang w:val="vi-VN"/>
     </w:rPr>
   </w:style>
   <w:style w:type="paragraph" w:styleId="Bodytext216">
@@ -33473,7 +33258,7 @@
       <w:sz w:val="23"/>
       <w:szCs w:val="23"/>
       <w:shd w:fill="FFFFFF" w:val="clear"/>
-      <w:lang w:val="en-US"/>
+      <w:lang w:val="vi-VN"/>
     </w:rPr>
   </w:style>
   <w:style w:type="paragraph" w:styleId="Bodytext224">
@@ -33490,7 +33275,7 @@
       <w:sz w:val="22"/>
       <w:szCs w:val="22"/>
       <w:shd w:fill="FFFFFF" w:val="clear"/>
-      <w:lang w:val="en-US"/>
+      <w:lang w:val="vi-VN"/>
     </w:rPr>
   </w:style>
   <w:style w:type="paragraph" w:styleId="Bodytext233">
@@ -33507,7 +33292,7 @@
       <w:sz w:val="22"/>
       <w:szCs w:val="22"/>
       <w:shd w:fill="FFFFFF" w:val="clear"/>
-      <w:lang w:val="en-US"/>
+      <w:lang w:val="vi-VN"/>
     </w:rPr>
   </w:style>
   <w:style w:type="paragraph" w:styleId="Bodytext242">
@@ -33523,7 +33308,7 @@
       <w:sz w:val="20"/>
       <w:szCs w:val="20"/>
       <w:shd w:fill="FFFFFF" w:val="clear"/>
-      <w:lang w:val="en-US"/>
+      <w:lang w:val="vi-VN"/>
     </w:rPr>
   </w:style>
   <w:style w:type="paragraph" w:styleId="Bodytext252">
@@ -33540,7 +33325,7 @@
       <w:sz w:val="22"/>
       <w:szCs w:val="22"/>
       <w:shd w:fill="FFFFFF" w:val="clear"/>
-      <w:lang w:val="en-US"/>
+      <w:lang w:val="vi-VN"/>
     </w:rPr>
   </w:style>
   <w:style w:type="paragraph" w:styleId="Bodytext261">
@@ -33557,7 +33342,7 @@
       <w:sz w:val="12"/>
       <w:szCs w:val="12"/>
       <w:shd w:fill="FFFFFF" w:val="clear"/>
-      <w:lang w:val="en-US" w:eastAsia="en-US"/>
+      <w:lang w:val="vi-VN" w:eastAsia="vi-VN"/>
     </w:rPr>
   </w:style>
   <w:style w:type="paragraph" w:styleId="Bodytext271">
@@ -33573,7 +33358,7 @@
       <w:sz w:val="23"/>
       <w:szCs w:val="23"/>
       <w:shd w:fill="FFFFFF" w:val="clear"/>
-      <w:lang w:val="en-US"/>
+      <w:lang w:val="vi-VN"/>
     </w:rPr>
   </w:style>
   <w:style w:type="paragraph" w:styleId="Bodytext281">
@@ -33590,7 +33375,7 @@
       <w:sz w:val="23"/>
       <w:szCs w:val="23"/>
       <w:shd w:fill="FFFFFF" w:val="clear"/>
-      <w:lang w:val="en-US"/>
+      <w:lang w:val="vi-VN"/>
     </w:rPr>
   </w:style>
   <w:style w:type="paragraph" w:styleId="Bodytext291">
@@ -33606,7 +33391,7 @@
       <w:sz w:val="23"/>
       <w:szCs w:val="23"/>
       <w:shd w:fill="FFFFFF" w:val="clear"/>
-      <w:lang w:val="en-US"/>
+      <w:lang w:val="vi-VN"/>
     </w:rPr>
   </w:style>
   <w:style w:type="paragraph" w:styleId="Bodytext301">
@@ -33623,7 +33408,7 @@
       <w:sz w:val="23"/>
       <w:szCs w:val="23"/>
       <w:shd w:fill="FFFFFF" w:val="clear"/>
-      <w:lang w:val="en-US"/>
+      <w:lang w:val="vi-VN"/>
     </w:rPr>
   </w:style>
   <w:style w:type="paragraph" w:styleId="Bodytext311">
@@ -33640,7 +33425,7 @@
       <w:sz w:val="22"/>
       <w:szCs w:val="22"/>
       <w:shd w:fill="FFFFFF" w:val="clear"/>
-      <w:lang w:val="en-US"/>
+      <w:lang w:val="vi-VN"/>
     </w:rPr>
   </w:style>
   <w:style w:type="paragraph" w:styleId="Bodytext321">
@@ -33656,7 +33441,7 @@
       <w:sz w:val="23"/>
       <w:szCs w:val="23"/>
       <w:shd w:fill="FFFFFF" w:val="clear"/>
-      <w:lang w:val="en-US"/>
+      <w:lang w:val="vi-VN"/>
     </w:rPr>
   </w:style>
   <w:style w:type="paragraph" w:styleId="Heading123">
@@ -33674,7 +33459,7 @@
       <w:sz w:val="20"/>
       <w:szCs w:val="20"/>
       <w:shd w:fill="FFFFFF" w:val="clear"/>
-      <w:lang w:val="en-US"/>
+      <w:lang w:val="vi-VN"/>
     </w:rPr>
   </w:style>
   <w:style w:type="paragraph" w:styleId="Heading212">
@@ -33694,7 +33479,7 @@
       <w:sz w:val="20"/>
       <w:szCs w:val="20"/>
       <w:shd w:fill="FFFFFF" w:val="clear"/>
-      <w:lang w:val="en-US"/>
+      <w:lang w:val="vi-VN"/>
     </w:rPr>
   </w:style>
   <w:style w:type="paragraph" w:styleId="Tablecaption51">
@@ -33714,7 +33499,7 @@
       <w:sz w:val="8"/>
       <w:szCs w:val="8"/>
       <w:shd w:fill="FFFFFF" w:val="clear"/>
-      <w:lang w:val="en-US" w:eastAsia="en-US"/>
+      <w:lang w:val="vi-VN" w:eastAsia="vi-VN"/>
     </w:rPr>
   </w:style>
   <w:style w:type="paragraph" w:styleId="Tablecaption61">
@@ -33731,7 +33516,7 @@
       <w:sz w:val="22"/>
       <w:szCs w:val="22"/>
       <w:shd w:fill="FFFFFF" w:val="clear"/>
-      <w:lang w:val="en-US" w:eastAsia="en-US"/>
+      <w:lang w:val="vi-VN" w:eastAsia="vi-VN"/>
     </w:rPr>
   </w:style>
   <w:style w:type="paragraph" w:styleId="Tablecaption71">
@@ -33748,7 +33533,7 @@
       <w:sz w:val="20"/>
       <w:szCs w:val="20"/>
       <w:shd w:fill="FFFFFF" w:val="clear"/>
-      <w:lang w:val="en-US" w:eastAsia="en-US"/>
+      <w:lang w:val="vi-VN" w:eastAsia="vi-VN"/>
     </w:rPr>
   </w:style>
   <w:style w:type="paragraph" w:styleId="msonormal">
@@ -38416,7 +38201,7 @@
       <w:color w:val="auto"/>
       <w:sz w:val="24"/>
       <w:szCs w:val="24"/>
-      <w:lang w:val="vi-VN" w:bidi="ar-SA" w:eastAsia="zh-CN"/>
+      <w:lang w:bidi="ar-SA" w:val="vi-VN" w:eastAsia="zh-CN"/>
     </w:rPr>
   </w:style>
   <w:style w:type="paragraph" w:styleId="Tenchitieu">
@@ -38599,7 +38384,7 @@
       <w:color w:val="auto"/>
       <w:sz w:val="20"/>
       <w:szCs w:val="20"/>
-      <w:lang w:bidi="ar-SA" w:val="en-US" w:eastAsia="zh-CN"/>
+      <w:lang w:val="en-US" w:bidi="ar-SA" w:eastAsia="zh-CN"/>
     </w:rPr>
   </w:style>
   <w:style w:type="paragraph" w:styleId="heading51">
@@ -38689,7 +38474,7 @@
     <w:rPr>
       <w:rFonts w:ascii="Times New Roman" w:hAnsi="Times New Roman" w:cs="Times New Roman"/>
       <w:sz w:val="28"/>
-      <w:lang w:val="en-US"/>
+      <w:lang w:val="vi-VN"/>
     </w:rPr>
   </w:style>
   <w:style w:type="paragraph" w:styleId="CM21">
@@ -38778,7 +38563,7 @@
       <w:iCs w:val="false"/>
       <w:sz w:val="24"/>
       <w:szCs w:val="24"/>
-      <w:lang w:val="en-US"/>
+      <w:lang w:val="vi-VN"/>
     </w:rPr>
   </w:style>
   <w:style w:type="paragraph" w:styleId="248">
@@ -38812,7 +38597,7 @@
       <w:rFonts w:ascii="Arial" w:hAnsi="Arial" w:cs="Arial"/>
       <w:sz w:val="24"/>
       <w:szCs w:val="24"/>
-      <w:lang w:val="en-US"/>
+      <w:lang w:val="vi-VN"/>
     </w:rPr>
   </w:style>
   <w:style w:type="paragraph" w:styleId="A11">
@@ -38947,7 +38732,7 @@
       <w:rFonts w:ascii="Arial" w:hAnsi="Arial" w:cs="Arial"/>
       <w:sz w:val="24"/>
       <w:szCs w:val="20"/>
-      <w:lang w:val="en-US"/>
+      <w:lang w:val="vi-VN"/>
     </w:rPr>
   </w:style>
   <w:style w:type="paragraph" w:styleId="Congthuc">
@@ -39062,7 +38847,7 @@
       <w:rFonts w:ascii="Arial" w:hAnsi="Arial" w:cs="Arial"/>
       <w:sz w:val="24"/>
       <w:szCs w:val="24"/>
-      <w:lang w:val="en-US"/>
+      <w:lang w:val="vi-VN"/>
     </w:rPr>
   </w:style>
   <w:style w:type="paragraph" w:styleId="0Bang">
@@ -39074,7 +38859,7 @@
       <w:jc w:val="center"/>
     </w:pPr>
     <w:rPr>
-      <w:lang w:val="en-US"/>
+      <w:lang w:val="vi-VN"/>
     </w:rPr>
   </w:style>
   <w:style w:type="paragraph" w:styleId="368">
@@ -39302,7 +39087,7 @@
       <w:b/>
       <w:i/>
       <w:szCs w:val="28"/>
-      <w:lang w:val="en-US"/>
+      <w:lang w:val="vi-VN"/>
     </w:rPr>
   </w:style>
   <w:style w:type="paragraph" w:styleId="Style168Left23cmHanging12cmBefore3pt">
@@ -39445,7 +39230,7 @@
       <w:b/>
       <w:sz w:val="24"/>
       <w:szCs w:val="22"/>
-      <w:lang w:val="en-US"/>
+      <w:lang w:val="vi-VN"/>
     </w:rPr>
   </w:style>
   <w:style w:type="paragraph" w:styleId="BPhanMucluc">
@@ -39468,7 +39253,7 @@
       <w:spacing w:val="0"/>
       <w:sz w:val="24"/>
       <w:szCs w:val="22"/>
-      <w:lang w:val="en-US"/>
+      <w:lang w:val="vi-VN"/>
     </w:rPr>
   </w:style>
   <w:style w:type="paragraph" w:styleId="Angoaccongthuc">
@@ -39841,7 +39626,7 @@
       <w:color w:val="auto"/>
       <w:sz w:val="28"/>
       <w:szCs w:val="28"/>
-      <w:lang w:bidi="ar-SA" w:val="en-US" w:eastAsia="zh-CN"/>
+      <w:lang w:val="en-US" w:bidi="ar-SA" w:eastAsia="zh-CN"/>
     </w:rPr>
   </w:style>
   <w:style w:type="paragraph" w:styleId="preamble">
@@ -39950,7 +39735,7 @@
       <w:color w:val="auto"/>
       <w:sz w:val="24"/>
       <w:szCs w:val="24"/>
-      <w:lang w:bidi="ar-SA" w:val="en-US" w:eastAsia="zh-CN"/>
+      <w:lang w:val="en-US" w:bidi="ar-SA" w:eastAsia="zh-CN"/>
     </w:rPr>
   </w:style>
   <w:style w:type="paragraph" w:styleId="cover1">
@@ -39967,7 +39752,7 @@
       <w:color w:val="auto"/>
       <w:sz w:val="28"/>
       <w:szCs w:val="28"/>
-      <w:lang w:bidi="ar-SA" w:val="en-US" w:eastAsia="zh-CN"/>
+      <w:lang w:val="en-US" w:bidi="ar-SA" w:eastAsia="zh-CN"/>
     </w:rPr>
   </w:style>
   <w:style w:type="paragraph" w:styleId="cover2">
@@ -40414,7 +40199,7 @@
       <w:rFonts w:ascii="Arial" w:hAnsi="Arial" w:eastAsia="MS Mincho" w:cs="Arial"/>
       <w:sz w:val="24"/>
       <w:szCs w:val="24"/>
-      <w:lang w:val="en-US"/>
+      <w:lang w:val="vi-VN"/>
     </w:rPr>
   </w:style>
   <w:style w:type="paragraph" w:styleId="NORMALa">
@@ -40526,7 +40311,7 @@
       <w:color w:val="auto"/>
       <w:sz w:val="22"/>
       <w:szCs w:val="22"/>
-      <w:lang w:bidi="ar-SA" w:val="en-US" w:eastAsia="zh-CN"/>
+      <w:lang w:val="en-US" w:bidi="ar-SA" w:eastAsia="zh-CN"/>
     </w:rPr>
   </w:style>
   <w:style w:type="paragraph" w:styleId="tableindent">
@@ -40559,7 +40344,7 @@
       <w:color w:val="auto"/>
       <w:sz w:val="24"/>
       <w:szCs w:val="24"/>
-      <w:lang w:bidi="ar-SA" w:val="en-US" w:eastAsia="zh-CN"/>
+      <w:lang w:val="en-US" w:bidi="ar-SA" w:eastAsia="zh-CN"/>
     </w:rPr>
   </w:style>
   <w:style w:type="paragraph" w:styleId="TENCHUONG2">
@@ -40578,7 +40363,7 @@
       <w:color w:val="auto"/>
       <w:sz w:val="24"/>
       <w:szCs w:val="24"/>
-      <w:lang w:bidi="ar-SA" w:val="en-US" w:eastAsia="zh-CN"/>
+      <w:lang w:val="en-US" w:bidi="ar-SA" w:eastAsia="zh-CN"/>
     </w:rPr>
   </w:style>
   <w:style w:type="paragraph" w:styleId="111reindent">
@@ -40726,7 +40511,7 @@
       <w:color w:val="auto"/>
       <w:sz w:val="32"/>
       <w:szCs w:val="32"/>
-      <w:lang w:bidi="ar-SA" w:val="en-US" w:eastAsia="zh-CN"/>
+      <w:lang w:val="en-US" w:bidi="ar-SA" w:eastAsia="zh-CN"/>
     </w:rPr>
   </w:style>
   <w:style w:type="paragraph" w:styleId="aindent">
@@ -40761,7 +40546,7 @@
       <w:color w:val="auto"/>
       <w:sz w:val="24"/>
       <w:szCs w:val="24"/>
-      <w:lang w:bidi="ar-SA" w:val="en-US" w:eastAsia="zh-CN"/>
+      <w:lang w:val="en-US" w:bidi="ar-SA" w:eastAsia="zh-CN"/>
     </w:rPr>
   </w:style>
   <w:style w:type="paragraph" w:styleId="iindent">
@@ -40821,7 +40606,7 @@
       <w:color w:val="auto"/>
       <w:sz w:val="24"/>
       <w:szCs w:val="24"/>
-      <w:lang w:bidi="ar-SA" w:val="en-US" w:eastAsia="zh-CN"/>
+      <w:lang w:val="en-US" w:bidi="ar-SA" w:eastAsia="zh-CN"/>
     </w:rPr>
   </w:style>
   <w:style w:type="paragraph" w:styleId="content11">
@@ -40855,7 +40640,7 @@
       <w:color w:val="auto"/>
       <w:sz w:val="24"/>
       <w:szCs w:val="24"/>
-      <w:lang w:bidi="ar-SA" w:val="en-US" w:eastAsia="zh-CN"/>
+      <w:lang w:val="en-US" w:bidi="ar-SA" w:eastAsia="zh-CN"/>
     </w:rPr>
   </w:style>
   <w:style w:type="paragraph" w:styleId="Footer2">
@@ -40871,7 +40656,7 @@
       <w:color w:val="auto"/>
       <w:sz w:val="24"/>
       <w:szCs w:val="24"/>
-      <w:lang w:bidi="ar-SA" w:val="en-US" w:eastAsia="zh-CN"/>
+      <w:lang w:val="en-US" w:bidi="ar-SA" w:eastAsia="zh-CN"/>
     </w:rPr>
   </w:style>
   <w:style w:type="paragraph" w:styleId="gridtable">
@@ -40902,7 +40687,7 @@
       <w:color w:val="auto"/>
       <w:sz w:val="24"/>
       <w:szCs w:val="24"/>
-      <w:lang w:bidi="ar-SA" w:val="en-US" w:eastAsia="zh-CN"/>
+      <w:lang w:val="en-US" w:bidi="ar-SA" w:eastAsia="zh-CN"/>
     </w:rPr>
   </w:style>
   <w:style w:type="paragraph" w:styleId="Header2">
@@ -40919,7 +40704,7 @@
       <w:color w:val="auto"/>
       <w:sz w:val="24"/>
       <w:szCs w:val="24"/>
-      <w:lang w:bidi="ar-SA" w:val="en-US" w:eastAsia="zh-CN"/>
+      <w:lang w:val="en-US" w:bidi="ar-SA" w:eastAsia="zh-CN"/>
     </w:rPr>
   </w:style>
   <w:style w:type="paragraph" w:styleId="normalleft01">
@@ -40974,7 +40759,7 @@
       <w:color w:val="auto"/>
       <w:sz w:val="24"/>
       <w:szCs w:val="24"/>
-      <w:lang w:bidi="ar-SA" w:val="en-US" w:eastAsia="zh-CN"/>
+      <w:lang w:val="en-US" w:bidi="ar-SA" w:eastAsia="zh-CN"/>
     </w:rPr>
   </w:style>
   <w:style w:type="paragraph" w:styleId="Char1CharCharCharCharCharChar">
@@ -41044,7 +40829,7 @@
       <w:color w:val="auto"/>
       <w:sz w:val="20"/>
       <w:szCs w:val="20"/>
-      <w:lang w:eastAsia="ko-KR" w:bidi="ar-SA" w:val="en-US"/>
+      <w:lang w:val="en-US" w:eastAsia="ko-KR" w:bidi="ar-SA"/>
     </w:rPr>
   </w:style>
   <w:style w:type="paragraph" w:styleId="heading2-p">
@@ -41131,7 +40916,7 @@
       <w:spacing w:val="-2"/>
       <w:sz w:val="26"/>
       <w:szCs w:val="20"/>
-      <w:lang w:val="en-US"/>
+      <w:lang w:val="vi-VN"/>
     </w:rPr>
   </w:style>
   <w:style w:type="paragraph" w:styleId="f">
@@ -41168,7 +40953,7 @@
     <w:rPr>
       <w:sz w:val="26"/>
       <w:szCs w:val="26"/>
-      <w:lang w:val="en-US" w:eastAsia="en-US"/>
+      <w:lang w:val="vi-VN" w:eastAsia="vi-VN"/>
     </w:rPr>
   </w:style>
   <w:style w:type="paragraph" w:styleId="Tiu31">
@@ -41186,7 +40971,7 @@
       <w:bCs/>
       <w:sz w:val="26"/>
       <w:szCs w:val="26"/>
-      <w:lang w:val="en-US" w:eastAsia="en-US"/>
+      <w:lang w:val="vi-VN" w:eastAsia="vi-VN"/>
     </w:rPr>
   </w:style>
   <w:style w:type="paragraph" w:styleId="Khc1">
@@ -41201,7 +40986,7 @@
     <w:rPr>
       <w:sz w:val="26"/>
       <w:szCs w:val="26"/>
-      <w:lang w:val="en-US" w:eastAsia="en-US"/>
+      <w:lang w:val="vi-VN" w:eastAsia="vi-VN"/>
     </w:rPr>
   </w:style>
   <w:style w:type="paragraph" w:styleId="Chthchnh1">
@@ -41216,7 +41001,7 @@
     <w:rPr>
       <w:sz w:val="26"/>
       <w:szCs w:val="26"/>
-      <w:lang w:val="en-US" w:eastAsia="en-US"/>
+      <w:lang w:val="vi-VN" w:eastAsia="vi-VN"/>
     </w:rPr>
   </w:style>
   <w:style w:type="paragraph" w:styleId="Other1">
@@ -41233,7 +41018,7 @@
       <w:sz w:val="26"/>
       <w:szCs w:val="26"/>
       <w:shd w:fill="FFFFFF" w:val="clear"/>
-      <w:lang w:val="en-US" w:eastAsia="en-US"/>
+      <w:lang w:val="vi-VN" w:eastAsia="vi-VN"/>
     </w:rPr>
   </w:style>
   <w:style w:type="paragraph" w:styleId="Picturecaption1">
@@ -41250,7 +41035,7 @@
       <w:sz w:val="26"/>
       <w:szCs w:val="26"/>
       <w:shd w:fill="FFFFFF" w:val="clear"/>
-      <w:lang w:val="en-US" w:eastAsia="en-US"/>
+      <w:lang w:val="vi-VN" w:eastAsia="vi-VN"/>
     </w:rPr>
   </w:style>
   <w:style w:type="paragraph" w:styleId="Ghichcuitrang1">
@@ -41293,7 +41078,7 @@
       <w:bCs/>
       <w:sz w:val="18"/>
       <w:szCs w:val="18"/>
-      <w:lang w:val="en-US" w:eastAsia="en-US"/>
+      <w:lang w:val="vi-VN" w:eastAsia="vi-VN"/>
     </w:rPr>
   </w:style>
   <w:style w:type="paragraph" w:styleId="Tiu21">
@@ -41310,7 +41095,7 @@
       <w:iCs/>
       <w:sz w:val="34"/>
       <w:szCs w:val="34"/>
-      <w:lang w:val="en-US" w:eastAsia="en-US"/>
+      <w:lang w:val="vi-VN" w:eastAsia="vi-VN"/>
     </w:rPr>
   </w:style>
   <w:style w:type="paragraph" w:styleId="Chthchbng1">
@@ -41324,7 +41109,7 @@
     <w:rPr>
       <w:sz w:val="26"/>
       <w:szCs w:val="26"/>
-      <w:lang w:val="en-US" w:eastAsia="en-US"/>
+      <w:lang w:val="vi-VN" w:eastAsia="vi-VN"/>
     </w:rPr>
   </w:style>
   <w:style w:type="paragraph" w:styleId="Tiu11">
@@ -41343,7 +41128,7 @@
       <w:sz w:val="36"/>
       <w:szCs w:val="36"/>
       <w:shd w:fill="FFFFFF" w:val="clear"/>
-      <w:lang w:val="en-US" w:eastAsia="en-US"/>
+      <w:lang w:val="vi-VN" w:eastAsia="vi-VN"/>
     </w:rPr>
   </w:style>
   <w:style w:type="numbering" w:styleId="WW8Num1">
@@ -41481,7 +41266,7 @@
 </w:styles>
 </file>
 
-<file path=./word/theme/theme1.xml><?xml version="1.0" encoding="utf-8"?>
+<file path=word/theme/theme1.xml><?xml version="1.0" encoding="utf-8"?>
 <a:theme xmlns:a="http://schemas.openxmlformats.org/drawingml/2006/main" xmlns:r="http://schemas.openxmlformats.org/officeDocument/2006/relationships" name="Office">
   <a:themeElements>
     <a:clrScheme name="LibreOffice">
